--- a/prompts_page4.docx
+++ b/prompts_page4.docx
@@ -82,51 +82,7 @@
           <w:szCs w:val="24"/>
           <w:lang w:eastAsia="zh-CN"/>
         </w:rPr>
-        <w:t>ACTA (</w:t>
-      </w:r>
-      <w:proofErr w:type="spellStart"/>
-      <w:r>
-        <w:rPr>
-          <w:rFonts w:ascii="Segoe UI" w:eastAsia="宋体" w:hAnsi="Segoe UI" w:cs="Segoe UI"/>
-          <w:color w:val="0F1115"/>
-          <w:sz w:val="24"/>
-          <w:szCs w:val="24"/>
-          <w:lang w:eastAsia="zh-CN"/>
-        </w:rPr>
-        <w:t>ACademic</w:t>
-      </w:r>
-      <w:proofErr w:type="spellEnd"/>
-      <w:r>
-        <w:rPr>
-          <w:rFonts w:ascii="Segoe UI" w:eastAsia="宋体" w:hAnsi="Segoe UI" w:cs="Segoe UI"/>
-          <w:color w:val="0F1115"/>
-          <w:sz w:val="24"/>
-          <w:szCs w:val="24"/>
-          <w:lang w:eastAsia="zh-CN"/>
-        </w:rPr>
-        <w:t xml:space="preserve"> Trash </w:t>
-      </w:r>
-      <w:proofErr w:type="spellStart"/>
-      <w:r>
-        <w:rPr>
-          <w:rFonts w:ascii="Segoe UI" w:eastAsia="宋体" w:hAnsi="Segoe UI" w:cs="Segoe UI"/>
-          <w:color w:val="0F1115"/>
-          <w:sz w:val="24"/>
-          <w:szCs w:val="24"/>
-          <w:lang w:eastAsia="zh-CN"/>
-        </w:rPr>
-        <w:t>fActory</w:t>
-      </w:r>
-      <w:proofErr w:type="spellEnd"/>
-      <w:r>
-        <w:rPr>
-          <w:rFonts w:ascii="Segoe UI" w:eastAsia="宋体" w:hAnsi="Segoe UI" w:cs="Segoe UI"/>
-          <w:color w:val="0F1115"/>
-          <w:sz w:val="24"/>
-          <w:szCs w:val="24"/>
-          <w:lang w:eastAsia="zh-CN"/>
-        </w:rPr>
-        <w:t>)</w:t>
+        <w:t>ACTA (ACademic Trash fActory)</w:t>
       </w:r>
       <w:r>
         <w:rPr>
@@ -400,9 +356,18 @@
           <w:szCs w:val="24"/>
           <w:lang w:eastAsia="zh-CN"/>
         </w:rPr>
-        <w:t>网站作者为</w:t>
-      </w:r>
-      <w:proofErr w:type="gramStart"/>
+        <w:t>网站作者为海外本硕博</w:t>
+      </w:r>
+      <w:r>
+        <w:rPr>
+          <w:rFonts w:ascii="Segoe UI" w:eastAsia="宋体" w:hAnsi="Segoe UI" w:cs="Segoe UI"/>
+          <w:color w:val="0F1115"/>
+          <w:sz w:val="24"/>
+          <w:szCs w:val="24"/>
+          <w:lang w:eastAsia="zh-CN"/>
+        </w:rPr>
+        <w:t xml:space="preserve"> + </w:t>
+      </w:r>
       <w:r>
         <w:rPr>
           <w:rFonts w:ascii="Segoe UI" w:eastAsia="宋体" w:hAnsi="Segoe UI" w:cs="Segoe UI" w:hint="eastAsia"/>
@@ -411,18 +376,7 @@
           <w:szCs w:val="24"/>
           <w:lang w:eastAsia="zh-CN"/>
         </w:rPr>
-        <w:t>海外本硕博</w:t>
-      </w:r>
-      <w:proofErr w:type="gramEnd"/>
-      <w:r>
-        <w:rPr>
-          <w:rFonts w:ascii="Segoe UI" w:eastAsia="宋体" w:hAnsi="Segoe UI" w:cs="Segoe UI"/>
-          <w:color w:val="0F1115"/>
-          <w:sz w:val="24"/>
-          <w:szCs w:val="24"/>
-          <w:lang w:eastAsia="zh-CN"/>
-        </w:rPr>
-        <w:t xml:space="preserve"> + </w:t>
+        <w:t>博后，工科背景，</w:t>
       </w:r>
       <w:r>
         <w:rPr>
@@ -432,7 +386,7 @@
           <w:szCs w:val="24"/>
           <w:lang w:eastAsia="zh-CN"/>
         </w:rPr>
-        <w:t>博后，工科背景，</w:t>
+        <w:t>科研</w:t>
       </w:r>
       <w:r>
         <w:rPr>
@@ -442,7 +396,7 @@
           <w:szCs w:val="24"/>
           <w:lang w:eastAsia="zh-CN"/>
         </w:rPr>
-        <w:t>科研</w:t>
+        <w:t>4</w:t>
       </w:r>
       <w:r>
         <w:rPr>
@@ -452,7 +406,7 @@
           <w:szCs w:val="24"/>
           <w:lang w:eastAsia="zh-CN"/>
         </w:rPr>
-        <w:t>4</w:t>
+        <w:t>年累计</w:t>
       </w:r>
       <w:r>
         <w:rPr>
@@ -462,7 +416,17 @@
           <w:szCs w:val="24"/>
           <w:lang w:eastAsia="zh-CN"/>
         </w:rPr>
-        <w:t>年累计</w:t>
+        <w:t>发表</w:t>
+      </w:r>
+      <w:r>
+        <w:rPr>
+          <w:rFonts w:ascii="Segoe UI" w:eastAsia="宋体" w:hAnsi="Segoe UI" w:cs="Segoe UI"/>
+          <w:color w:val="0F1115"/>
+          <w:sz w:val="24"/>
+          <w:szCs w:val="24"/>
+          <w:lang w:eastAsia="zh-CN"/>
+        </w:rPr>
+        <w:t xml:space="preserve"> **10+ </w:t>
       </w:r>
       <w:r>
         <w:rPr>
@@ -472,17 +436,17 @@
           <w:szCs w:val="24"/>
           <w:lang w:eastAsia="zh-CN"/>
         </w:rPr>
-        <w:t>发表</w:t>
-      </w:r>
-      <w:r>
-        <w:rPr>
-          <w:rFonts w:ascii="Segoe UI" w:eastAsia="宋体" w:hAnsi="Segoe UI" w:cs="Segoe UI"/>
-          <w:color w:val="0F1115"/>
-          <w:sz w:val="24"/>
-          <w:szCs w:val="24"/>
-          <w:lang w:eastAsia="zh-CN"/>
-        </w:rPr>
-        <w:t xml:space="preserve"> **10+ </w:t>
+        <w:t>篇</w:t>
+      </w:r>
+      <w:r>
+        <w:rPr>
+          <w:rFonts w:ascii="Segoe UI" w:eastAsia="宋体" w:hAnsi="Segoe UI" w:cs="Segoe UI"/>
+          <w:color w:val="0F1115"/>
+          <w:sz w:val="24"/>
+          <w:szCs w:val="24"/>
+          <w:lang w:eastAsia="zh-CN"/>
+        </w:rPr>
+        <w:t xml:space="preserve"> SCI** </w:t>
       </w:r>
       <w:r>
         <w:rPr>
@@ -492,17 +456,17 @@
           <w:szCs w:val="24"/>
           <w:lang w:eastAsia="zh-CN"/>
         </w:rPr>
-        <w:t>篇</w:t>
-      </w:r>
-      <w:r>
-        <w:rPr>
-          <w:rFonts w:ascii="Segoe UI" w:eastAsia="宋体" w:hAnsi="Segoe UI" w:cs="Segoe UI"/>
-          <w:color w:val="0F1115"/>
-          <w:sz w:val="24"/>
-          <w:szCs w:val="24"/>
-          <w:lang w:eastAsia="zh-CN"/>
-        </w:rPr>
-        <w:t xml:space="preserve"> SCI** </w:t>
+        <w:t>和</w:t>
+      </w:r>
+      <w:r>
+        <w:rPr>
+          <w:rFonts w:ascii="Segoe UI" w:eastAsia="宋体" w:hAnsi="Segoe UI" w:cs="Segoe UI"/>
+          <w:color w:val="0F1115"/>
+          <w:sz w:val="24"/>
+          <w:szCs w:val="24"/>
+          <w:lang w:eastAsia="zh-CN"/>
+        </w:rPr>
+        <w:t xml:space="preserve"> **5+ </w:t>
       </w:r>
       <w:r>
         <w:rPr>
@@ -512,19 +476,18 @@
           <w:szCs w:val="24"/>
           <w:lang w:eastAsia="zh-CN"/>
         </w:rPr>
-        <w:t>和</w:t>
-      </w:r>
-      <w:r>
-        <w:rPr>
-          <w:rFonts w:ascii="Segoe UI" w:eastAsia="宋体" w:hAnsi="Segoe UI" w:cs="Segoe UI"/>
-          <w:color w:val="0F1115"/>
-          <w:sz w:val="24"/>
-          <w:szCs w:val="24"/>
-          <w:lang w:eastAsia="zh-CN"/>
-        </w:rPr>
-        <w:t xml:space="preserve"> **5+ </w:t>
-      </w:r>
-      <w:proofErr w:type="gramStart"/>
+        <w:t>篇会议论文</w:t>
+      </w:r>
+      <w:r>
+        <w:rPr>
+          <w:rFonts w:ascii="Segoe UI" w:eastAsia="宋体" w:hAnsi="Segoe UI" w:cs="Segoe UI"/>
+          <w:color w:val="0F1115"/>
+          <w:sz w:val="24"/>
+          <w:szCs w:val="24"/>
+          <w:lang w:eastAsia="zh-CN"/>
+        </w:rPr>
+        <w:t>**</w:t>
+      </w:r>
       <w:r>
         <w:rPr>
           <w:rFonts w:ascii="Segoe UI" w:eastAsia="宋体" w:hAnsi="Segoe UI" w:cs="Segoe UI" w:hint="eastAsia"/>
@@ -533,50 +496,7 @@
           <w:szCs w:val="24"/>
           <w:lang w:eastAsia="zh-CN"/>
         </w:rPr>
-        <w:t>篇会议论文</w:t>
-      </w:r>
-      <w:proofErr w:type="gramEnd"/>
-      <w:r>
-        <w:rPr>
-          <w:rFonts w:ascii="Segoe UI" w:eastAsia="宋体" w:hAnsi="Segoe UI" w:cs="Segoe UI"/>
-          <w:color w:val="0F1115"/>
-          <w:sz w:val="24"/>
-          <w:szCs w:val="24"/>
-          <w:lang w:eastAsia="zh-CN"/>
-        </w:rPr>
-        <w:t>**</w:t>
-      </w:r>
-      <w:r>
-        <w:rPr>
-          <w:rFonts w:ascii="Segoe UI" w:eastAsia="宋体" w:hAnsi="Segoe UI" w:cs="Segoe UI" w:hint="eastAsia"/>
-          <w:color w:val="0F1115"/>
-          <w:sz w:val="24"/>
-          <w:szCs w:val="24"/>
-          <w:lang w:eastAsia="zh-CN"/>
-        </w:rPr>
-        <w:t>。</w:t>
-      </w:r>
-      <w:proofErr w:type="gramStart"/>
-      <w:r>
-        <w:rPr>
-          <w:rFonts w:ascii="Segoe UI" w:eastAsia="宋体" w:hAnsi="Segoe UI" w:cs="Segoe UI" w:hint="eastAsia"/>
-          <w:color w:val="0F1115"/>
-          <w:sz w:val="24"/>
-          <w:szCs w:val="24"/>
-          <w:lang w:eastAsia="zh-CN"/>
-        </w:rPr>
-        <w:t>本工具</w:t>
-      </w:r>
-      <w:proofErr w:type="gramEnd"/>
-      <w:r>
-        <w:rPr>
-          <w:rFonts w:ascii="Segoe UI" w:eastAsia="宋体" w:hAnsi="Segoe UI" w:cs="Segoe UI" w:hint="eastAsia"/>
-          <w:color w:val="0F1115"/>
-          <w:sz w:val="24"/>
-          <w:szCs w:val="24"/>
-          <w:lang w:eastAsia="zh-CN"/>
-        </w:rPr>
-        <w:t>基于作者的科研写作经验搭建，旨在减轻科研工作者的构思和写作负担。</w:t>
+        <w:t>。本工具基于作者的科研写作经验搭建，旨在减轻科研工作者的构思和写作负担。</w:t>
       </w:r>
     </w:p>
     <w:p>
@@ -820,29 +740,7 @@
           <w:szCs w:val="24"/>
           <w:lang w:eastAsia="zh-CN"/>
         </w:rPr>
-        <w:t>，</w:t>
-      </w:r>
-      <w:proofErr w:type="gramStart"/>
-      <w:r>
-        <w:rPr>
-          <w:rFonts w:ascii="Segoe UI" w:eastAsia="宋体" w:hAnsi="Segoe UI" w:cs="Segoe UI" w:hint="eastAsia"/>
-          <w:color w:val="0F1115"/>
-          <w:sz w:val="24"/>
-          <w:szCs w:val="24"/>
-          <w:lang w:eastAsia="zh-CN"/>
-        </w:rPr>
-        <w:t>定期有</w:t>
-      </w:r>
-      <w:proofErr w:type="gramEnd"/>
-      <w:r>
-        <w:rPr>
-          <w:rFonts w:ascii="Segoe UI" w:eastAsia="宋体" w:hAnsi="Segoe UI" w:cs="Segoe UI" w:hint="eastAsia"/>
-          <w:color w:val="0F1115"/>
-          <w:sz w:val="24"/>
-          <w:szCs w:val="24"/>
-          <w:lang w:eastAsia="zh-CN"/>
-        </w:rPr>
-        <w:t>免费</w:t>
+        <w:t>，定期有免费</w:t>
       </w:r>
       <w:r>
         <w:rPr>
@@ -1008,20 +906,8 @@
           <w:szCs w:val="24"/>
           <w:lang w:eastAsia="zh-CN"/>
         </w:rPr>
-        <w:t>在开始使用前，请先在左侧</w:t>
-      </w:r>
-      <w:proofErr w:type="gramStart"/>
-      <w:r>
-        <w:rPr>
-          <w:rFonts w:ascii="Segoe UI" w:eastAsia="宋体" w:hAnsi="Segoe UI" w:cs="Segoe UI" w:hint="eastAsia"/>
-          <w:color w:val="0F1115"/>
-          <w:sz w:val="24"/>
-          <w:szCs w:val="24"/>
-          <w:lang w:eastAsia="zh-CN"/>
-        </w:rPr>
-        <w:t>边栏完成</w:t>
-      </w:r>
-      <w:proofErr w:type="gramEnd"/>
+        <w:t>在开始使用前，请先在左侧边栏完成</w:t>
+      </w:r>
       <w:r>
         <w:rPr>
           <w:rFonts w:ascii="Segoe UI" w:eastAsia="宋体" w:hAnsi="Segoe UI" w:cs="Segoe UI"/>
@@ -1215,29 +1101,7 @@
           <w:szCs w:val="24"/>
           <w:lang w:eastAsia="zh-CN"/>
         </w:rPr>
-        <w:t>`</w:t>
-      </w:r>
-      <w:proofErr w:type="spellStart"/>
-      <w:r>
-        <w:rPr>
-          <w:rFonts w:ascii="Segoe UI" w:eastAsia="宋体" w:hAnsi="Segoe UI" w:cs="Segoe UI"/>
-          <w:color w:val="0F1115"/>
-          <w:sz w:val="24"/>
-          <w:szCs w:val="24"/>
-          <w:lang w:eastAsia="zh-CN"/>
-        </w:rPr>
-        <w:t>deepseek</w:t>
-      </w:r>
-      <w:proofErr w:type="spellEnd"/>
-      <w:r>
-        <w:rPr>
-          <w:rFonts w:ascii="Segoe UI" w:eastAsia="宋体" w:hAnsi="Segoe UI" w:cs="Segoe UI"/>
-          <w:color w:val="0F1115"/>
-          <w:sz w:val="24"/>
-          <w:szCs w:val="24"/>
-          <w:lang w:eastAsia="zh-CN"/>
-        </w:rPr>
-        <w:t>-ai/DeepSeek-V4-Pro`</w:t>
+        <w:t>`deepseek-ai/DeepSeek-V4-Pro`</w:t>
       </w:r>
       <w:r>
         <w:rPr>
@@ -1309,51 +1173,7 @@
           <w:szCs w:val="24"/>
           <w:lang w:eastAsia="zh-CN"/>
         </w:rPr>
-        <w:t>所有页面功能均依赖此配置，</w:t>
-      </w:r>
-      <w:proofErr w:type="gramStart"/>
-      <w:r>
-        <w:rPr>
-          <w:rFonts w:ascii="Segoe UI" w:eastAsia="宋体" w:hAnsi="Segoe UI" w:cs="Segoe UI" w:hint="eastAsia"/>
-          <w:color w:val="0F1115"/>
-          <w:sz w:val="24"/>
-          <w:szCs w:val="24"/>
-          <w:lang w:eastAsia="zh-CN"/>
-        </w:rPr>
-        <w:t>请确保</w:t>
-      </w:r>
-      <w:proofErr w:type="gramEnd"/>
-      <w:r>
-        <w:rPr>
-          <w:rFonts w:ascii="Segoe UI" w:eastAsia="宋体" w:hAnsi="Segoe UI" w:cs="Segoe UI" w:hint="eastAsia"/>
-          <w:color w:val="0F1115"/>
-          <w:sz w:val="24"/>
-          <w:szCs w:val="24"/>
-          <w:lang w:eastAsia="zh-CN"/>
-        </w:rPr>
-        <w:t>信息正确</w:t>
-      </w:r>
-      <w:proofErr w:type="gramStart"/>
-      <w:r>
-        <w:rPr>
-          <w:rFonts w:ascii="Segoe UI" w:eastAsia="宋体" w:hAnsi="Segoe UI" w:cs="Segoe UI" w:hint="eastAsia"/>
-          <w:color w:val="0F1115"/>
-          <w:sz w:val="24"/>
-          <w:szCs w:val="24"/>
-          <w:lang w:eastAsia="zh-CN"/>
-        </w:rPr>
-        <w:t>且网络</w:t>
-      </w:r>
-      <w:proofErr w:type="gramEnd"/>
-      <w:r>
-        <w:rPr>
-          <w:rFonts w:ascii="Segoe UI" w:eastAsia="宋体" w:hAnsi="Segoe UI" w:cs="Segoe UI" w:hint="eastAsia"/>
-          <w:color w:val="0F1115"/>
-          <w:sz w:val="24"/>
-          <w:szCs w:val="24"/>
-          <w:lang w:eastAsia="zh-CN"/>
-        </w:rPr>
-        <w:t>通畅。</w:t>
+        <w:t>所有页面功能均依赖此配置，请确保信息正确且网络通畅。</w:t>
       </w:r>
     </w:p>
     <w:p>
@@ -1593,7 +1413,6 @@
         </w:rPr>
         <w:t xml:space="preserve"> 1–5 </w:t>
       </w:r>
-      <w:proofErr w:type="gramStart"/>
       <w:r>
         <w:rPr>
           <w:rFonts w:ascii="Segoe UI" w:eastAsia="宋体" w:hAnsi="Segoe UI" w:cs="Segoe UI" w:hint="eastAsia"/>
@@ -1602,9 +1421,18 @@
           <w:szCs w:val="24"/>
           <w:lang w:eastAsia="zh-CN"/>
         </w:rPr>
-        <w:t>个</w:t>
-      </w:r>
-      <w:proofErr w:type="gramEnd"/>
+        <w:t>个研究关键词（用逗号或分号分隔），</w:t>
+      </w:r>
+      <w:r>
+        <w:rPr>
+          <w:rFonts w:ascii="Segoe UI" w:eastAsia="宋体" w:hAnsi="Segoe UI" w:cs="Segoe UI"/>
+          <w:color w:val="0F1115"/>
+          <w:sz w:val="24"/>
+          <w:szCs w:val="24"/>
+          <w:lang w:eastAsia="zh-CN"/>
+        </w:rPr>
+        <w:t xml:space="preserve">AI </w:t>
+      </w:r>
       <w:r>
         <w:rPr>
           <w:rFonts w:ascii="Segoe UI" w:eastAsia="宋体" w:hAnsi="Segoe UI" w:cs="Segoe UI" w:hint="eastAsia"/>
@@ -1613,17 +1441,17 @@
           <w:szCs w:val="24"/>
           <w:lang w:eastAsia="zh-CN"/>
         </w:rPr>
-        <w:t>研究关键词（用逗号或分号分隔），</w:t>
-      </w:r>
-      <w:r>
-        <w:rPr>
-          <w:rFonts w:ascii="Segoe UI" w:eastAsia="宋体" w:hAnsi="Segoe UI" w:cs="Segoe UI"/>
-          <w:color w:val="0F1115"/>
-          <w:sz w:val="24"/>
-          <w:szCs w:val="24"/>
-          <w:lang w:eastAsia="zh-CN"/>
-        </w:rPr>
-        <w:t xml:space="preserve">AI </w:t>
+        <w:t>将生成</w:t>
+      </w:r>
+      <w:r>
+        <w:rPr>
+          <w:rFonts w:ascii="Segoe UI" w:eastAsia="宋体" w:hAnsi="Segoe UI" w:cs="Segoe UI"/>
+          <w:color w:val="0F1115"/>
+          <w:sz w:val="24"/>
+          <w:szCs w:val="24"/>
+          <w:lang w:eastAsia="zh-CN"/>
+        </w:rPr>
+        <w:t xml:space="preserve"> 5 </w:t>
       </w:r>
       <w:r>
         <w:rPr>
@@ -1633,39 +1461,7 @@
           <w:szCs w:val="24"/>
           <w:lang w:eastAsia="zh-CN"/>
         </w:rPr>
-        <w:t>将生成</w:t>
-      </w:r>
-      <w:r>
-        <w:rPr>
-          <w:rFonts w:ascii="Segoe UI" w:eastAsia="宋体" w:hAnsi="Segoe UI" w:cs="Segoe UI"/>
-          <w:color w:val="0F1115"/>
-          <w:sz w:val="24"/>
-          <w:szCs w:val="24"/>
-          <w:lang w:eastAsia="zh-CN"/>
-        </w:rPr>
-        <w:t xml:space="preserve"> 5 </w:t>
-      </w:r>
-      <w:proofErr w:type="gramStart"/>
-      <w:r>
-        <w:rPr>
-          <w:rFonts w:ascii="Segoe UI" w:eastAsia="宋体" w:hAnsi="Segoe UI" w:cs="Segoe UI" w:hint="eastAsia"/>
-          <w:color w:val="0F1115"/>
-          <w:sz w:val="24"/>
-          <w:szCs w:val="24"/>
-          <w:lang w:eastAsia="zh-CN"/>
-        </w:rPr>
-        <w:t>个</w:t>
-      </w:r>
-      <w:proofErr w:type="gramEnd"/>
-      <w:r>
-        <w:rPr>
-          <w:rFonts w:ascii="Segoe UI" w:eastAsia="宋体" w:hAnsi="Segoe UI" w:cs="Segoe UI" w:hint="eastAsia"/>
-          <w:color w:val="0F1115"/>
-          <w:sz w:val="24"/>
-          <w:szCs w:val="24"/>
-          <w:lang w:eastAsia="zh-CN"/>
-        </w:rPr>
-        <w:t>具有前瞻性的科研问题。每个问题附带：</w:t>
+        <w:t>个具有前瞻性的科研问题。每个问题附带：</w:t>
       </w:r>
     </w:p>
     <w:p>
@@ -2088,7 +1884,7 @@
           <w:szCs w:val="24"/>
           <w:lang w:eastAsia="zh-CN"/>
         </w:rPr>
-        <w:t>Academic Framework Architect</w:t>
+        <w:t>Framework Architect</w:t>
       </w:r>
     </w:p>
     <w:p>
@@ -2216,7 +2012,6 @@
         </w:rPr>
         <w:t xml:space="preserve"> 6 </w:t>
       </w:r>
-      <w:proofErr w:type="gramStart"/>
       <w:r>
         <w:rPr>
           <w:rFonts w:ascii="Segoe UI" w:eastAsia="宋体" w:hAnsi="Segoe UI" w:cs="Segoe UI" w:hint="eastAsia"/>
@@ -2225,18 +2020,7 @@
           <w:szCs w:val="24"/>
           <w:lang w:eastAsia="zh-CN"/>
         </w:rPr>
-        <w:t>个</w:t>
-      </w:r>
-      <w:proofErr w:type="gramEnd"/>
-      <w:r>
-        <w:rPr>
-          <w:rFonts w:ascii="Segoe UI" w:eastAsia="宋体" w:hAnsi="Segoe UI" w:cs="Segoe UI" w:hint="eastAsia"/>
-          <w:color w:val="0F1115"/>
-          <w:sz w:val="24"/>
-          <w:szCs w:val="24"/>
-          <w:lang w:eastAsia="zh-CN"/>
-        </w:rPr>
-        <w:t>一级章节（如</w:t>
+        <w:t>个一级章节（如</w:t>
       </w:r>
       <w:r>
         <w:rPr>
@@ -2353,7 +2137,7 @@
     <w:p>
       <w:pPr>
         <w:rPr>
-          <w:rFonts w:ascii="Segoe UI" w:eastAsia="宋体" w:hAnsi="Segoe UI" w:cs="Segoe UI"/>
+          <w:rFonts w:ascii="Segoe UI" w:eastAsia="宋体" w:hAnsi="Segoe UI" w:cs="Segoe UI" w:hint="eastAsia"/>
           <w:color w:val="0F1115"/>
           <w:sz w:val="24"/>
           <w:szCs w:val="24"/>
@@ -2399,6 +2183,26 @@
           <w:lang w:eastAsia="zh-CN"/>
         </w:rPr>
         <w:t>三种论文类型</w:t>
+      </w:r>
+      <w:r>
+        <w:rPr>
+          <w:rFonts w:ascii="Segoe UI" w:eastAsia="宋体" w:hAnsi="Segoe UI" w:cs="Segoe UI" w:hint="eastAsia"/>
+          <w:color w:val="0F1115"/>
+          <w:sz w:val="24"/>
+          <w:szCs w:val="24"/>
+          <w:lang w:eastAsia="zh-CN"/>
+        </w:rPr>
+        <w:t xml:space="preserve"> </w:t>
+      </w:r>
+      <w:r>
+        <w:rPr>
+          <w:rFonts w:ascii="Segoe UI" w:eastAsia="宋体" w:hAnsi="Segoe UI" w:cs="Segoe UI" w:hint="eastAsia"/>
+          <w:color w:val="0F1115"/>
+          <w:sz w:val="24"/>
+          <w:szCs w:val="24"/>
+          <w:lang w:eastAsia="zh-CN"/>
+        </w:rPr>
+        <w:t>（未完善）</w:t>
       </w:r>
     </w:p>
     <w:p>
@@ -3183,29 +2987,7 @@
           <w:szCs w:val="24"/>
           <w:lang w:eastAsia="zh-CN"/>
         </w:rPr>
-        <w:t>中详细</w:t>
-      </w:r>
-      <w:proofErr w:type="gramStart"/>
-      <w:r>
-        <w:rPr>
-          <w:rFonts w:ascii="Segoe UI" w:eastAsia="宋体" w:hAnsi="Segoe UI" w:cs="Segoe UI" w:hint="eastAsia"/>
-          <w:color w:val="0F1115"/>
-          <w:sz w:val="24"/>
-          <w:szCs w:val="24"/>
-          <w:lang w:eastAsia="zh-CN"/>
-        </w:rPr>
-        <w:t>描述您</w:t>
-      </w:r>
-      <w:proofErr w:type="gramEnd"/>
-      <w:r>
-        <w:rPr>
-          <w:rFonts w:ascii="Segoe UI" w:eastAsia="宋体" w:hAnsi="Segoe UI" w:cs="Segoe UI" w:hint="eastAsia"/>
-          <w:color w:val="0F1115"/>
-          <w:sz w:val="24"/>
-          <w:szCs w:val="24"/>
-          <w:lang w:eastAsia="zh-CN"/>
-        </w:rPr>
-        <w:t>的研究主题、方法、贡献等。</w:t>
+        <w:t>中详细描述您的研究主题、方法、贡献等。</w:t>
       </w:r>
     </w:p>
     <w:p>

--- a/prompts_page4.docx
+++ b/prompts_page4.docx
@@ -82,7 +82,51 @@
           <w:szCs w:val="24"/>
           <w:lang w:eastAsia="zh-CN"/>
         </w:rPr>
-        <w:t>ACTA (ACademic Trash fActory)</w:t>
+        <w:t>ACTA (</w:t>
+      </w:r>
+      <w:proofErr w:type="spellStart"/>
+      <w:r>
+        <w:rPr>
+          <w:rFonts w:ascii="Segoe UI" w:eastAsia="宋体" w:hAnsi="Segoe UI" w:cs="Segoe UI"/>
+          <w:color w:val="0F1115"/>
+          <w:sz w:val="24"/>
+          <w:szCs w:val="24"/>
+          <w:lang w:eastAsia="zh-CN"/>
+        </w:rPr>
+        <w:t>ACademic</w:t>
+      </w:r>
+      <w:proofErr w:type="spellEnd"/>
+      <w:r>
+        <w:rPr>
+          <w:rFonts w:ascii="Segoe UI" w:eastAsia="宋体" w:hAnsi="Segoe UI" w:cs="Segoe UI"/>
+          <w:color w:val="0F1115"/>
+          <w:sz w:val="24"/>
+          <w:szCs w:val="24"/>
+          <w:lang w:eastAsia="zh-CN"/>
+        </w:rPr>
+        <w:t xml:space="preserve"> Trash </w:t>
+      </w:r>
+      <w:proofErr w:type="spellStart"/>
+      <w:r>
+        <w:rPr>
+          <w:rFonts w:ascii="Segoe UI" w:eastAsia="宋体" w:hAnsi="Segoe UI" w:cs="Segoe UI"/>
+          <w:color w:val="0F1115"/>
+          <w:sz w:val="24"/>
+          <w:szCs w:val="24"/>
+          <w:lang w:eastAsia="zh-CN"/>
+        </w:rPr>
+        <w:t>fActory</w:t>
+      </w:r>
+      <w:proofErr w:type="spellEnd"/>
+      <w:r>
+        <w:rPr>
+          <w:rFonts w:ascii="Segoe UI" w:eastAsia="宋体" w:hAnsi="Segoe UI" w:cs="Segoe UI"/>
+          <w:color w:val="0F1115"/>
+          <w:sz w:val="24"/>
+          <w:szCs w:val="24"/>
+          <w:lang w:eastAsia="zh-CN"/>
+        </w:rPr>
+        <w:t>)</w:t>
       </w:r>
       <w:r>
         <w:rPr>
@@ -267,65 +311,103 @@
     </w:p>
     <w:p>
       <w:pPr>
-        <w:rPr>
-          <w:rFonts w:ascii="Segoe UI" w:eastAsia="宋体" w:hAnsi="Segoe UI" w:cs="Segoe UI"/>
-          <w:color w:val="0F1115"/>
-          <w:sz w:val="24"/>
-          <w:szCs w:val="24"/>
-          <w:lang w:eastAsia="zh-CN"/>
-        </w:rPr>
-      </w:pPr>
+        <w:pStyle w:val="HTML0"/>
+        <w:wordWrap w:val="0"/>
+        <w:spacing w:line="330" w:lineRule="atLeast"/>
+        <w:jc w:val="center"/>
+        <w:rPr>
+          <w:rFonts w:ascii="Consolas" w:hAnsi="Consolas"/>
+          <w:color w:val="0F1115"/>
+          <w:sz w:val="20"/>
+          <w:szCs w:val="20"/>
+        </w:rPr>
+      </w:pPr>
+      <w:r>
+        <w:rPr>
+          <w:rFonts w:ascii="Consolas" w:hAnsi="Consolas"/>
+          <w:color w:val="0F1115"/>
+          <w:sz w:val="20"/>
+          <w:szCs w:val="20"/>
+        </w:rPr>
+        <w:t>| 2026.</w:t>
+      </w:r>
+      <w:r>
+        <w:rPr>
+          <w:rFonts w:ascii="Consolas" w:hAnsi="Consolas" w:hint="eastAsia"/>
+          <w:color w:val="0F1115"/>
+          <w:sz w:val="20"/>
+          <w:szCs w:val="20"/>
+        </w:rPr>
+        <w:t>7</w:t>
+      </w:r>
+      <w:r>
+        <w:rPr>
+          <w:rFonts w:ascii="Consolas" w:hAnsi="Consolas"/>
+          <w:color w:val="0F1115"/>
+          <w:sz w:val="20"/>
+          <w:szCs w:val="20"/>
+        </w:rPr>
+        <w:t>.</w:t>
+      </w:r>
+      <w:r>
+        <w:rPr>
+          <w:rFonts w:ascii="Consolas" w:hAnsi="Consolas" w:hint="eastAsia"/>
+          <w:color w:val="0F1115"/>
+          <w:sz w:val="20"/>
+          <w:szCs w:val="20"/>
+        </w:rPr>
+        <w:t>17</w:t>
+      </w:r>
+      <w:r>
+        <w:rPr>
+          <w:rFonts w:ascii="Consolas" w:hAnsi="Consolas"/>
+          <w:color w:val="0F1115"/>
+          <w:sz w:val="20"/>
+          <w:szCs w:val="20"/>
+        </w:rPr>
+        <w:t xml:space="preserve">  | v1   | </w:t>
+      </w:r>
+      <w:r>
+        <w:rPr>
+          <w:rFonts w:ascii="Consolas" w:hAnsi="Consolas"/>
+          <w:color w:val="0F1115"/>
+          <w:sz w:val="20"/>
+          <w:szCs w:val="20"/>
+        </w:rPr>
+        <w:t>增添</w:t>
+      </w:r>
+      <w:r>
+        <w:rPr>
+          <w:rFonts w:ascii="Consolas" w:hAnsi="Consolas" w:hint="eastAsia"/>
+          <w:color w:val="0F1115"/>
+          <w:sz w:val="20"/>
+          <w:szCs w:val="20"/>
+        </w:rPr>
+        <w:t>期刊搜索功能</w:t>
+      </w:r>
+      <w:r>
+        <w:rPr>
+          <w:rFonts w:ascii="Consolas" w:hAnsi="Consolas"/>
+          <w:color w:val="0F1115"/>
+          <w:sz w:val="20"/>
+          <w:szCs w:val="20"/>
+        </w:rPr>
+        <w:t xml:space="preserve">    |</w:t>
+      </w:r>
     </w:p>
     <w:p>
       <w:pPr>
-        <w:rPr>
-          <w:rFonts w:ascii="Segoe UI" w:eastAsia="宋体" w:hAnsi="Segoe UI" w:cs="Segoe UI"/>
-          <w:color w:val="0F1115"/>
-          <w:sz w:val="24"/>
-          <w:szCs w:val="24"/>
-          <w:lang w:eastAsia="zh-CN"/>
-        </w:rPr>
-      </w:pPr>
-      <w:r>
-        <w:rPr>
-          <w:rFonts w:ascii="Segoe UI" w:eastAsia="宋体" w:hAnsi="Segoe UI" w:cs="Segoe UI"/>
-          <w:color w:val="0F1115"/>
-          <w:sz w:val="24"/>
-          <w:szCs w:val="24"/>
-          <w:lang w:eastAsia="zh-CN"/>
-        </w:rPr>
-        <w:t>##</w:t>
-      </w:r>
-      <w:r>
-        <w:rPr>
-          <w:rFonts w:ascii="Segoe UI" w:eastAsia="宋体" w:hAnsi="Segoe UI" w:cs="Segoe UI" w:hint="eastAsia"/>
-          <w:color w:val="0F1115"/>
-          <w:sz w:val="24"/>
-          <w:szCs w:val="24"/>
-          <w:lang w:eastAsia="zh-CN"/>
-        </w:rPr>
-        <w:t xml:space="preserve"> </w:t>
-      </w:r>
-      <w:r>
-        <w:rPr>
-          <w:rFonts w:ascii="Segoe UI" w:eastAsia="宋体" w:hAnsi="Segoe UI" w:cs="Segoe UI" w:hint="eastAsia"/>
-          <w:color w:val="0F1115"/>
-          <w:sz w:val="24"/>
-          <w:szCs w:val="24"/>
-          <w:lang w:eastAsia="zh-CN"/>
-        </w:rPr>
-        <w:t>关于</w:t>
-      </w:r>
-      <w:r>
-        <w:rPr>
-          <w:rFonts w:ascii="Segoe UI" w:eastAsia="宋体" w:hAnsi="Segoe UI" w:cs="Segoe UI" w:hint="eastAsia"/>
-          <w:color w:val="0F1115"/>
-          <w:sz w:val="24"/>
-          <w:szCs w:val="24"/>
-          <w:lang w:eastAsia="zh-CN"/>
-        </w:rPr>
-        <w:t>作者</w:t>
-      </w:r>
+        <w:pStyle w:val="HTML0"/>
+        <w:wordWrap w:val="0"/>
+        <w:spacing w:line="330" w:lineRule="atLeast"/>
+        <w:jc w:val="center"/>
+        <w:rPr>
+          <w:rFonts w:ascii="Consolas" w:hAnsi="Consolas"/>
+          <w:color w:val="0F1115"/>
+          <w:sz w:val="20"/>
+          <w:szCs w:val="20"/>
+        </w:rPr>
+      </w:pPr>
     </w:p>
     <w:p>
       <w:pPr>
@@ -350,23 +432,23 @@
       </w:pPr>
       <w:r>
         <w:rPr>
+          <w:rFonts w:ascii="Segoe UI" w:eastAsia="宋体" w:hAnsi="Segoe UI" w:cs="Segoe UI"/>
+          <w:color w:val="0F1115"/>
+          <w:sz w:val="24"/>
+          <w:szCs w:val="24"/>
+          <w:lang w:eastAsia="zh-CN"/>
+        </w:rPr>
+        <w:t>##</w:t>
+      </w:r>
+      <w:r>
+        <w:rPr>
           <w:rFonts w:ascii="Segoe UI" w:eastAsia="宋体" w:hAnsi="Segoe UI" w:cs="Segoe UI" w:hint="eastAsia"/>
           <w:color w:val="0F1115"/>
           <w:sz w:val="24"/>
           <w:szCs w:val="24"/>
           <w:lang w:eastAsia="zh-CN"/>
         </w:rPr>
-        <w:t>网站作者为海外本硕博</w:t>
-      </w:r>
-      <w:r>
-        <w:rPr>
-          <w:rFonts w:ascii="Segoe UI" w:eastAsia="宋体" w:hAnsi="Segoe UI" w:cs="Segoe UI"/>
-          <w:color w:val="0F1115"/>
-          <w:sz w:val="24"/>
-          <w:szCs w:val="24"/>
-          <w:lang w:eastAsia="zh-CN"/>
-        </w:rPr>
-        <w:t xml:space="preserve"> + </w:t>
+        <w:t xml:space="preserve"> </w:t>
       </w:r>
       <w:r>
         <w:rPr>
@@ -376,7 +458,7 @@
           <w:szCs w:val="24"/>
           <w:lang w:eastAsia="zh-CN"/>
         </w:rPr>
-        <w:t>博后，工科背景，</w:t>
+        <w:t>关于</w:t>
       </w:r>
       <w:r>
         <w:rPr>
@@ -386,117 +468,7 @@
           <w:szCs w:val="24"/>
           <w:lang w:eastAsia="zh-CN"/>
         </w:rPr>
-        <w:t>科研</w:t>
-      </w:r>
-      <w:r>
-        <w:rPr>
-          <w:rFonts w:ascii="Segoe UI" w:eastAsia="宋体" w:hAnsi="Segoe UI" w:cs="Segoe UI" w:hint="eastAsia"/>
-          <w:color w:val="0F1115"/>
-          <w:sz w:val="24"/>
-          <w:szCs w:val="24"/>
-          <w:lang w:eastAsia="zh-CN"/>
-        </w:rPr>
-        <w:t>4</w:t>
-      </w:r>
-      <w:r>
-        <w:rPr>
-          <w:rFonts w:ascii="Segoe UI" w:eastAsia="宋体" w:hAnsi="Segoe UI" w:cs="Segoe UI" w:hint="eastAsia"/>
-          <w:color w:val="0F1115"/>
-          <w:sz w:val="24"/>
-          <w:szCs w:val="24"/>
-          <w:lang w:eastAsia="zh-CN"/>
-        </w:rPr>
-        <w:t>年累计</w:t>
-      </w:r>
-      <w:r>
-        <w:rPr>
-          <w:rFonts w:ascii="Segoe UI" w:eastAsia="宋体" w:hAnsi="Segoe UI" w:cs="Segoe UI" w:hint="eastAsia"/>
-          <w:color w:val="0F1115"/>
-          <w:sz w:val="24"/>
-          <w:szCs w:val="24"/>
-          <w:lang w:eastAsia="zh-CN"/>
-        </w:rPr>
-        <w:t>发表</w:t>
-      </w:r>
-      <w:r>
-        <w:rPr>
-          <w:rFonts w:ascii="Segoe UI" w:eastAsia="宋体" w:hAnsi="Segoe UI" w:cs="Segoe UI"/>
-          <w:color w:val="0F1115"/>
-          <w:sz w:val="24"/>
-          <w:szCs w:val="24"/>
-          <w:lang w:eastAsia="zh-CN"/>
-        </w:rPr>
-        <w:t xml:space="preserve"> **10+ </w:t>
-      </w:r>
-      <w:r>
-        <w:rPr>
-          <w:rFonts w:ascii="Segoe UI" w:eastAsia="宋体" w:hAnsi="Segoe UI" w:cs="Segoe UI" w:hint="eastAsia"/>
-          <w:color w:val="0F1115"/>
-          <w:sz w:val="24"/>
-          <w:szCs w:val="24"/>
-          <w:lang w:eastAsia="zh-CN"/>
-        </w:rPr>
-        <w:t>篇</w:t>
-      </w:r>
-      <w:r>
-        <w:rPr>
-          <w:rFonts w:ascii="Segoe UI" w:eastAsia="宋体" w:hAnsi="Segoe UI" w:cs="Segoe UI"/>
-          <w:color w:val="0F1115"/>
-          <w:sz w:val="24"/>
-          <w:szCs w:val="24"/>
-          <w:lang w:eastAsia="zh-CN"/>
-        </w:rPr>
-        <w:t xml:space="preserve"> SCI** </w:t>
-      </w:r>
-      <w:r>
-        <w:rPr>
-          <w:rFonts w:ascii="Segoe UI" w:eastAsia="宋体" w:hAnsi="Segoe UI" w:cs="Segoe UI" w:hint="eastAsia"/>
-          <w:color w:val="0F1115"/>
-          <w:sz w:val="24"/>
-          <w:szCs w:val="24"/>
-          <w:lang w:eastAsia="zh-CN"/>
-        </w:rPr>
-        <w:t>和</w:t>
-      </w:r>
-      <w:r>
-        <w:rPr>
-          <w:rFonts w:ascii="Segoe UI" w:eastAsia="宋体" w:hAnsi="Segoe UI" w:cs="Segoe UI"/>
-          <w:color w:val="0F1115"/>
-          <w:sz w:val="24"/>
-          <w:szCs w:val="24"/>
-          <w:lang w:eastAsia="zh-CN"/>
-        </w:rPr>
-        <w:t xml:space="preserve"> **5+ </w:t>
-      </w:r>
-      <w:r>
-        <w:rPr>
-          <w:rFonts w:ascii="Segoe UI" w:eastAsia="宋体" w:hAnsi="Segoe UI" w:cs="Segoe UI" w:hint="eastAsia"/>
-          <w:color w:val="0F1115"/>
-          <w:sz w:val="24"/>
-          <w:szCs w:val="24"/>
-          <w:lang w:eastAsia="zh-CN"/>
-        </w:rPr>
-        <w:t>篇会议论文</w:t>
-      </w:r>
-      <w:r>
-        <w:rPr>
-          <w:rFonts w:ascii="Segoe UI" w:eastAsia="宋体" w:hAnsi="Segoe UI" w:cs="Segoe UI"/>
-          <w:color w:val="0F1115"/>
-          <w:sz w:val="24"/>
-          <w:szCs w:val="24"/>
-          <w:lang w:eastAsia="zh-CN"/>
-        </w:rPr>
-        <w:t>**</w:t>
-      </w:r>
-      <w:r>
-        <w:rPr>
-          <w:rFonts w:ascii="Segoe UI" w:eastAsia="宋体" w:hAnsi="Segoe UI" w:cs="Segoe UI" w:hint="eastAsia"/>
-          <w:color w:val="0F1115"/>
-          <w:sz w:val="24"/>
-          <w:szCs w:val="24"/>
-          <w:lang w:eastAsia="zh-CN"/>
-        </w:rPr>
-        <w:t>。本工具基于作者的科研写作经验搭建，旨在减轻科研工作者的构思和写作负担。</w:t>
+        <w:t>作者</w:t>
       </w:r>
     </w:p>
     <w:p>
@@ -522,43 +494,147 @@
       </w:pPr>
       <w:r>
         <w:rPr>
-          <w:rFonts w:ascii="Segoe UI" w:eastAsia="宋体" w:hAnsi="Segoe UI" w:cs="Segoe UI"/>
-          <w:color w:val="0F1115"/>
-          <w:sz w:val="24"/>
-          <w:szCs w:val="24"/>
-          <w:lang w:eastAsia="zh-CN"/>
-        </w:rPr>
-        <w:t xml:space="preserve">&gt; </w:t>
-      </w:r>
-      <w:r>
-        <w:rPr>
-          <w:rFonts w:ascii="Segoe UI Emoji" w:eastAsia="宋体" w:hAnsi="Segoe UI Emoji" w:cs="Segoe UI Emoji"/>
-          <w:color w:val="0F1115"/>
-          <w:sz w:val="24"/>
-          <w:szCs w:val="24"/>
-          <w:lang w:eastAsia="zh-CN"/>
-        </w:rPr>
-        <w:t>⚠️</w:t>
-      </w:r>
-      <w:r>
-        <w:rPr>
-          <w:rFonts w:ascii="Segoe UI" w:eastAsia="宋体" w:hAnsi="Segoe UI" w:cs="Segoe UI"/>
-          <w:color w:val="0F1115"/>
-          <w:sz w:val="24"/>
-          <w:szCs w:val="24"/>
-          <w:lang w:eastAsia="zh-CN"/>
-        </w:rPr>
-        <w:t xml:space="preserve"> </w:t>
-      </w:r>
-      <w:r>
-        <w:rPr>
           <w:rFonts w:ascii="Segoe UI" w:eastAsia="宋体" w:hAnsi="Segoe UI" w:cs="Segoe UI" w:hint="eastAsia"/>
           <w:color w:val="0F1115"/>
           <w:sz w:val="24"/>
           <w:szCs w:val="24"/>
           <w:lang w:eastAsia="zh-CN"/>
         </w:rPr>
-        <w:t>请注意：工具设计可能不完全适用于所有学科领域。</w:t>
+        <w:t>网站作者为</w:t>
+      </w:r>
+      <w:proofErr w:type="gramStart"/>
+      <w:r>
+        <w:rPr>
+          <w:rFonts w:ascii="Segoe UI" w:eastAsia="宋体" w:hAnsi="Segoe UI" w:cs="Segoe UI" w:hint="eastAsia"/>
+          <w:color w:val="0F1115"/>
+          <w:sz w:val="24"/>
+          <w:szCs w:val="24"/>
+          <w:lang w:eastAsia="zh-CN"/>
+        </w:rPr>
+        <w:t>海外本硕博</w:t>
+      </w:r>
+      <w:proofErr w:type="gramEnd"/>
+      <w:r>
+        <w:rPr>
+          <w:rFonts w:ascii="Segoe UI" w:eastAsia="宋体" w:hAnsi="Segoe UI" w:cs="Segoe UI"/>
+          <w:color w:val="0F1115"/>
+          <w:sz w:val="24"/>
+          <w:szCs w:val="24"/>
+          <w:lang w:eastAsia="zh-CN"/>
+        </w:rPr>
+        <w:t xml:space="preserve"> + </w:t>
+      </w:r>
+      <w:r>
+        <w:rPr>
+          <w:rFonts w:ascii="Segoe UI" w:eastAsia="宋体" w:hAnsi="Segoe UI" w:cs="Segoe UI" w:hint="eastAsia"/>
+          <w:color w:val="0F1115"/>
+          <w:sz w:val="24"/>
+          <w:szCs w:val="24"/>
+          <w:lang w:eastAsia="zh-CN"/>
+        </w:rPr>
+        <w:t>博后，工科背景，</w:t>
+      </w:r>
+      <w:r>
+        <w:rPr>
+          <w:rFonts w:ascii="Segoe UI" w:eastAsia="宋体" w:hAnsi="Segoe UI" w:cs="Segoe UI" w:hint="eastAsia"/>
+          <w:color w:val="0F1115"/>
+          <w:sz w:val="24"/>
+          <w:szCs w:val="24"/>
+          <w:lang w:eastAsia="zh-CN"/>
+        </w:rPr>
+        <w:t>科研</w:t>
+      </w:r>
+      <w:r>
+        <w:rPr>
+          <w:rFonts w:ascii="Segoe UI" w:eastAsia="宋体" w:hAnsi="Segoe UI" w:cs="Segoe UI" w:hint="eastAsia"/>
+          <w:color w:val="0F1115"/>
+          <w:sz w:val="24"/>
+          <w:szCs w:val="24"/>
+          <w:lang w:eastAsia="zh-CN"/>
+        </w:rPr>
+        <w:t>4</w:t>
+      </w:r>
+      <w:r>
+        <w:rPr>
+          <w:rFonts w:ascii="Segoe UI" w:eastAsia="宋体" w:hAnsi="Segoe UI" w:cs="Segoe UI" w:hint="eastAsia"/>
+          <w:color w:val="0F1115"/>
+          <w:sz w:val="24"/>
+          <w:szCs w:val="24"/>
+          <w:lang w:eastAsia="zh-CN"/>
+        </w:rPr>
+        <w:t>年累计</w:t>
+      </w:r>
+      <w:r>
+        <w:rPr>
+          <w:rFonts w:ascii="Segoe UI" w:eastAsia="宋体" w:hAnsi="Segoe UI" w:cs="Segoe UI" w:hint="eastAsia"/>
+          <w:color w:val="0F1115"/>
+          <w:sz w:val="24"/>
+          <w:szCs w:val="24"/>
+          <w:lang w:eastAsia="zh-CN"/>
+        </w:rPr>
+        <w:t>发表</w:t>
+      </w:r>
+      <w:r>
+        <w:rPr>
+          <w:rFonts w:ascii="Segoe UI" w:eastAsia="宋体" w:hAnsi="Segoe UI" w:cs="Segoe UI"/>
+          <w:color w:val="0F1115"/>
+          <w:sz w:val="24"/>
+          <w:szCs w:val="24"/>
+          <w:lang w:eastAsia="zh-CN"/>
+        </w:rPr>
+        <w:t xml:space="preserve"> **10+ </w:t>
+      </w:r>
+      <w:r>
+        <w:rPr>
+          <w:rFonts w:ascii="Segoe UI" w:eastAsia="宋体" w:hAnsi="Segoe UI" w:cs="Segoe UI" w:hint="eastAsia"/>
+          <w:color w:val="0F1115"/>
+          <w:sz w:val="24"/>
+          <w:szCs w:val="24"/>
+          <w:lang w:eastAsia="zh-CN"/>
+        </w:rPr>
+        <w:t>篇</w:t>
+      </w:r>
+      <w:r>
+        <w:rPr>
+          <w:rFonts w:ascii="Segoe UI" w:eastAsia="宋体" w:hAnsi="Segoe UI" w:cs="Segoe UI"/>
+          <w:color w:val="0F1115"/>
+          <w:sz w:val="24"/>
+          <w:szCs w:val="24"/>
+          <w:lang w:eastAsia="zh-CN"/>
+        </w:rPr>
+        <w:t xml:space="preserve"> SCI**</w:t>
+      </w:r>
+      <w:r>
+        <w:rPr>
+          <w:rFonts w:ascii="Segoe UI" w:eastAsia="宋体" w:hAnsi="Segoe UI" w:cs="Segoe UI" w:hint="eastAsia"/>
+          <w:color w:val="0F1115"/>
+          <w:sz w:val="24"/>
+          <w:szCs w:val="24"/>
+          <w:lang w:eastAsia="zh-CN"/>
+        </w:rPr>
+        <w:t>。</w:t>
+      </w:r>
+      <w:proofErr w:type="gramStart"/>
+      <w:r>
+        <w:rPr>
+          <w:rFonts w:ascii="Segoe UI" w:eastAsia="宋体" w:hAnsi="Segoe UI" w:cs="Segoe UI" w:hint="eastAsia"/>
+          <w:color w:val="0F1115"/>
+          <w:sz w:val="24"/>
+          <w:szCs w:val="24"/>
+          <w:lang w:eastAsia="zh-CN"/>
+        </w:rPr>
+        <w:t>本工具</w:t>
+      </w:r>
+      <w:proofErr w:type="gramEnd"/>
+      <w:r>
+        <w:rPr>
+          <w:rFonts w:ascii="Segoe UI" w:eastAsia="宋体" w:hAnsi="Segoe UI" w:cs="Segoe UI" w:hint="eastAsia"/>
+          <w:color w:val="0F1115"/>
+          <w:sz w:val="24"/>
+          <w:szCs w:val="24"/>
+          <w:lang w:eastAsia="zh-CN"/>
+        </w:rPr>
+        <w:t>基于作者的科研写作经验搭建，旨在减轻科研工作者的构思和写作负担。</w:t>
       </w:r>
     </w:p>
     <w:p>
@@ -571,76 +647,6 @@
           <w:lang w:eastAsia="zh-CN"/>
         </w:rPr>
       </w:pPr>
-      <w:r>
-        <w:rPr>
-          <w:rFonts w:ascii="Segoe UI" w:eastAsia="宋体" w:hAnsi="Segoe UI" w:cs="Segoe UI" w:hint="eastAsia"/>
-          <w:color w:val="0F1115"/>
-          <w:sz w:val="24"/>
-          <w:szCs w:val="24"/>
-          <w:lang w:eastAsia="zh-CN"/>
-        </w:rPr>
-        <w:t>目前网站为</w:t>
-      </w:r>
-      <w:r>
-        <w:rPr>
-          <w:rFonts w:ascii="Segoe UI" w:eastAsia="宋体" w:hAnsi="Segoe UI" w:cs="Segoe UI"/>
-          <w:color w:val="0F1115"/>
-          <w:sz w:val="24"/>
-          <w:szCs w:val="24"/>
-          <w:lang w:eastAsia="zh-CN"/>
-        </w:rPr>
-        <w:t>**</w:t>
-      </w:r>
-      <w:r>
-        <w:rPr>
-          <w:rFonts w:ascii="Segoe UI" w:eastAsia="宋体" w:hAnsi="Segoe UI" w:cs="Segoe UI" w:hint="eastAsia"/>
-          <w:color w:val="0F1115"/>
-          <w:sz w:val="24"/>
-          <w:szCs w:val="24"/>
-          <w:lang w:eastAsia="zh-CN"/>
-        </w:rPr>
-        <w:t>非营利性</w:t>
-      </w:r>
-      <w:r>
-        <w:rPr>
-          <w:rFonts w:ascii="Segoe UI" w:eastAsia="宋体" w:hAnsi="Segoe UI" w:cs="Segoe UI"/>
-          <w:color w:val="0F1115"/>
-          <w:sz w:val="24"/>
-          <w:szCs w:val="24"/>
-          <w:lang w:eastAsia="zh-CN"/>
-        </w:rPr>
-        <w:t>**</w:t>
-      </w:r>
-      <w:r>
-        <w:rPr>
-          <w:rFonts w:ascii="Segoe UI" w:eastAsia="宋体" w:hAnsi="Segoe UI" w:cs="Segoe UI" w:hint="eastAsia"/>
-          <w:color w:val="0F1115"/>
-          <w:sz w:val="24"/>
-          <w:szCs w:val="24"/>
-          <w:lang w:eastAsia="zh-CN"/>
-        </w:rPr>
-        <w:t>项目，需用户自备</w:t>
-      </w:r>
-      <w:r>
-        <w:rPr>
-          <w:rFonts w:ascii="Segoe UI" w:eastAsia="宋体" w:hAnsi="Segoe UI" w:cs="Segoe UI"/>
-          <w:color w:val="0F1115"/>
-          <w:sz w:val="24"/>
-          <w:szCs w:val="24"/>
-          <w:lang w:eastAsia="zh-CN"/>
-        </w:rPr>
-        <w:t xml:space="preserve"> API </w:t>
-      </w:r>
-      <w:r>
-        <w:rPr>
-          <w:rFonts w:ascii="Segoe UI" w:eastAsia="宋体" w:hAnsi="Segoe UI" w:cs="Segoe UI" w:hint="eastAsia"/>
-          <w:color w:val="0F1115"/>
-          <w:sz w:val="24"/>
-          <w:szCs w:val="24"/>
-          <w:lang w:eastAsia="zh-CN"/>
-        </w:rPr>
-        <w:t>密钥方可使用。</w:t>
-      </w:r>
     </w:p>
     <w:p>
       <w:pPr>
@@ -654,13 +660,23 @@
       </w:pPr>
       <w:r>
         <w:rPr>
+          <w:rFonts w:ascii="Segoe UI" w:eastAsia="宋体" w:hAnsi="Segoe UI" w:cs="Segoe UI"/>
+          <w:color w:val="0F1115"/>
+          <w:sz w:val="24"/>
+          <w:szCs w:val="24"/>
+          <w:lang w:eastAsia="zh-CN"/>
+        </w:rPr>
+        <w:t xml:space="preserve">&gt; </w:t>
+      </w:r>
+      <w:r>
+        <w:rPr>
           <w:rFonts w:ascii="Segoe UI Emoji" w:eastAsia="宋体" w:hAnsi="Segoe UI Emoji" w:cs="Segoe UI Emoji"/>
           <w:color w:val="0F1115"/>
           <w:sz w:val="24"/>
           <w:szCs w:val="24"/>
           <w:lang w:eastAsia="zh-CN"/>
         </w:rPr>
-        <w:t>📌</w:t>
+        <w:t>⚠️</w:t>
       </w:r>
       <w:r>
         <w:rPr>
@@ -680,107 +696,7 @@
           <w:szCs w:val="24"/>
           <w:lang w:eastAsia="zh-CN"/>
         </w:rPr>
-        <w:t>如遇使用困难，可联系</w:t>
-      </w:r>
-      <w:r>
-        <w:rPr>
-          <w:rFonts w:ascii="Segoe UI" w:eastAsia="宋体" w:hAnsi="Segoe UI" w:cs="Segoe UI"/>
-          <w:color w:val="0F1115"/>
-          <w:sz w:val="24"/>
-          <w:szCs w:val="24"/>
-          <w:lang w:eastAsia="zh-CN"/>
-        </w:rPr>
-        <w:t xml:space="preserve"> **</w:t>
-      </w:r>
-      <w:r>
-        <w:rPr>
-          <w:rFonts w:ascii="Segoe UI" w:eastAsia="宋体" w:hAnsi="Segoe UI" w:cs="Segoe UI" w:hint="eastAsia"/>
-          <w:color w:val="0F1115"/>
-          <w:sz w:val="24"/>
-          <w:szCs w:val="24"/>
-          <w:lang w:eastAsia="zh-CN"/>
-        </w:rPr>
-        <w:t>小红书</w:t>
-      </w:r>
-      <w:r>
-        <w:rPr>
-          <w:rFonts w:ascii="Segoe UI" w:eastAsia="宋体" w:hAnsi="Segoe UI" w:cs="Segoe UI"/>
-          <w:color w:val="0F1115"/>
-          <w:sz w:val="24"/>
-          <w:szCs w:val="24"/>
-          <w:lang w:eastAsia="zh-CN"/>
-        </w:rPr>
-        <w:t xml:space="preserve"> @Summer</w:t>
-      </w:r>
-      <w:r>
-        <w:rPr>
-          <w:rFonts w:ascii="Segoe UI" w:eastAsia="宋体" w:hAnsi="Segoe UI" w:cs="Segoe UI" w:hint="eastAsia"/>
-          <w:color w:val="0F1115"/>
-          <w:sz w:val="24"/>
-          <w:szCs w:val="24"/>
-          <w:lang w:eastAsia="zh-CN"/>
-        </w:rPr>
-        <w:t>不学习</w:t>
-      </w:r>
-      <w:r>
-        <w:rPr>
-          <w:rFonts w:ascii="Segoe UI" w:eastAsia="宋体" w:hAnsi="Segoe UI" w:cs="Segoe UI"/>
-          <w:color w:val="0F1115"/>
-          <w:sz w:val="24"/>
-          <w:szCs w:val="24"/>
-          <w:lang w:eastAsia="zh-CN"/>
-        </w:rPr>
-        <w:t>**</w:t>
-      </w:r>
-      <w:r>
-        <w:rPr>
-          <w:rFonts w:ascii="Segoe UI" w:eastAsia="宋体" w:hAnsi="Segoe UI" w:cs="Segoe UI" w:hint="eastAsia"/>
-          <w:color w:val="0F1115"/>
-          <w:sz w:val="24"/>
-          <w:szCs w:val="24"/>
-          <w:lang w:eastAsia="zh-CN"/>
-        </w:rPr>
-        <w:t>，定期有免费</w:t>
-      </w:r>
-      <w:r>
-        <w:rPr>
-          <w:rFonts w:ascii="Segoe UI" w:eastAsia="宋体" w:hAnsi="Segoe UI" w:cs="Segoe UI"/>
-          <w:color w:val="0F1115"/>
-          <w:sz w:val="24"/>
-          <w:szCs w:val="24"/>
-          <w:lang w:eastAsia="zh-CN"/>
-        </w:rPr>
-        <w:t xml:space="preserve"> API </w:t>
-      </w:r>
-      <w:r>
-        <w:rPr>
-          <w:rFonts w:ascii="Segoe UI" w:eastAsia="宋体" w:hAnsi="Segoe UI" w:cs="Segoe UI" w:hint="eastAsia"/>
-          <w:color w:val="0F1115"/>
-          <w:sz w:val="24"/>
-          <w:szCs w:val="24"/>
-          <w:lang w:eastAsia="zh-CN"/>
-        </w:rPr>
-        <w:t>额度发放，或可协助购买</w:t>
-      </w:r>
-      <w:r>
-        <w:rPr>
-          <w:rFonts w:ascii="Segoe UI" w:eastAsia="宋体" w:hAnsi="Segoe UI" w:cs="Segoe UI"/>
-          <w:color w:val="0F1115"/>
-          <w:sz w:val="24"/>
-          <w:szCs w:val="24"/>
-          <w:lang w:eastAsia="zh-CN"/>
-        </w:rPr>
-        <w:t xml:space="preserve"> API </w:t>
-      </w:r>
-      <w:r>
-        <w:rPr>
-          <w:rFonts w:ascii="Segoe UI" w:eastAsia="宋体" w:hAnsi="Segoe UI" w:cs="Segoe UI" w:hint="eastAsia"/>
-          <w:color w:val="0F1115"/>
-          <w:sz w:val="24"/>
-          <w:szCs w:val="24"/>
-          <w:lang w:eastAsia="zh-CN"/>
-        </w:rPr>
-        <w:t>额度。</w:t>
+        <w:t>请注意：工具设计可能不完全适用于所有学科领域。</w:t>
       </w:r>
     </w:p>
     <w:p>
@@ -793,6 +709,76 @@
           <w:lang w:eastAsia="zh-CN"/>
         </w:rPr>
       </w:pPr>
+      <w:r>
+        <w:rPr>
+          <w:rFonts w:ascii="Segoe UI" w:eastAsia="宋体" w:hAnsi="Segoe UI" w:cs="Segoe UI" w:hint="eastAsia"/>
+          <w:color w:val="0F1115"/>
+          <w:sz w:val="24"/>
+          <w:szCs w:val="24"/>
+          <w:lang w:eastAsia="zh-CN"/>
+        </w:rPr>
+        <w:t>目前网站为</w:t>
+      </w:r>
+      <w:r>
+        <w:rPr>
+          <w:rFonts w:ascii="Segoe UI" w:eastAsia="宋体" w:hAnsi="Segoe UI" w:cs="Segoe UI"/>
+          <w:color w:val="0F1115"/>
+          <w:sz w:val="24"/>
+          <w:szCs w:val="24"/>
+          <w:lang w:eastAsia="zh-CN"/>
+        </w:rPr>
+        <w:t>**</w:t>
+      </w:r>
+      <w:r>
+        <w:rPr>
+          <w:rFonts w:ascii="Segoe UI" w:eastAsia="宋体" w:hAnsi="Segoe UI" w:cs="Segoe UI" w:hint="eastAsia"/>
+          <w:color w:val="0F1115"/>
+          <w:sz w:val="24"/>
+          <w:szCs w:val="24"/>
+          <w:lang w:eastAsia="zh-CN"/>
+        </w:rPr>
+        <w:t>非营利性</w:t>
+      </w:r>
+      <w:r>
+        <w:rPr>
+          <w:rFonts w:ascii="Segoe UI" w:eastAsia="宋体" w:hAnsi="Segoe UI" w:cs="Segoe UI"/>
+          <w:color w:val="0F1115"/>
+          <w:sz w:val="24"/>
+          <w:szCs w:val="24"/>
+          <w:lang w:eastAsia="zh-CN"/>
+        </w:rPr>
+        <w:t>**</w:t>
+      </w:r>
+      <w:r>
+        <w:rPr>
+          <w:rFonts w:ascii="Segoe UI" w:eastAsia="宋体" w:hAnsi="Segoe UI" w:cs="Segoe UI" w:hint="eastAsia"/>
+          <w:color w:val="0F1115"/>
+          <w:sz w:val="24"/>
+          <w:szCs w:val="24"/>
+          <w:lang w:eastAsia="zh-CN"/>
+        </w:rPr>
+        <w:t>项目，需用户自备</w:t>
+      </w:r>
+      <w:r>
+        <w:rPr>
+          <w:rFonts w:ascii="Segoe UI" w:eastAsia="宋体" w:hAnsi="Segoe UI" w:cs="Segoe UI"/>
+          <w:color w:val="0F1115"/>
+          <w:sz w:val="24"/>
+          <w:szCs w:val="24"/>
+          <w:lang w:eastAsia="zh-CN"/>
+        </w:rPr>
+        <w:t xml:space="preserve"> API </w:t>
+      </w:r>
+      <w:r>
+        <w:rPr>
+          <w:rFonts w:ascii="Segoe UI" w:eastAsia="宋体" w:hAnsi="Segoe UI" w:cs="Segoe UI" w:hint="eastAsia"/>
+          <w:color w:val="0F1115"/>
+          <w:sz w:val="24"/>
+          <w:szCs w:val="24"/>
+          <w:lang w:eastAsia="zh-CN"/>
+        </w:rPr>
+        <w:t>密钥方可使用。</w:t>
+      </w:r>
     </w:p>
     <w:p>
       <w:pPr>
@@ -806,13 +792,155 @@
       </w:pPr>
       <w:r>
         <w:rPr>
-          <w:rFonts w:ascii="Segoe UI" w:eastAsia="宋体" w:hAnsi="Segoe UI" w:cs="Segoe UI"/>
-          <w:color w:val="0F1115"/>
-          <w:sz w:val="24"/>
-          <w:szCs w:val="24"/>
-          <w:lang w:eastAsia="zh-CN"/>
-        </w:rPr>
-        <w:t>---</w:t>
+          <w:rFonts w:ascii="Segoe UI Emoji" w:eastAsia="宋体" w:hAnsi="Segoe UI Emoji" w:cs="Segoe UI Emoji"/>
+          <w:color w:val="0F1115"/>
+          <w:sz w:val="24"/>
+          <w:szCs w:val="24"/>
+          <w:lang w:eastAsia="zh-CN"/>
+        </w:rPr>
+        <w:t>📌</w:t>
+      </w:r>
+      <w:r>
+        <w:rPr>
+          <w:rFonts w:ascii="Segoe UI" w:eastAsia="宋体" w:hAnsi="Segoe UI" w:cs="Segoe UI"/>
+          <w:color w:val="0F1115"/>
+          <w:sz w:val="24"/>
+          <w:szCs w:val="24"/>
+          <w:lang w:eastAsia="zh-CN"/>
+        </w:rPr>
+        <w:t xml:space="preserve"> </w:t>
+      </w:r>
+      <w:r>
+        <w:rPr>
+          <w:rFonts w:ascii="Segoe UI" w:eastAsia="宋体" w:hAnsi="Segoe UI" w:cs="Segoe UI" w:hint="eastAsia"/>
+          <w:color w:val="0F1115"/>
+          <w:sz w:val="24"/>
+          <w:szCs w:val="24"/>
+          <w:lang w:eastAsia="zh-CN"/>
+        </w:rPr>
+        <w:t>如遇使用困难，可联系</w:t>
+      </w:r>
+      <w:r>
+        <w:rPr>
+          <w:rFonts w:ascii="Segoe UI" w:eastAsia="宋体" w:hAnsi="Segoe UI" w:cs="Segoe UI"/>
+          <w:color w:val="0F1115"/>
+          <w:sz w:val="24"/>
+          <w:szCs w:val="24"/>
+          <w:lang w:eastAsia="zh-CN"/>
+        </w:rPr>
+        <w:t xml:space="preserve"> **</w:t>
+      </w:r>
+      <w:r>
+        <w:rPr>
+          <w:rFonts w:ascii="Segoe UI" w:eastAsia="宋体" w:hAnsi="Segoe UI" w:cs="Segoe UI" w:hint="eastAsia"/>
+          <w:color w:val="0F1115"/>
+          <w:sz w:val="24"/>
+          <w:szCs w:val="24"/>
+          <w:lang w:eastAsia="zh-CN"/>
+        </w:rPr>
+        <w:t>小红书</w:t>
+      </w:r>
+      <w:r>
+        <w:rPr>
+          <w:rFonts w:ascii="Segoe UI" w:eastAsia="宋体" w:hAnsi="Segoe UI" w:cs="Segoe UI"/>
+          <w:color w:val="0F1115"/>
+          <w:sz w:val="24"/>
+          <w:szCs w:val="24"/>
+          <w:lang w:eastAsia="zh-CN"/>
+        </w:rPr>
+        <w:t xml:space="preserve"> @Summer</w:t>
+      </w:r>
+      <w:r>
+        <w:rPr>
+          <w:rFonts w:ascii="Segoe UI" w:eastAsia="宋体" w:hAnsi="Segoe UI" w:cs="Segoe UI" w:hint="eastAsia"/>
+          <w:color w:val="0F1115"/>
+          <w:sz w:val="24"/>
+          <w:szCs w:val="24"/>
+          <w:lang w:eastAsia="zh-CN"/>
+        </w:rPr>
+        <w:t>不学习</w:t>
+      </w:r>
+      <w:r>
+        <w:rPr>
+          <w:rFonts w:ascii="Segoe UI" w:eastAsia="宋体" w:hAnsi="Segoe UI" w:cs="Segoe UI"/>
+          <w:color w:val="0F1115"/>
+          <w:sz w:val="24"/>
+          <w:szCs w:val="24"/>
+          <w:lang w:eastAsia="zh-CN"/>
+        </w:rPr>
+        <w:t>**</w:t>
+      </w:r>
+      <w:r>
+        <w:rPr>
+          <w:rFonts w:ascii="Segoe UI" w:eastAsia="宋体" w:hAnsi="Segoe UI" w:cs="Segoe UI" w:hint="eastAsia"/>
+          <w:color w:val="0F1115"/>
+          <w:sz w:val="24"/>
+          <w:szCs w:val="24"/>
+          <w:lang w:eastAsia="zh-CN"/>
+        </w:rPr>
+        <w:t>，</w:t>
+      </w:r>
+      <w:proofErr w:type="gramStart"/>
+      <w:r>
+        <w:rPr>
+          <w:rFonts w:ascii="Segoe UI" w:eastAsia="宋体" w:hAnsi="Segoe UI" w:cs="Segoe UI" w:hint="eastAsia"/>
+          <w:color w:val="0F1115"/>
+          <w:sz w:val="24"/>
+          <w:szCs w:val="24"/>
+          <w:lang w:eastAsia="zh-CN"/>
+        </w:rPr>
+        <w:t>定期有</w:t>
+      </w:r>
+      <w:proofErr w:type="gramEnd"/>
+      <w:r>
+        <w:rPr>
+          <w:rFonts w:ascii="Segoe UI" w:eastAsia="宋体" w:hAnsi="Segoe UI" w:cs="Segoe UI" w:hint="eastAsia"/>
+          <w:color w:val="0F1115"/>
+          <w:sz w:val="24"/>
+          <w:szCs w:val="24"/>
+          <w:lang w:eastAsia="zh-CN"/>
+        </w:rPr>
+        <w:t>免费</w:t>
+      </w:r>
+      <w:r>
+        <w:rPr>
+          <w:rFonts w:ascii="Segoe UI" w:eastAsia="宋体" w:hAnsi="Segoe UI" w:cs="Segoe UI"/>
+          <w:color w:val="0F1115"/>
+          <w:sz w:val="24"/>
+          <w:szCs w:val="24"/>
+          <w:lang w:eastAsia="zh-CN"/>
+        </w:rPr>
+        <w:t xml:space="preserve"> API </w:t>
+      </w:r>
+      <w:r>
+        <w:rPr>
+          <w:rFonts w:ascii="Segoe UI" w:eastAsia="宋体" w:hAnsi="Segoe UI" w:cs="Segoe UI" w:hint="eastAsia"/>
+          <w:color w:val="0F1115"/>
+          <w:sz w:val="24"/>
+          <w:szCs w:val="24"/>
+          <w:lang w:eastAsia="zh-CN"/>
+        </w:rPr>
+        <w:t>额度发放，或可协助购买</w:t>
+      </w:r>
+      <w:r>
+        <w:rPr>
+          <w:rFonts w:ascii="Segoe UI" w:eastAsia="宋体" w:hAnsi="Segoe UI" w:cs="Segoe UI"/>
+          <w:color w:val="0F1115"/>
+          <w:sz w:val="24"/>
+          <w:szCs w:val="24"/>
+          <w:lang w:eastAsia="zh-CN"/>
+        </w:rPr>
+        <w:t xml:space="preserve"> API </w:t>
+      </w:r>
+      <w:r>
+        <w:rPr>
+          <w:rFonts w:ascii="Segoe UI" w:eastAsia="宋体" w:hAnsi="Segoe UI" w:cs="Segoe UI" w:hint="eastAsia"/>
+          <w:color w:val="0F1115"/>
+          <w:sz w:val="24"/>
+          <w:szCs w:val="24"/>
+          <w:lang w:eastAsia="zh-CN"/>
+        </w:rPr>
+        <w:t>额度。</w:t>
       </w:r>
     </w:p>
     <w:p>
@@ -844,37 +972,7 @@
           <w:szCs w:val="24"/>
           <w:lang w:eastAsia="zh-CN"/>
         </w:rPr>
-        <w:t xml:space="preserve">## </w:t>
-      </w:r>
-      <w:r>
-        <w:rPr>
-          <w:rFonts w:ascii="Segoe UI Emoji" w:eastAsia="宋体" w:hAnsi="Segoe UI Emoji" w:cs="Segoe UI Emoji"/>
-          <w:color w:val="0F1115"/>
-          <w:sz w:val="24"/>
-          <w:szCs w:val="24"/>
-          <w:lang w:eastAsia="zh-CN"/>
-        </w:rPr>
-        <w:t>🔐</w:t>
-      </w:r>
-      <w:r>
-        <w:rPr>
-          <w:rFonts w:ascii="Segoe UI" w:eastAsia="宋体" w:hAnsi="Segoe UI" w:cs="Segoe UI"/>
-          <w:color w:val="0F1115"/>
-          <w:sz w:val="24"/>
-          <w:szCs w:val="24"/>
-          <w:lang w:eastAsia="zh-CN"/>
-        </w:rPr>
-        <w:t xml:space="preserve"> </w:t>
-      </w:r>
-      <w:r>
-        <w:rPr>
-          <w:rFonts w:ascii="Segoe UI" w:eastAsia="宋体" w:hAnsi="Segoe UI" w:cs="Segoe UI" w:hint="eastAsia"/>
-          <w:color w:val="0F1115"/>
-          <w:sz w:val="24"/>
-          <w:szCs w:val="24"/>
-          <w:lang w:eastAsia="zh-CN"/>
-        </w:rPr>
-        <w:t>通用配置（侧边栏）</w:t>
+        <w:t>---</w:t>
       </w:r>
     </w:p>
     <w:p>
@@ -900,33 +998,43 @@
       </w:pPr>
       <w:r>
         <w:rPr>
+          <w:rFonts w:ascii="Segoe UI" w:eastAsia="宋体" w:hAnsi="Segoe UI" w:cs="Segoe UI"/>
+          <w:color w:val="0F1115"/>
+          <w:sz w:val="24"/>
+          <w:szCs w:val="24"/>
+          <w:lang w:eastAsia="zh-CN"/>
+        </w:rPr>
+        <w:t xml:space="preserve">## </w:t>
+      </w:r>
+      <w:r>
+        <w:rPr>
+          <w:rFonts w:ascii="Segoe UI Emoji" w:eastAsia="宋体" w:hAnsi="Segoe UI Emoji" w:cs="Segoe UI Emoji"/>
+          <w:color w:val="0F1115"/>
+          <w:sz w:val="24"/>
+          <w:szCs w:val="24"/>
+          <w:lang w:eastAsia="zh-CN"/>
+        </w:rPr>
+        <w:t>🔐</w:t>
+      </w:r>
+      <w:r>
+        <w:rPr>
+          <w:rFonts w:ascii="Segoe UI" w:eastAsia="宋体" w:hAnsi="Segoe UI" w:cs="Segoe UI"/>
+          <w:color w:val="0F1115"/>
+          <w:sz w:val="24"/>
+          <w:szCs w:val="24"/>
+          <w:lang w:eastAsia="zh-CN"/>
+        </w:rPr>
+        <w:t xml:space="preserve"> </w:t>
+      </w:r>
+      <w:r>
+        <w:rPr>
           <w:rFonts w:ascii="Segoe UI" w:eastAsia="宋体" w:hAnsi="Segoe UI" w:cs="Segoe UI" w:hint="eastAsia"/>
           <w:color w:val="0F1115"/>
           <w:sz w:val="24"/>
           <w:szCs w:val="24"/>
           <w:lang w:eastAsia="zh-CN"/>
         </w:rPr>
-        <w:t>在开始使用前，请先在左侧边栏完成</w:t>
-      </w:r>
-      <w:r>
-        <w:rPr>
-          <w:rFonts w:ascii="Segoe UI" w:eastAsia="宋体" w:hAnsi="Segoe UI" w:cs="Segoe UI"/>
-          <w:color w:val="0F1115"/>
-          <w:sz w:val="24"/>
-          <w:szCs w:val="24"/>
-          <w:lang w:eastAsia="zh-CN"/>
-        </w:rPr>
-        <w:t xml:space="preserve"> API </w:t>
-      </w:r>
-      <w:r>
-        <w:rPr>
-          <w:rFonts w:ascii="Segoe UI" w:eastAsia="宋体" w:hAnsi="Segoe UI" w:cs="Segoe UI" w:hint="eastAsia"/>
-          <w:color w:val="0F1115"/>
-          <w:sz w:val="24"/>
-          <w:szCs w:val="24"/>
-          <w:lang w:eastAsia="zh-CN"/>
-        </w:rPr>
-        <w:t>配置：</w:t>
+        <w:t>通用配置（侧边栏）</w:t>
       </w:r>
     </w:p>
     <w:p>
@@ -952,6 +1060,70 @@
       </w:pPr>
       <w:r>
         <w:rPr>
+          <w:rFonts w:ascii="Segoe UI" w:eastAsia="宋体" w:hAnsi="Segoe UI" w:cs="Segoe UI" w:hint="eastAsia"/>
+          <w:color w:val="0F1115"/>
+          <w:sz w:val="24"/>
+          <w:szCs w:val="24"/>
+          <w:lang w:eastAsia="zh-CN"/>
+        </w:rPr>
+        <w:t>在开始使用前，请先在左侧</w:t>
+      </w:r>
+      <w:proofErr w:type="gramStart"/>
+      <w:r>
+        <w:rPr>
+          <w:rFonts w:ascii="Segoe UI" w:eastAsia="宋体" w:hAnsi="Segoe UI" w:cs="Segoe UI" w:hint="eastAsia"/>
+          <w:color w:val="0F1115"/>
+          <w:sz w:val="24"/>
+          <w:szCs w:val="24"/>
+          <w:lang w:eastAsia="zh-CN"/>
+        </w:rPr>
+        <w:t>边栏完成</w:t>
+      </w:r>
+      <w:proofErr w:type="gramEnd"/>
+      <w:r>
+        <w:rPr>
+          <w:rFonts w:ascii="Segoe UI" w:eastAsia="宋体" w:hAnsi="Segoe UI" w:cs="Segoe UI"/>
+          <w:color w:val="0F1115"/>
+          <w:sz w:val="24"/>
+          <w:szCs w:val="24"/>
+          <w:lang w:eastAsia="zh-CN"/>
+        </w:rPr>
+        <w:t xml:space="preserve"> API </w:t>
+      </w:r>
+      <w:r>
+        <w:rPr>
+          <w:rFonts w:ascii="Segoe UI" w:eastAsia="宋体" w:hAnsi="Segoe UI" w:cs="Segoe UI" w:hint="eastAsia"/>
+          <w:color w:val="0F1115"/>
+          <w:sz w:val="24"/>
+          <w:szCs w:val="24"/>
+          <w:lang w:eastAsia="zh-CN"/>
+        </w:rPr>
+        <w:t>配置：</w:t>
+      </w:r>
+    </w:p>
+    <w:p>
+      <w:pPr>
+        <w:rPr>
+          <w:rFonts w:ascii="Segoe UI" w:eastAsia="宋体" w:hAnsi="Segoe UI" w:cs="Segoe UI"/>
+          <w:color w:val="0F1115"/>
+          <w:sz w:val="24"/>
+          <w:szCs w:val="24"/>
+          <w:lang w:eastAsia="zh-CN"/>
+        </w:rPr>
+      </w:pPr>
+    </w:p>
+    <w:p>
+      <w:pPr>
+        <w:rPr>
+          <w:rFonts w:ascii="Segoe UI" w:eastAsia="宋体" w:hAnsi="Segoe UI" w:cs="Segoe UI"/>
+          <w:color w:val="0F1115"/>
+          <w:sz w:val="24"/>
+          <w:szCs w:val="24"/>
+          <w:lang w:eastAsia="zh-CN"/>
+        </w:rPr>
+      </w:pPr>
+      <w:r>
+        <w:rPr>
           <w:rFonts w:ascii="Segoe UI" w:eastAsia="宋体" w:hAnsi="Segoe UI" w:cs="Segoe UI"/>
           <w:color w:val="0F1115"/>
           <w:sz w:val="24"/>
@@ -1101,7 +1273,29 @@
           <w:szCs w:val="24"/>
           <w:lang w:eastAsia="zh-CN"/>
         </w:rPr>
-        <w:t>`deepseek-ai/DeepSeek-V4-Pro`</w:t>
+        <w:t>`</w:t>
+      </w:r>
+      <w:proofErr w:type="spellStart"/>
+      <w:r>
+        <w:rPr>
+          <w:rFonts w:ascii="Segoe UI" w:eastAsia="宋体" w:hAnsi="Segoe UI" w:cs="Segoe UI"/>
+          <w:color w:val="0F1115"/>
+          <w:sz w:val="24"/>
+          <w:szCs w:val="24"/>
+          <w:lang w:eastAsia="zh-CN"/>
+        </w:rPr>
+        <w:t>deepseek</w:t>
+      </w:r>
+      <w:proofErr w:type="spellEnd"/>
+      <w:r>
+        <w:rPr>
+          <w:rFonts w:ascii="Segoe UI" w:eastAsia="宋体" w:hAnsi="Segoe UI" w:cs="Segoe UI"/>
+          <w:color w:val="0F1115"/>
+          <w:sz w:val="24"/>
+          <w:szCs w:val="24"/>
+          <w:lang w:eastAsia="zh-CN"/>
+        </w:rPr>
+        <w:t>-ai/DeepSeek-V4-Pro`</w:t>
       </w:r>
       <w:r>
         <w:rPr>
@@ -1173,7 +1367,51 @@
           <w:szCs w:val="24"/>
           <w:lang w:eastAsia="zh-CN"/>
         </w:rPr>
-        <w:t>所有页面功能均依赖此配置，请确保信息正确且网络通畅。</w:t>
+        <w:t>所有页面功能均依赖此配置，</w:t>
+      </w:r>
+      <w:proofErr w:type="gramStart"/>
+      <w:r>
+        <w:rPr>
+          <w:rFonts w:ascii="Segoe UI" w:eastAsia="宋体" w:hAnsi="Segoe UI" w:cs="Segoe UI" w:hint="eastAsia"/>
+          <w:color w:val="0F1115"/>
+          <w:sz w:val="24"/>
+          <w:szCs w:val="24"/>
+          <w:lang w:eastAsia="zh-CN"/>
+        </w:rPr>
+        <w:t>请确保</w:t>
+      </w:r>
+      <w:proofErr w:type="gramEnd"/>
+      <w:r>
+        <w:rPr>
+          <w:rFonts w:ascii="Segoe UI" w:eastAsia="宋体" w:hAnsi="Segoe UI" w:cs="Segoe UI" w:hint="eastAsia"/>
+          <w:color w:val="0F1115"/>
+          <w:sz w:val="24"/>
+          <w:szCs w:val="24"/>
+          <w:lang w:eastAsia="zh-CN"/>
+        </w:rPr>
+        <w:t>信息正确</w:t>
+      </w:r>
+      <w:proofErr w:type="gramStart"/>
+      <w:r>
+        <w:rPr>
+          <w:rFonts w:ascii="Segoe UI" w:eastAsia="宋体" w:hAnsi="Segoe UI" w:cs="Segoe UI" w:hint="eastAsia"/>
+          <w:color w:val="0F1115"/>
+          <w:sz w:val="24"/>
+          <w:szCs w:val="24"/>
+          <w:lang w:eastAsia="zh-CN"/>
+        </w:rPr>
+        <w:t>且网络</w:t>
+      </w:r>
+      <w:proofErr w:type="gramEnd"/>
+      <w:r>
+        <w:rPr>
+          <w:rFonts w:ascii="Segoe UI" w:eastAsia="宋体" w:hAnsi="Segoe UI" w:cs="Segoe UI" w:hint="eastAsia"/>
+          <w:color w:val="0F1115"/>
+          <w:sz w:val="24"/>
+          <w:szCs w:val="24"/>
+          <w:lang w:eastAsia="zh-CN"/>
+        </w:rPr>
+        <w:t>通畅。</w:t>
       </w:r>
     </w:p>
     <w:p>
@@ -1218,6 +1456,106 @@
           <w:lang w:eastAsia="zh-CN"/>
         </w:rPr>
       </w:pPr>
+      <w:r>
+        <w:rPr>
+          <w:rFonts w:ascii="Segoe UI" w:eastAsia="宋体" w:hAnsi="Segoe UI" w:cs="Segoe UI"/>
+          <w:color w:val="0F1115"/>
+          <w:sz w:val="24"/>
+          <w:szCs w:val="24"/>
+          <w:lang w:eastAsia="zh-CN"/>
+        </w:rPr>
+        <w:t xml:space="preserve">### </w:t>
+      </w:r>
+      <w:r>
+        <w:rPr>
+          <w:rFonts w:ascii="Segoe UI Emoji" w:eastAsia="宋体" w:hAnsi="Segoe UI Emoji" w:cs="Segoe UI Emoji"/>
+          <w:color w:val="0F1115"/>
+          <w:sz w:val="24"/>
+          <w:szCs w:val="24"/>
+          <w:lang w:eastAsia="zh-CN"/>
+        </w:rPr>
+        <w:t>📌</w:t>
+      </w:r>
+      <w:r>
+        <w:rPr>
+          <w:rFonts w:ascii="Segoe UI" w:eastAsia="宋体" w:hAnsi="Segoe UI" w:cs="Segoe UI"/>
+          <w:color w:val="0F1115"/>
+          <w:sz w:val="24"/>
+          <w:szCs w:val="24"/>
+          <w:lang w:eastAsia="zh-CN"/>
+        </w:rPr>
+        <w:t xml:space="preserve"> </w:t>
+      </w:r>
+      <w:r>
+        <w:rPr>
+          <w:rFonts w:ascii="Segoe UI" w:eastAsia="宋体" w:hAnsi="Segoe UI" w:cs="Segoe UI" w:hint="eastAsia"/>
+          <w:color w:val="0F1115"/>
+          <w:sz w:val="24"/>
+          <w:szCs w:val="24"/>
+          <w:lang w:eastAsia="zh-CN"/>
+        </w:rPr>
+        <w:t>页面</w:t>
+      </w:r>
+      <w:r>
+        <w:rPr>
+          <w:rFonts w:ascii="Segoe UI" w:eastAsia="宋体" w:hAnsi="Segoe UI" w:cs="Segoe UI"/>
+          <w:color w:val="0F1115"/>
+          <w:sz w:val="24"/>
+          <w:szCs w:val="24"/>
+          <w:lang w:eastAsia="zh-CN"/>
+        </w:rPr>
+        <w:t xml:space="preserve"> </w:t>
+      </w:r>
+      <w:r>
+        <w:rPr>
+          <w:rFonts w:ascii="Segoe UI" w:eastAsia="宋体" w:hAnsi="Segoe UI" w:cs="Segoe UI" w:hint="eastAsia"/>
+          <w:color w:val="0F1115"/>
+          <w:sz w:val="24"/>
+          <w:szCs w:val="24"/>
+          <w:lang w:eastAsia="zh-CN"/>
+        </w:rPr>
+        <w:t>1</w:t>
+      </w:r>
+      <w:r>
+        <w:rPr>
+          <w:rFonts w:ascii="Segoe UI" w:eastAsia="宋体" w:hAnsi="Segoe UI" w:cs="Segoe UI" w:hint="eastAsia"/>
+          <w:color w:val="0F1115"/>
+          <w:sz w:val="24"/>
+          <w:szCs w:val="24"/>
+          <w:lang w:eastAsia="zh-CN"/>
+        </w:rPr>
+        <w:t>：</w:t>
+      </w:r>
+      <w:r>
+        <w:rPr>
+          <w:rFonts w:ascii="Segoe UI" w:eastAsia="宋体" w:hAnsi="Segoe UI" w:cs="Segoe UI" w:hint="eastAsia"/>
+          <w:color w:val="0F1115"/>
+          <w:sz w:val="24"/>
+          <w:szCs w:val="24"/>
+          <w:lang w:eastAsia="zh-CN"/>
+        </w:rPr>
+        <w:t>期刊匹配和检索</w:t>
+      </w:r>
+      <w:r>
+        <w:rPr>
+          <w:rFonts w:ascii="Segoe UI" w:eastAsia="宋体" w:hAnsi="Segoe UI" w:cs="Segoe UI" w:hint="eastAsia"/>
+          <w:color w:val="0F1115"/>
+          <w:sz w:val="24"/>
+          <w:szCs w:val="24"/>
+          <w:lang w:eastAsia="zh-CN"/>
+        </w:rPr>
+        <w:t xml:space="preserve"> Journal </w:t>
+      </w:r>
+      <w:r>
+        <w:rPr>
+          <w:rFonts w:ascii="Segoe UI" w:eastAsia="宋体" w:hAnsi="Segoe UI" w:cs="Segoe UI"/>
+          <w:color w:val="0F1115"/>
+          <w:sz w:val="24"/>
+          <w:szCs w:val="24"/>
+          <w:lang w:eastAsia="zh-CN"/>
+        </w:rPr>
+        <w:t>recommender</w:t>
+      </w:r>
     </w:p>
     <w:p>
       <w:pPr>
@@ -1229,106 +1567,6 @@
           <w:lang w:eastAsia="zh-CN"/>
         </w:rPr>
       </w:pPr>
-      <w:r>
-        <w:rPr>
-          <w:rFonts w:ascii="Segoe UI" w:eastAsia="宋体" w:hAnsi="Segoe UI" w:cs="Segoe UI"/>
-          <w:color w:val="0F1115"/>
-          <w:sz w:val="24"/>
-          <w:szCs w:val="24"/>
-          <w:lang w:eastAsia="zh-CN"/>
-        </w:rPr>
-        <w:t>##</w:t>
-      </w:r>
-      <w:r>
-        <w:rPr>
-          <w:rFonts w:ascii="Segoe UI" w:eastAsia="宋体" w:hAnsi="Segoe UI" w:cs="Segoe UI"/>
-          <w:color w:val="0F1115"/>
-          <w:sz w:val="24"/>
-          <w:szCs w:val="24"/>
-          <w:lang w:eastAsia="zh-CN"/>
-        </w:rPr>
-        <w:t>#</w:t>
-      </w:r>
-      <w:r>
-        <w:rPr>
-          <w:rFonts w:ascii="Segoe UI" w:eastAsia="宋体" w:hAnsi="Segoe UI" w:cs="Segoe UI"/>
-          <w:color w:val="0F1115"/>
-          <w:sz w:val="24"/>
-          <w:szCs w:val="24"/>
-          <w:lang w:eastAsia="zh-CN"/>
-        </w:rPr>
-        <w:t xml:space="preserve"> </w:t>
-      </w:r>
-      <w:r>
-        <w:rPr>
-          <w:rFonts w:ascii="Segoe UI Emoji" w:eastAsia="宋体" w:hAnsi="Segoe UI Emoji" w:cs="Segoe UI Emoji"/>
-          <w:color w:val="0F1115"/>
-          <w:sz w:val="24"/>
-          <w:szCs w:val="24"/>
-          <w:lang w:eastAsia="zh-CN"/>
-        </w:rPr>
-        <w:t>📌</w:t>
-      </w:r>
-      <w:r>
-        <w:rPr>
-          <w:rFonts w:ascii="Segoe UI" w:eastAsia="宋体" w:hAnsi="Segoe UI" w:cs="Segoe UI"/>
-          <w:color w:val="0F1115"/>
-          <w:sz w:val="24"/>
-          <w:szCs w:val="24"/>
-          <w:lang w:eastAsia="zh-CN"/>
-        </w:rPr>
-        <w:t xml:space="preserve"> </w:t>
-      </w:r>
-      <w:r>
-        <w:rPr>
-          <w:rFonts w:ascii="Segoe UI" w:eastAsia="宋体" w:hAnsi="Segoe UI" w:cs="Segoe UI" w:hint="eastAsia"/>
-          <w:color w:val="0F1115"/>
-          <w:sz w:val="24"/>
-          <w:szCs w:val="24"/>
-          <w:lang w:eastAsia="zh-CN"/>
-        </w:rPr>
-        <w:t>页面</w:t>
-      </w:r>
-      <w:r>
-        <w:rPr>
-          <w:rFonts w:ascii="Segoe UI" w:eastAsia="宋体" w:hAnsi="Segoe UI" w:cs="Segoe UI"/>
-          <w:color w:val="0F1115"/>
-          <w:sz w:val="24"/>
-          <w:szCs w:val="24"/>
-          <w:lang w:eastAsia="zh-CN"/>
-        </w:rPr>
-        <w:t xml:space="preserve"> 1</w:t>
-      </w:r>
-      <w:r>
-        <w:rPr>
-          <w:rFonts w:ascii="Segoe UI" w:eastAsia="宋体" w:hAnsi="Segoe UI" w:cs="Segoe UI" w:hint="eastAsia"/>
-          <w:color w:val="0F1115"/>
-          <w:sz w:val="24"/>
-          <w:szCs w:val="24"/>
-          <w:lang w:eastAsia="zh-CN"/>
-        </w:rPr>
-        <w:t>：科学问题合成</w:t>
-      </w:r>
-      <w:r>
-        <w:rPr>
-          <w:rFonts w:ascii="Segoe UI" w:eastAsia="宋体" w:hAnsi="Segoe UI" w:cs="Segoe UI" w:hint="eastAsia"/>
-          <w:color w:val="0F1115"/>
-          <w:sz w:val="24"/>
-          <w:szCs w:val="24"/>
-          <w:lang w:eastAsia="zh-CN"/>
-        </w:rPr>
-        <w:t xml:space="preserve"> </w:t>
-      </w:r>
-      <w:r>
-        <w:rPr>
-          <w:rFonts w:ascii="Segoe UI" w:eastAsia="宋体" w:hAnsi="Segoe UI" w:cs="Segoe UI"/>
-          <w:color w:val="0F1115"/>
-          <w:sz w:val="24"/>
-          <w:szCs w:val="24"/>
-          <w:lang w:eastAsia="zh-CN"/>
-        </w:rPr>
-        <w:t>Scientific Question Synthesis</w:t>
-      </w:r>
     </w:p>
     <w:p>
       <w:pPr>
@@ -1340,6 +1578,26 @@
           <w:lang w:eastAsia="zh-CN"/>
         </w:rPr>
       </w:pPr>
+      <w:r>
+        <w:rPr>
+          <w:rFonts w:ascii="Segoe UI" w:eastAsia="宋体" w:hAnsi="Segoe UI" w:cs="Segoe UI"/>
+          <w:color w:val="0F1115"/>
+          <w:sz w:val="24"/>
+          <w:szCs w:val="24"/>
+          <w:lang w:eastAsia="zh-CN"/>
+        </w:rPr>
+        <w:t xml:space="preserve">### </w:t>
+      </w:r>
+      <w:r>
+        <w:rPr>
+          <w:rFonts w:ascii="Segoe UI" w:eastAsia="宋体" w:hAnsi="Segoe UI" w:cs="Segoe UI" w:hint="eastAsia"/>
+          <w:color w:val="0F1115"/>
+          <w:sz w:val="24"/>
+          <w:szCs w:val="24"/>
+          <w:lang w:eastAsia="zh-CN"/>
+        </w:rPr>
+        <w:t>功能说明</w:t>
+      </w:r>
     </w:p>
     <w:p>
       <w:pPr>
@@ -1353,23 +1611,13 @@
       </w:pPr>
       <w:r>
         <w:rPr>
-          <w:rFonts w:ascii="Segoe UI" w:eastAsia="宋体" w:hAnsi="Segoe UI" w:cs="Segoe UI"/>
-          <w:color w:val="0F1115"/>
-          <w:sz w:val="24"/>
-          <w:szCs w:val="24"/>
-          <w:lang w:eastAsia="zh-CN"/>
-        </w:rPr>
-        <w:t xml:space="preserve">### </w:t>
-      </w:r>
-      <w:r>
-        <w:rPr>
           <w:rFonts w:ascii="Segoe UI" w:eastAsia="宋体" w:hAnsi="Segoe UI" w:cs="Segoe UI" w:hint="eastAsia"/>
           <w:color w:val="0F1115"/>
           <w:sz w:val="24"/>
           <w:szCs w:val="24"/>
           <w:lang w:eastAsia="zh-CN"/>
         </w:rPr>
-        <w:t>功能说明</w:t>
+        <w:t>内涵三个功能：期刊匹配，领域期刊分区检索，期刊名检索</w:t>
       </w:r>
     </w:p>
     <w:p>
@@ -1395,23 +1643,23 @@
       </w:pPr>
       <w:r>
         <w:rPr>
+          <w:rFonts w:ascii="Segoe UI" w:eastAsia="宋体" w:hAnsi="Segoe UI" w:cs="Segoe UI"/>
+          <w:color w:val="0F1115"/>
+          <w:sz w:val="24"/>
+          <w:szCs w:val="24"/>
+          <w:lang w:eastAsia="zh-CN"/>
+        </w:rPr>
+        <w:t xml:space="preserve">### </w:t>
+      </w:r>
+      <w:r>
+        <w:rPr>
           <w:rFonts w:ascii="Segoe UI" w:eastAsia="宋体" w:hAnsi="Segoe UI" w:cs="Segoe UI" w:hint="eastAsia"/>
           <w:color w:val="0F1115"/>
           <w:sz w:val="24"/>
           <w:szCs w:val="24"/>
           <w:lang w:eastAsia="zh-CN"/>
         </w:rPr>
-        <w:t>输入</w:t>
-      </w:r>
-      <w:r>
-        <w:rPr>
-          <w:rFonts w:ascii="Segoe UI" w:eastAsia="宋体" w:hAnsi="Segoe UI" w:cs="Segoe UI"/>
-          <w:color w:val="0F1115"/>
-          <w:sz w:val="24"/>
-          <w:szCs w:val="24"/>
-          <w:lang w:eastAsia="zh-CN"/>
-        </w:rPr>
-        <w:t xml:space="preserve"> 1–5 </w:t>
+        <w:t>期刊匹配</w:t>
       </w:r>
       <w:r>
         <w:rPr>
@@ -1421,17 +1669,7 @@
           <w:szCs w:val="24"/>
           <w:lang w:eastAsia="zh-CN"/>
         </w:rPr>
-        <w:t>个研究关键词（用逗号或分号分隔），</w:t>
-      </w:r>
-      <w:r>
-        <w:rPr>
-          <w:rFonts w:ascii="Segoe UI" w:eastAsia="宋体" w:hAnsi="Segoe UI" w:cs="Segoe UI"/>
-          <w:color w:val="0F1115"/>
-          <w:sz w:val="24"/>
-          <w:szCs w:val="24"/>
-          <w:lang w:eastAsia="zh-CN"/>
-        </w:rPr>
-        <w:t xml:space="preserve">AI </w:t>
+        <w:t>使用步骤</w:t>
       </w:r>
       <w:r>
         <w:rPr>
@@ -1441,27 +1679,7 @@
           <w:szCs w:val="24"/>
           <w:lang w:eastAsia="zh-CN"/>
         </w:rPr>
-        <w:t>将生成</w:t>
-      </w:r>
-      <w:r>
-        <w:rPr>
-          <w:rFonts w:ascii="Segoe UI" w:eastAsia="宋体" w:hAnsi="Segoe UI" w:cs="Segoe UI"/>
-          <w:color w:val="0F1115"/>
-          <w:sz w:val="24"/>
-          <w:szCs w:val="24"/>
-          <w:lang w:eastAsia="zh-CN"/>
-        </w:rPr>
-        <w:t xml:space="preserve"> 5 </w:t>
-      </w:r>
-      <w:r>
-        <w:rPr>
-          <w:rFonts w:ascii="Segoe UI" w:eastAsia="宋体" w:hAnsi="Segoe UI" w:cs="Segoe UI" w:hint="eastAsia"/>
-          <w:color w:val="0F1115"/>
-          <w:sz w:val="24"/>
-          <w:szCs w:val="24"/>
-          <w:lang w:eastAsia="zh-CN"/>
-        </w:rPr>
-        <w:t>个具有前瞻性的科研问题。每个问题附带：</w:t>
+        <w:t>：</w:t>
       </w:r>
     </w:p>
     <w:p>
@@ -1487,33 +1705,13 @@
       </w:pPr>
       <w:r>
         <w:rPr>
-          <w:rFonts w:ascii="Segoe UI" w:eastAsia="宋体" w:hAnsi="Segoe UI" w:cs="Segoe UI"/>
-          <w:color w:val="0F1115"/>
-          <w:sz w:val="24"/>
-          <w:szCs w:val="24"/>
-          <w:lang w:eastAsia="zh-CN"/>
-        </w:rPr>
-        <w:t>- **</w:t>
-      </w:r>
-      <w:r>
-        <w:rPr>
           <w:rFonts w:ascii="Segoe UI" w:eastAsia="宋体" w:hAnsi="Segoe UI" w:cs="Segoe UI" w:hint="eastAsia"/>
           <w:color w:val="0F1115"/>
           <w:sz w:val="24"/>
           <w:szCs w:val="24"/>
           <w:lang w:eastAsia="zh-CN"/>
         </w:rPr>
-        <w:t>关键词（</w:t>
-      </w:r>
-      <w:r>
-        <w:rPr>
-          <w:rFonts w:ascii="Segoe UI" w:eastAsia="宋体" w:hAnsi="Segoe UI" w:cs="Segoe UI"/>
-          <w:color w:val="0F1115"/>
-          <w:sz w:val="24"/>
-          <w:szCs w:val="24"/>
-          <w:lang w:eastAsia="zh-CN"/>
-        </w:rPr>
-        <w:t>Keywords</w:t>
+        <w:t xml:space="preserve">1. </w:t>
       </w:r>
       <w:r>
         <w:rPr>
@@ -1523,17 +1721,17 @@
           <w:szCs w:val="24"/>
           <w:lang w:eastAsia="zh-CN"/>
         </w:rPr>
-        <w:t>）</w:t>
-      </w:r>
-      <w:r>
-        <w:rPr>
-          <w:rFonts w:ascii="Segoe UI" w:eastAsia="宋体" w:hAnsi="Segoe UI" w:cs="Segoe UI"/>
-          <w:color w:val="0F1115"/>
-          <w:sz w:val="24"/>
-          <w:szCs w:val="24"/>
-          <w:lang w:eastAsia="zh-CN"/>
-        </w:rPr>
-        <w:t>**</w:t>
+        <w:t>在框中输入文章的</w:t>
+      </w:r>
+      <w:r>
+        <w:rPr>
+          <w:rFonts w:ascii="Segoe UI" w:eastAsia="宋体" w:hAnsi="Segoe UI" w:cs="Segoe UI"/>
+          <w:color w:val="0F1115"/>
+          <w:sz w:val="24"/>
+          <w:szCs w:val="24"/>
+          <w:lang w:eastAsia="zh-CN"/>
+        </w:rPr>
+        <w:t>abstract</w:t>
       </w:r>
       <w:r>
         <w:rPr>
@@ -1543,7 +1741,67 @@
           <w:szCs w:val="24"/>
           <w:lang w:eastAsia="zh-CN"/>
         </w:rPr>
-        <w:t>：问题的核心概念</w:t>
+        <w:t>或简要描述，单击</w:t>
+      </w:r>
+      <w:r>
+        <w:rPr>
+          <w:rFonts w:ascii="Segoe UI" w:eastAsia="宋体" w:hAnsi="Segoe UI" w:cs="Segoe UI"/>
+          <w:color w:val="0F1115"/>
+          <w:sz w:val="24"/>
+          <w:szCs w:val="24"/>
+          <w:lang w:eastAsia="zh-CN"/>
+        </w:rPr>
+        <w:t>"Analyze"</w:t>
+      </w:r>
+      <w:r>
+        <w:rPr>
+          <w:rFonts w:ascii="Segoe UI" w:eastAsia="宋体" w:hAnsi="Segoe UI" w:cs="Segoe UI" w:hint="eastAsia"/>
+          <w:color w:val="0F1115"/>
+          <w:sz w:val="24"/>
+          <w:szCs w:val="24"/>
+          <w:lang w:eastAsia="zh-CN"/>
+        </w:rPr>
+        <w:t>开始分析，得到</w:t>
+      </w:r>
+      <w:r>
+        <w:rPr>
+          <w:rFonts w:ascii="Segoe UI" w:eastAsia="宋体" w:hAnsi="Segoe UI" w:cs="Segoe UI"/>
+          <w:color w:val="0F1115"/>
+          <w:sz w:val="24"/>
+          <w:szCs w:val="24"/>
+          <w:lang w:eastAsia="zh-CN"/>
+        </w:rPr>
+        <w:t>Field Analysis</w:t>
+      </w:r>
+      <w:r>
+        <w:rPr>
+          <w:rFonts w:ascii="Segoe UI" w:eastAsia="宋体" w:hAnsi="Segoe UI" w:cs="Segoe UI" w:hint="eastAsia"/>
+          <w:color w:val="0F1115"/>
+          <w:sz w:val="24"/>
+          <w:szCs w:val="24"/>
+          <w:lang w:eastAsia="zh-CN"/>
+        </w:rPr>
+        <w:t>页面。里面是</w:t>
+      </w:r>
+      <w:r>
+        <w:rPr>
+          <w:rFonts w:ascii="Segoe UI" w:eastAsia="宋体" w:hAnsi="Segoe UI" w:cs="Segoe UI"/>
+          <w:color w:val="0F1115"/>
+          <w:sz w:val="24"/>
+          <w:szCs w:val="24"/>
+          <w:lang w:eastAsia="zh-CN"/>
+        </w:rPr>
+        <w:t>LLM</w:t>
+      </w:r>
+      <w:r>
+        <w:rPr>
+          <w:rFonts w:ascii="Segoe UI" w:eastAsia="宋体" w:hAnsi="Segoe UI" w:cs="Segoe UI" w:hint="eastAsia"/>
+          <w:color w:val="0F1115"/>
+          <w:sz w:val="24"/>
+          <w:szCs w:val="24"/>
+          <w:lang w:eastAsia="zh-CN"/>
+        </w:rPr>
+        <w:t>对内容的理解结果——研究属于哪个领域、生成了哪些关键词；</w:t>
       </w:r>
     </w:p>
     <w:p>
@@ -1564,7 +1822,7 @@
           <w:szCs w:val="24"/>
           <w:lang w:eastAsia="zh-CN"/>
         </w:rPr>
-        <w:t>- **</w:t>
+        <w:t xml:space="preserve">2. </w:t>
       </w:r>
       <w:r>
         <w:rPr>
@@ -1574,17 +1832,17 @@
           <w:szCs w:val="24"/>
           <w:lang w:eastAsia="zh-CN"/>
         </w:rPr>
-        <w:t>扩展关键词（</w:t>
-      </w:r>
-      <w:r>
-        <w:rPr>
-          <w:rFonts w:ascii="Segoe UI" w:eastAsia="宋体" w:hAnsi="Segoe UI" w:cs="Segoe UI"/>
-          <w:color w:val="0F1115"/>
-          <w:sz w:val="24"/>
-          <w:szCs w:val="24"/>
-          <w:lang w:eastAsia="zh-CN"/>
-        </w:rPr>
-        <w:t>Extended Keywords</w:t>
+        <w:t>下滑就是期刊筛选结果，新锐一、二、三区每个区各推荐</w:t>
+      </w:r>
+      <w:r>
+        <w:rPr>
+          <w:rFonts w:ascii="Segoe UI" w:eastAsia="宋体" w:hAnsi="Segoe UI" w:cs="Segoe UI"/>
+          <w:color w:val="0F1115"/>
+          <w:sz w:val="24"/>
+          <w:szCs w:val="24"/>
+          <w:lang w:eastAsia="zh-CN"/>
+        </w:rPr>
+        <w:t>10</w:t>
       </w:r>
       <w:r>
         <w:rPr>
@@ -1594,27 +1852,7 @@
           <w:szCs w:val="24"/>
           <w:lang w:eastAsia="zh-CN"/>
         </w:rPr>
-        <w:t>）</w:t>
-      </w:r>
-      <w:r>
-        <w:rPr>
-          <w:rFonts w:ascii="Segoe UI" w:eastAsia="宋体" w:hAnsi="Segoe UI" w:cs="Segoe UI"/>
-          <w:color w:val="0F1115"/>
-          <w:sz w:val="24"/>
-          <w:szCs w:val="24"/>
-          <w:lang w:eastAsia="zh-CN"/>
-        </w:rPr>
-        <w:t>**</w:t>
-      </w:r>
-      <w:r>
-        <w:rPr>
-          <w:rFonts w:ascii="Segoe UI" w:eastAsia="宋体" w:hAnsi="Segoe UI" w:cs="Segoe UI" w:hint="eastAsia"/>
-          <w:color w:val="0F1115"/>
-          <w:sz w:val="24"/>
-          <w:szCs w:val="24"/>
-          <w:lang w:eastAsia="zh-CN"/>
-        </w:rPr>
-        <w:t>：基于输入关键词的联想与拓展</w:t>
+        <w:t>本匹配度最高的期刊，并显示匹配分数；</w:t>
       </w:r>
     </w:p>
     <w:p>
@@ -1627,6 +1865,48 @@
           <w:lang w:eastAsia="zh-CN"/>
         </w:rPr>
       </w:pPr>
+      <w:r>
+        <w:rPr>
+          <w:rFonts w:ascii="Segoe UI" w:eastAsia="宋体" w:hAnsi="Segoe UI" w:cs="Segoe UI" w:hint="eastAsia"/>
+          <w:color w:val="0F1115"/>
+          <w:sz w:val="24"/>
+          <w:szCs w:val="24"/>
+          <w:lang w:eastAsia="zh-CN"/>
+        </w:rPr>
+        <w:t xml:space="preserve">3. </w:t>
+      </w:r>
+      <w:r>
+        <w:rPr>
+          <w:rFonts w:ascii="Segoe UI" w:eastAsia="宋体" w:hAnsi="Segoe UI" w:cs="Segoe UI" w:hint="eastAsia"/>
+          <w:color w:val="0F1115"/>
+          <w:sz w:val="24"/>
+          <w:szCs w:val="24"/>
+          <w:lang w:eastAsia="zh-CN"/>
+        </w:rPr>
+        <w:t>点开任意期刊，可以查看完整信息，包括影响因子、</w:t>
+      </w:r>
+      <w:proofErr w:type="gramStart"/>
+      <w:r>
+        <w:rPr>
+          <w:rFonts w:ascii="Segoe UI" w:eastAsia="宋体" w:hAnsi="Segoe UI" w:cs="Segoe UI" w:hint="eastAsia"/>
+          <w:color w:val="0F1115"/>
+          <w:sz w:val="24"/>
+          <w:szCs w:val="24"/>
+          <w:lang w:eastAsia="zh-CN"/>
+        </w:rPr>
+        <w:t>官网链接</w:t>
+      </w:r>
+      <w:proofErr w:type="gramEnd"/>
+      <w:r>
+        <w:rPr>
+          <w:rFonts w:ascii="Segoe UI" w:eastAsia="宋体" w:hAnsi="Segoe UI" w:cs="Segoe UI" w:hint="eastAsia"/>
+          <w:color w:val="0F1115"/>
+          <w:sz w:val="24"/>
+          <w:szCs w:val="24"/>
+          <w:lang w:eastAsia="zh-CN"/>
+        </w:rPr>
+        <w:t>、所属领域等。</w:t>
+      </w:r>
     </w:p>
     <w:p>
       <w:pPr>
@@ -1638,26 +1918,6 @@
           <w:lang w:eastAsia="zh-CN"/>
         </w:rPr>
       </w:pPr>
-      <w:r>
-        <w:rPr>
-          <w:rFonts w:ascii="Segoe UI" w:eastAsia="宋体" w:hAnsi="Segoe UI" w:cs="Segoe UI"/>
-          <w:color w:val="0F1115"/>
-          <w:sz w:val="24"/>
-          <w:szCs w:val="24"/>
-          <w:lang w:eastAsia="zh-CN"/>
-        </w:rPr>
-        <w:t xml:space="preserve">### </w:t>
-      </w:r>
-      <w:r>
-        <w:rPr>
-          <w:rFonts w:ascii="Segoe UI" w:eastAsia="宋体" w:hAnsi="Segoe UI" w:cs="Segoe UI" w:hint="eastAsia"/>
-          <w:color w:val="0F1115"/>
-          <w:sz w:val="24"/>
-          <w:szCs w:val="24"/>
-          <w:lang w:eastAsia="zh-CN"/>
-        </w:rPr>
-        <w:t>使用步骤</w:t>
-      </w:r>
     </w:p>
     <w:p>
       <w:pPr>
@@ -1669,6 +1929,116 @@
           <w:lang w:eastAsia="zh-CN"/>
         </w:rPr>
       </w:pPr>
+      <w:r>
+        <w:rPr>
+          <w:rFonts w:ascii="Segoe UI" w:eastAsia="宋体" w:hAnsi="Segoe UI" w:cs="Segoe UI"/>
+          <w:color w:val="0F1115"/>
+          <w:sz w:val="24"/>
+          <w:szCs w:val="24"/>
+          <w:lang w:eastAsia="zh-CN"/>
+        </w:rPr>
+        <w:t>##</w:t>
+      </w:r>
+      <w:r>
+        <w:rPr>
+          <w:rFonts w:ascii="Segoe UI" w:eastAsia="宋体" w:hAnsi="Segoe UI" w:cs="Segoe UI"/>
+          <w:color w:val="0F1115"/>
+          <w:sz w:val="24"/>
+          <w:szCs w:val="24"/>
+          <w:lang w:eastAsia="zh-CN"/>
+        </w:rPr>
+        <w:t>#</w:t>
+      </w:r>
+      <w:r>
+        <w:rPr>
+          <w:rFonts w:ascii="Segoe UI" w:eastAsia="宋体" w:hAnsi="Segoe UI" w:cs="Segoe UI"/>
+          <w:color w:val="0F1115"/>
+          <w:sz w:val="24"/>
+          <w:szCs w:val="24"/>
+          <w:lang w:eastAsia="zh-CN"/>
+        </w:rPr>
+        <w:t xml:space="preserve"> </w:t>
+      </w:r>
+      <w:r>
+        <w:rPr>
+          <w:rFonts w:ascii="Segoe UI Emoji" w:eastAsia="宋体" w:hAnsi="Segoe UI Emoji" w:cs="Segoe UI Emoji"/>
+          <w:color w:val="0F1115"/>
+          <w:sz w:val="24"/>
+          <w:szCs w:val="24"/>
+          <w:lang w:eastAsia="zh-CN"/>
+        </w:rPr>
+        <w:t>📌</w:t>
+      </w:r>
+      <w:r>
+        <w:rPr>
+          <w:rFonts w:ascii="Segoe UI" w:eastAsia="宋体" w:hAnsi="Segoe UI" w:cs="Segoe UI"/>
+          <w:color w:val="0F1115"/>
+          <w:sz w:val="24"/>
+          <w:szCs w:val="24"/>
+          <w:lang w:eastAsia="zh-CN"/>
+        </w:rPr>
+        <w:t xml:space="preserve"> </w:t>
+      </w:r>
+      <w:r>
+        <w:rPr>
+          <w:rFonts w:ascii="Segoe UI" w:eastAsia="宋体" w:hAnsi="Segoe UI" w:cs="Segoe UI" w:hint="eastAsia"/>
+          <w:color w:val="0F1115"/>
+          <w:sz w:val="24"/>
+          <w:szCs w:val="24"/>
+          <w:lang w:eastAsia="zh-CN"/>
+        </w:rPr>
+        <w:t>页面</w:t>
+      </w:r>
+      <w:r>
+        <w:rPr>
+          <w:rFonts w:ascii="Segoe UI" w:eastAsia="宋体" w:hAnsi="Segoe UI" w:cs="Segoe UI"/>
+          <w:color w:val="0F1115"/>
+          <w:sz w:val="24"/>
+          <w:szCs w:val="24"/>
+          <w:lang w:eastAsia="zh-CN"/>
+        </w:rPr>
+        <w:t xml:space="preserve"> </w:t>
+      </w:r>
+      <w:r>
+        <w:rPr>
+          <w:rFonts w:ascii="Segoe UI" w:eastAsia="宋体" w:hAnsi="Segoe UI" w:cs="Segoe UI" w:hint="eastAsia"/>
+          <w:color w:val="0F1115"/>
+          <w:sz w:val="24"/>
+          <w:szCs w:val="24"/>
+          <w:lang w:eastAsia="zh-CN"/>
+        </w:rPr>
+        <w:t>2</w:t>
+      </w:r>
+      <w:r>
+        <w:rPr>
+          <w:rFonts w:ascii="Segoe UI" w:eastAsia="宋体" w:hAnsi="Segoe UI" w:cs="Segoe UI" w:hint="eastAsia"/>
+          <w:color w:val="0F1115"/>
+          <w:sz w:val="24"/>
+          <w:szCs w:val="24"/>
+          <w:lang w:eastAsia="zh-CN"/>
+        </w:rPr>
+        <w:t>：科学问题合成</w:t>
+      </w:r>
+      <w:r>
+        <w:rPr>
+          <w:rFonts w:ascii="Segoe UI" w:eastAsia="宋体" w:hAnsi="Segoe UI" w:cs="Segoe UI" w:hint="eastAsia"/>
+          <w:color w:val="0F1115"/>
+          <w:sz w:val="24"/>
+          <w:szCs w:val="24"/>
+          <w:lang w:eastAsia="zh-CN"/>
+        </w:rPr>
+        <w:t xml:space="preserve"> </w:t>
+      </w:r>
+      <w:r>
+        <w:rPr>
+          <w:rFonts w:ascii="Segoe UI" w:eastAsia="宋体" w:hAnsi="Segoe UI" w:cs="Segoe UI"/>
+          <w:color w:val="0F1115"/>
+          <w:sz w:val="24"/>
+          <w:szCs w:val="24"/>
+          <w:lang w:eastAsia="zh-CN"/>
+        </w:rPr>
+        <w:t>Scientific Question Synthesis</w:t>
+      </w:r>
     </w:p>
     <w:p>
       <w:pPr>
@@ -1680,26 +2050,6 @@
           <w:lang w:eastAsia="zh-CN"/>
         </w:rPr>
       </w:pPr>
-      <w:r>
-        <w:rPr>
-          <w:rFonts w:ascii="Segoe UI" w:eastAsia="宋体" w:hAnsi="Segoe UI" w:cs="Segoe UI" w:hint="eastAsia"/>
-          <w:color w:val="0F1115"/>
-          <w:sz w:val="24"/>
-          <w:szCs w:val="24"/>
-          <w:lang w:eastAsia="zh-CN"/>
-        </w:rPr>
-        <w:t xml:space="preserve">1. </w:t>
-      </w:r>
-      <w:r>
-        <w:rPr>
-          <w:rFonts w:ascii="Segoe UI" w:eastAsia="宋体" w:hAnsi="Segoe UI" w:cs="Segoe UI" w:hint="eastAsia"/>
-          <w:color w:val="0F1115"/>
-          <w:sz w:val="24"/>
-          <w:szCs w:val="24"/>
-          <w:lang w:eastAsia="zh-CN"/>
-        </w:rPr>
-        <w:t>在文本框中输入关键词。</w:t>
-      </w:r>
     </w:p>
     <w:p>
       <w:pPr>
@@ -1719,7 +2069,7 @@
           <w:szCs w:val="24"/>
           <w:lang w:eastAsia="zh-CN"/>
         </w:rPr>
-        <w:t xml:space="preserve">2. </w:t>
+        <w:t xml:space="preserve">### </w:t>
       </w:r>
       <w:r>
         <w:rPr>
@@ -1729,27 +2079,7 @@
           <w:szCs w:val="24"/>
           <w:lang w:eastAsia="zh-CN"/>
         </w:rPr>
-        <w:t>点击</w:t>
-      </w:r>
-      <w:r>
-        <w:rPr>
-          <w:rFonts w:ascii="Segoe UI" w:eastAsia="宋体" w:hAnsi="Segoe UI" w:cs="Segoe UI"/>
-          <w:color w:val="0F1115"/>
-          <w:sz w:val="24"/>
-          <w:szCs w:val="24"/>
-          <w:lang w:eastAsia="zh-CN"/>
-        </w:rPr>
-        <w:t xml:space="preserve"> Generate</w:t>
-      </w:r>
-      <w:r>
-        <w:rPr>
-          <w:rFonts w:ascii="Segoe UI" w:eastAsia="宋体" w:hAnsi="Segoe UI" w:cs="Segoe UI" w:hint="eastAsia"/>
-          <w:color w:val="0F1115"/>
-          <w:sz w:val="24"/>
-          <w:szCs w:val="24"/>
-          <w:lang w:eastAsia="zh-CN"/>
-        </w:rPr>
-        <w:t>。</w:t>
+        <w:t>功能说明</w:t>
       </w:r>
     </w:p>
     <w:p>
@@ -1775,14 +2105,97 @@
       </w:pPr>
       <w:r>
         <w:rPr>
-          <w:rFonts w:ascii="Segoe UI" w:eastAsia="宋体" w:hAnsi="Segoe UI" w:cs="Segoe UI"/>
-          <w:color w:val="0F1115"/>
-          <w:sz w:val="24"/>
-          <w:szCs w:val="24"/>
-          <w:lang w:eastAsia="zh-CN"/>
-        </w:rPr>
-        <w:lastRenderedPageBreak/>
-        <w:t>---</w:t>
+          <w:rFonts w:ascii="Segoe UI" w:eastAsia="宋体" w:hAnsi="Segoe UI" w:cs="Segoe UI" w:hint="eastAsia"/>
+          <w:color w:val="0F1115"/>
+          <w:sz w:val="24"/>
+          <w:szCs w:val="24"/>
+          <w:lang w:eastAsia="zh-CN"/>
+        </w:rPr>
+        <w:t>输入</w:t>
+      </w:r>
+      <w:r>
+        <w:rPr>
+          <w:rFonts w:ascii="Segoe UI" w:eastAsia="宋体" w:hAnsi="Segoe UI" w:cs="Segoe UI"/>
+          <w:color w:val="0F1115"/>
+          <w:sz w:val="24"/>
+          <w:szCs w:val="24"/>
+          <w:lang w:eastAsia="zh-CN"/>
+        </w:rPr>
+        <w:t xml:space="preserve"> 1–5 </w:t>
+      </w:r>
+      <w:proofErr w:type="gramStart"/>
+      <w:r>
+        <w:rPr>
+          <w:rFonts w:ascii="Segoe UI" w:eastAsia="宋体" w:hAnsi="Segoe UI" w:cs="Segoe UI" w:hint="eastAsia"/>
+          <w:color w:val="0F1115"/>
+          <w:sz w:val="24"/>
+          <w:szCs w:val="24"/>
+          <w:lang w:eastAsia="zh-CN"/>
+        </w:rPr>
+        <w:t>个</w:t>
+      </w:r>
+      <w:proofErr w:type="gramEnd"/>
+      <w:r>
+        <w:rPr>
+          <w:rFonts w:ascii="Segoe UI" w:eastAsia="宋体" w:hAnsi="Segoe UI" w:cs="Segoe UI" w:hint="eastAsia"/>
+          <w:color w:val="0F1115"/>
+          <w:sz w:val="24"/>
+          <w:szCs w:val="24"/>
+          <w:lang w:eastAsia="zh-CN"/>
+        </w:rPr>
+        <w:t>研究关键词（用逗号或分号分隔），</w:t>
+      </w:r>
+      <w:r>
+        <w:rPr>
+          <w:rFonts w:ascii="Segoe UI" w:eastAsia="宋体" w:hAnsi="Segoe UI" w:cs="Segoe UI"/>
+          <w:color w:val="0F1115"/>
+          <w:sz w:val="24"/>
+          <w:szCs w:val="24"/>
+          <w:lang w:eastAsia="zh-CN"/>
+        </w:rPr>
+        <w:t xml:space="preserve">AI </w:t>
+      </w:r>
+      <w:r>
+        <w:rPr>
+          <w:rFonts w:ascii="Segoe UI" w:eastAsia="宋体" w:hAnsi="Segoe UI" w:cs="Segoe UI" w:hint="eastAsia"/>
+          <w:color w:val="0F1115"/>
+          <w:sz w:val="24"/>
+          <w:szCs w:val="24"/>
+          <w:lang w:eastAsia="zh-CN"/>
+        </w:rPr>
+        <w:t>将生成</w:t>
+      </w:r>
+      <w:r>
+        <w:rPr>
+          <w:rFonts w:ascii="Segoe UI" w:eastAsia="宋体" w:hAnsi="Segoe UI" w:cs="Segoe UI"/>
+          <w:color w:val="0F1115"/>
+          <w:sz w:val="24"/>
+          <w:szCs w:val="24"/>
+          <w:lang w:eastAsia="zh-CN"/>
+        </w:rPr>
+        <w:t xml:space="preserve"> 5 </w:t>
+      </w:r>
+      <w:proofErr w:type="gramStart"/>
+      <w:r>
+        <w:rPr>
+          <w:rFonts w:ascii="Segoe UI" w:eastAsia="宋体" w:hAnsi="Segoe UI" w:cs="Segoe UI" w:hint="eastAsia"/>
+          <w:color w:val="0F1115"/>
+          <w:sz w:val="24"/>
+          <w:szCs w:val="24"/>
+          <w:lang w:eastAsia="zh-CN"/>
+        </w:rPr>
+        <w:t>个</w:t>
+      </w:r>
+      <w:proofErr w:type="gramEnd"/>
+      <w:r>
+        <w:rPr>
+          <w:rFonts w:ascii="Segoe UI" w:eastAsia="宋体" w:hAnsi="Segoe UI" w:cs="Segoe UI" w:hint="eastAsia"/>
+          <w:color w:val="0F1115"/>
+          <w:sz w:val="24"/>
+          <w:szCs w:val="24"/>
+          <w:lang w:eastAsia="zh-CN"/>
+        </w:rPr>
+        <w:t>具有前瞻性的科研问题。每个问题附带：</w:t>
       </w:r>
     </w:p>
     <w:p>
@@ -1814,27 +2227,7 @@
           <w:szCs w:val="24"/>
           <w:lang w:eastAsia="zh-CN"/>
         </w:rPr>
-        <w:t xml:space="preserve">### </w:t>
-      </w:r>
-      <w:r>
-        <w:rPr>
-          <w:rFonts w:ascii="Segoe UI Emoji" w:eastAsia="宋体" w:hAnsi="Segoe UI Emoji" w:cs="Segoe UI Emoji"/>
-          <w:color w:val="0F1115"/>
-          <w:sz w:val="24"/>
-          <w:szCs w:val="24"/>
-          <w:lang w:eastAsia="zh-CN"/>
-        </w:rPr>
-        <w:t>📌</w:t>
-      </w:r>
-      <w:r>
-        <w:rPr>
-          <w:rFonts w:ascii="Segoe UI" w:eastAsia="宋体" w:hAnsi="Segoe UI" w:cs="Segoe UI"/>
-          <w:color w:val="0F1115"/>
-          <w:sz w:val="24"/>
-          <w:szCs w:val="24"/>
-          <w:lang w:eastAsia="zh-CN"/>
-        </w:rPr>
-        <w:t xml:space="preserve"> </w:t>
+        <w:t>- **</w:t>
       </w:r>
       <w:r>
         <w:rPr>
@@ -1844,17 +2237,17 @@
           <w:szCs w:val="24"/>
           <w:lang w:eastAsia="zh-CN"/>
         </w:rPr>
-        <w:t>页面</w:t>
-      </w:r>
-      <w:r>
-        <w:rPr>
-          <w:rFonts w:ascii="Segoe UI" w:eastAsia="宋体" w:hAnsi="Segoe UI" w:cs="Segoe UI"/>
-          <w:color w:val="0F1115"/>
-          <w:sz w:val="24"/>
-          <w:szCs w:val="24"/>
-          <w:lang w:eastAsia="zh-CN"/>
-        </w:rPr>
-        <w:t xml:space="preserve"> 2</w:t>
+        <w:t>关键词（</w:t>
+      </w:r>
+      <w:r>
+        <w:rPr>
+          <w:rFonts w:ascii="Segoe UI" w:eastAsia="宋体" w:hAnsi="Segoe UI" w:cs="Segoe UI"/>
+          <w:color w:val="0F1115"/>
+          <w:sz w:val="24"/>
+          <w:szCs w:val="24"/>
+          <w:lang w:eastAsia="zh-CN"/>
+        </w:rPr>
+        <w:t>Keywords</w:t>
       </w:r>
       <w:r>
         <w:rPr>
@@ -1864,7 +2257,17 @@
           <w:szCs w:val="24"/>
           <w:lang w:eastAsia="zh-CN"/>
         </w:rPr>
-        <w:t>：论文框架设计</w:t>
+        <w:t>）</w:t>
+      </w:r>
+      <w:r>
+        <w:rPr>
+          <w:rFonts w:ascii="Segoe UI" w:eastAsia="宋体" w:hAnsi="Segoe UI" w:cs="Segoe UI"/>
+          <w:color w:val="0F1115"/>
+          <w:sz w:val="24"/>
+          <w:szCs w:val="24"/>
+          <w:lang w:eastAsia="zh-CN"/>
+        </w:rPr>
+        <w:t>**</w:t>
       </w:r>
       <w:r>
         <w:rPr>
@@ -1874,17 +2277,7 @@
           <w:szCs w:val="24"/>
           <w:lang w:eastAsia="zh-CN"/>
         </w:rPr>
-        <w:t xml:space="preserve"> </w:t>
-      </w:r>
-      <w:r>
-        <w:rPr>
-          <w:rFonts w:ascii="Segoe UI" w:eastAsia="宋体" w:hAnsi="Segoe UI" w:cs="Segoe UI"/>
-          <w:color w:val="0F1115"/>
-          <w:sz w:val="24"/>
-          <w:szCs w:val="24"/>
-          <w:lang w:eastAsia="zh-CN"/>
-        </w:rPr>
-        <w:t>Framework Architect</w:t>
+        <w:t>：问题的核心概念</w:t>
       </w:r>
     </w:p>
     <w:p>
@@ -1897,6 +2290,66 @@
           <w:lang w:eastAsia="zh-CN"/>
         </w:rPr>
       </w:pPr>
+      <w:r>
+        <w:rPr>
+          <w:rFonts w:ascii="Segoe UI" w:eastAsia="宋体" w:hAnsi="Segoe UI" w:cs="Segoe UI"/>
+          <w:color w:val="0F1115"/>
+          <w:sz w:val="24"/>
+          <w:szCs w:val="24"/>
+          <w:lang w:eastAsia="zh-CN"/>
+        </w:rPr>
+        <w:t>- **</w:t>
+      </w:r>
+      <w:r>
+        <w:rPr>
+          <w:rFonts w:ascii="Segoe UI" w:eastAsia="宋体" w:hAnsi="Segoe UI" w:cs="Segoe UI" w:hint="eastAsia"/>
+          <w:color w:val="0F1115"/>
+          <w:sz w:val="24"/>
+          <w:szCs w:val="24"/>
+          <w:lang w:eastAsia="zh-CN"/>
+        </w:rPr>
+        <w:t>扩展关键词（</w:t>
+      </w:r>
+      <w:r>
+        <w:rPr>
+          <w:rFonts w:ascii="Segoe UI" w:eastAsia="宋体" w:hAnsi="Segoe UI" w:cs="Segoe UI"/>
+          <w:color w:val="0F1115"/>
+          <w:sz w:val="24"/>
+          <w:szCs w:val="24"/>
+          <w:lang w:eastAsia="zh-CN"/>
+        </w:rPr>
+        <w:t>Extended Keywords</w:t>
+      </w:r>
+      <w:r>
+        <w:rPr>
+          <w:rFonts w:ascii="Segoe UI" w:eastAsia="宋体" w:hAnsi="Segoe UI" w:cs="Segoe UI" w:hint="eastAsia"/>
+          <w:color w:val="0F1115"/>
+          <w:sz w:val="24"/>
+          <w:szCs w:val="24"/>
+          <w:lang w:eastAsia="zh-CN"/>
+        </w:rPr>
+        <w:t>）</w:t>
+      </w:r>
+      <w:r>
+        <w:rPr>
+          <w:rFonts w:ascii="Segoe UI" w:eastAsia="宋体" w:hAnsi="Segoe UI" w:cs="Segoe UI"/>
+          <w:color w:val="0F1115"/>
+          <w:sz w:val="24"/>
+          <w:szCs w:val="24"/>
+          <w:lang w:eastAsia="zh-CN"/>
+        </w:rPr>
+        <w:t>**</w:t>
+      </w:r>
+      <w:r>
+        <w:rPr>
+          <w:rFonts w:ascii="Segoe UI" w:eastAsia="宋体" w:hAnsi="Segoe UI" w:cs="Segoe UI" w:hint="eastAsia"/>
+          <w:color w:val="0F1115"/>
+          <w:sz w:val="24"/>
+          <w:szCs w:val="24"/>
+          <w:lang w:eastAsia="zh-CN"/>
+        </w:rPr>
+        <w:t>：基于输入关键词的联想与拓展</w:t>
+      </w:r>
     </w:p>
     <w:p>
       <w:pPr>
@@ -1908,26 +2361,6 @@
           <w:lang w:eastAsia="zh-CN"/>
         </w:rPr>
       </w:pPr>
-      <w:r>
-        <w:rPr>
-          <w:rFonts w:ascii="Segoe UI" w:eastAsia="宋体" w:hAnsi="Segoe UI" w:cs="Segoe UI"/>
-          <w:color w:val="0F1115"/>
-          <w:sz w:val="24"/>
-          <w:szCs w:val="24"/>
-          <w:lang w:eastAsia="zh-CN"/>
-        </w:rPr>
-        <w:t xml:space="preserve">### </w:t>
-      </w:r>
-      <w:r>
-        <w:rPr>
-          <w:rFonts w:ascii="Segoe UI" w:eastAsia="宋体" w:hAnsi="Segoe UI" w:cs="Segoe UI" w:hint="eastAsia"/>
-          <w:color w:val="0F1115"/>
-          <w:sz w:val="24"/>
-          <w:szCs w:val="24"/>
-          <w:lang w:eastAsia="zh-CN"/>
-        </w:rPr>
-        <w:t>功能说明</w:t>
-      </w:r>
     </w:p>
     <w:p>
       <w:pPr>
@@ -1939,6 +2372,26 @@
           <w:lang w:eastAsia="zh-CN"/>
         </w:rPr>
       </w:pPr>
+      <w:r>
+        <w:rPr>
+          <w:rFonts w:ascii="Segoe UI" w:eastAsia="宋体" w:hAnsi="Segoe UI" w:cs="Segoe UI"/>
+          <w:color w:val="0F1115"/>
+          <w:sz w:val="24"/>
+          <w:szCs w:val="24"/>
+          <w:lang w:eastAsia="zh-CN"/>
+        </w:rPr>
+        <w:t xml:space="preserve">### </w:t>
+      </w:r>
+      <w:r>
+        <w:rPr>
+          <w:rFonts w:ascii="Segoe UI" w:eastAsia="宋体" w:hAnsi="Segoe UI" w:cs="Segoe UI" w:hint="eastAsia"/>
+          <w:color w:val="0F1115"/>
+          <w:sz w:val="24"/>
+          <w:szCs w:val="24"/>
+          <w:lang w:eastAsia="zh-CN"/>
+        </w:rPr>
+        <w:t>使用步骤</w:t>
+      </w:r>
     </w:p>
     <w:p>
       <w:pPr>
@@ -1950,16 +2403,6 @@
           <w:lang w:eastAsia="zh-CN"/>
         </w:rPr>
       </w:pPr>
-      <w:r>
-        <w:rPr>
-          <w:rFonts w:ascii="Segoe UI" w:eastAsia="宋体" w:hAnsi="Segoe UI" w:cs="Segoe UI" w:hint="eastAsia"/>
-          <w:color w:val="0F1115"/>
-          <w:sz w:val="24"/>
-          <w:szCs w:val="24"/>
-          <w:lang w:eastAsia="zh-CN"/>
-        </w:rPr>
-        <w:t>根据论文标题、类型和简要描述，生成结构完整的学术论文大纲。大纲包含：</w:t>
-      </w:r>
     </w:p>
     <w:p>
       <w:pPr>
@@ -1971,6 +2414,26 @@
           <w:lang w:eastAsia="zh-CN"/>
         </w:rPr>
       </w:pPr>
+      <w:r>
+        <w:rPr>
+          <w:rFonts w:ascii="Segoe UI" w:eastAsia="宋体" w:hAnsi="Segoe UI" w:cs="Segoe UI" w:hint="eastAsia"/>
+          <w:color w:val="0F1115"/>
+          <w:sz w:val="24"/>
+          <w:szCs w:val="24"/>
+          <w:lang w:eastAsia="zh-CN"/>
+        </w:rPr>
+        <w:t xml:space="preserve">1. </w:t>
+      </w:r>
+      <w:r>
+        <w:rPr>
+          <w:rFonts w:ascii="Segoe UI" w:eastAsia="宋体" w:hAnsi="Segoe UI" w:cs="Segoe UI" w:hint="eastAsia"/>
+          <w:color w:val="0F1115"/>
+          <w:sz w:val="24"/>
+          <w:szCs w:val="24"/>
+          <w:lang w:eastAsia="zh-CN"/>
+        </w:rPr>
+        <w:t>在文本框中输入关键词。</w:t>
+      </w:r>
     </w:p>
     <w:p>
       <w:pPr>
@@ -1990,7 +2453,7 @@
           <w:szCs w:val="24"/>
           <w:lang w:eastAsia="zh-CN"/>
         </w:rPr>
-        <w:t xml:space="preserve">- </w:t>
+        <w:t xml:space="preserve">2. </w:t>
       </w:r>
       <w:r>
         <w:rPr>
@@ -2000,17 +2463,17 @@
           <w:szCs w:val="24"/>
           <w:lang w:eastAsia="zh-CN"/>
         </w:rPr>
-        <w:t>最多</w:t>
-      </w:r>
-      <w:r>
-        <w:rPr>
-          <w:rFonts w:ascii="Segoe UI" w:eastAsia="宋体" w:hAnsi="Segoe UI" w:cs="Segoe UI"/>
-          <w:color w:val="0F1115"/>
-          <w:sz w:val="24"/>
-          <w:szCs w:val="24"/>
-          <w:lang w:eastAsia="zh-CN"/>
-        </w:rPr>
-        <w:t xml:space="preserve"> 6 </w:t>
+        <w:t>点击</w:t>
+      </w:r>
+      <w:r>
+        <w:rPr>
+          <w:rFonts w:ascii="Segoe UI" w:eastAsia="宋体" w:hAnsi="Segoe UI" w:cs="Segoe UI"/>
+          <w:color w:val="0F1115"/>
+          <w:sz w:val="24"/>
+          <w:szCs w:val="24"/>
+          <w:lang w:eastAsia="zh-CN"/>
+        </w:rPr>
+        <w:t xml:space="preserve"> Generate</w:t>
       </w:r>
       <w:r>
         <w:rPr>
@@ -2020,67 +2483,7 @@
           <w:szCs w:val="24"/>
           <w:lang w:eastAsia="zh-CN"/>
         </w:rPr>
-        <w:t>个一级章节（如</w:t>
-      </w:r>
-      <w:r>
-        <w:rPr>
-          <w:rFonts w:ascii="Segoe UI" w:eastAsia="宋体" w:hAnsi="Segoe UI" w:cs="Segoe UI"/>
-          <w:color w:val="0F1115"/>
-          <w:sz w:val="24"/>
-          <w:szCs w:val="24"/>
-          <w:lang w:eastAsia="zh-CN"/>
-        </w:rPr>
-        <w:t xml:space="preserve"> Introduction</w:t>
-      </w:r>
-      <w:r>
-        <w:rPr>
-          <w:rFonts w:ascii="Segoe UI" w:eastAsia="宋体" w:hAnsi="Segoe UI" w:cs="Segoe UI" w:hint="eastAsia"/>
-          <w:color w:val="0F1115"/>
-          <w:sz w:val="24"/>
-          <w:szCs w:val="24"/>
-          <w:lang w:eastAsia="zh-CN"/>
-        </w:rPr>
-        <w:t>、</w:t>
-      </w:r>
-      <w:r>
-        <w:rPr>
-          <w:rFonts w:ascii="Segoe UI" w:eastAsia="宋体" w:hAnsi="Segoe UI" w:cs="Segoe UI"/>
-          <w:color w:val="0F1115"/>
-          <w:sz w:val="24"/>
-          <w:szCs w:val="24"/>
-          <w:lang w:eastAsia="zh-CN"/>
-        </w:rPr>
-        <w:t>Related Work</w:t>
-      </w:r>
-      <w:r>
-        <w:rPr>
-          <w:rFonts w:ascii="Segoe UI" w:eastAsia="宋体" w:hAnsi="Segoe UI" w:cs="Segoe UI" w:hint="eastAsia"/>
-          <w:color w:val="0F1115"/>
-          <w:sz w:val="24"/>
-          <w:szCs w:val="24"/>
-          <w:lang w:eastAsia="zh-CN"/>
-        </w:rPr>
-        <w:t>、</w:t>
-      </w:r>
-      <w:r>
-        <w:rPr>
-          <w:rFonts w:ascii="Segoe UI" w:eastAsia="宋体" w:hAnsi="Segoe UI" w:cs="Segoe UI"/>
-          <w:color w:val="0F1115"/>
-          <w:sz w:val="24"/>
-          <w:szCs w:val="24"/>
-          <w:lang w:eastAsia="zh-CN"/>
-        </w:rPr>
-        <w:t xml:space="preserve">Methodology </w:t>
-      </w:r>
-      <w:r>
-        <w:rPr>
-          <w:rFonts w:ascii="Segoe UI" w:eastAsia="宋体" w:hAnsi="Segoe UI" w:cs="Segoe UI" w:hint="eastAsia"/>
-          <w:color w:val="0F1115"/>
-          <w:sz w:val="24"/>
-          <w:szCs w:val="24"/>
-          <w:lang w:eastAsia="zh-CN"/>
-        </w:rPr>
-        <w:t>等）</w:t>
+        <w:t>。</w:t>
       </w:r>
     </w:p>
     <w:p>
@@ -2093,116 +2496,26 @@
           <w:lang w:eastAsia="zh-CN"/>
         </w:rPr>
       </w:pPr>
-      <w:r>
-        <w:rPr>
-          <w:rFonts w:ascii="Segoe UI" w:eastAsia="宋体" w:hAnsi="Segoe UI" w:cs="Segoe UI"/>
-          <w:color w:val="0F1115"/>
-          <w:sz w:val="24"/>
-          <w:szCs w:val="24"/>
-          <w:lang w:eastAsia="zh-CN"/>
-        </w:rPr>
-        <w:t xml:space="preserve">- </w:t>
-      </w:r>
-      <w:r>
-        <w:rPr>
-          <w:rFonts w:ascii="Segoe UI" w:eastAsia="宋体" w:hAnsi="Segoe UI" w:cs="Segoe UI" w:hint="eastAsia"/>
-          <w:color w:val="0F1115"/>
-          <w:sz w:val="24"/>
-          <w:szCs w:val="24"/>
-          <w:lang w:eastAsia="zh-CN"/>
-        </w:rPr>
-        <w:t>每个章节下设二级</w:t>
-      </w:r>
-      <w:r>
-        <w:rPr>
-          <w:rFonts w:ascii="Segoe UI" w:eastAsia="宋体" w:hAnsi="Segoe UI" w:cs="Segoe UI"/>
-          <w:color w:val="0F1115"/>
-          <w:sz w:val="24"/>
-          <w:szCs w:val="24"/>
-          <w:lang w:eastAsia="zh-CN"/>
-        </w:rPr>
-        <w:t xml:space="preserve"> / </w:t>
-      </w:r>
-      <w:r>
-        <w:rPr>
-          <w:rFonts w:ascii="Segoe UI" w:eastAsia="宋体" w:hAnsi="Segoe UI" w:cs="Segoe UI" w:hint="eastAsia"/>
-          <w:color w:val="0F1115"/>
-          <w:sz w:val="24"/>
-          <w:szCs w:val="24"/>
-          <w:lang w:eastAsia="zh-CN"/>
-        </w:rPr>
-        <w:t>三级子标题</w:t>
-      </w:r>
     </w:p>
     <w:p>
       <w:pPr>
         <w:rPr>
-          <w:rFonts w:ascii="Segoe UI" w:eastAsia="宋体" w:hAnsi="Segoe UI" w:cs="Segoe UI" w:hint="eastAsia"/>
-          <w:color w:val="0F1115"/>
-          <w:sz w:val="24"/>
-          <w:szCs w:val="24"/>
-          <w:lang w:eastAsia="zh-CN"/>
-        </w:rPr>
-      </w:pPr>
-      <w:r>
-        <w:rPr>
-          <w:rFonts w:ascii="Segoe UI" w:eastAsia="宋体" w:hAnsi="Segoe UI" w:cs="Segoe UI"/>
-          <w:color w:val="0F1115"/>
-          <w:sz w:val="24"/>
-          <w:szCs w:val="24"/>
-          <w:lang w:eastAsia="zh-CN"/>
-        </w:rPr>
-        <w:t xml:space="preserve">- </w:t>
-      </w:r>
-      <w:r>
-        <w:rPr>
-          <w:rFonts w:ascii="Segoe UI" w:eastAsia="宋体" w:hAnsi="Segoe UI" w:cs="Segoe UI" w:hint="eastAsia"/>
-          <w:color w:val="0F1115"/>
-          <w:sz w:val="24"/>
-          <w:szCs w:val="24"/>
-          <w:lang w:eastAsia="zh-CN"/>
-        </w:rPr>
-        <w:t>自动适配</w:t>
-      </w:r>
-      <w:r>
-        <w:rPr>
-          <w:rFonts w:ascii="Segoe UI" w:eastAsia="宋体" w:hAnsi="Segoe UI" w:cs="Segoe UI"/>
-          <w:color w:val="0F1115"/>
-          <w:sz w:val="24"/>
-          <w:szCs w:val="24"/>
-          <w:lang w:eastAsia="zh-CN"/>
-        </w:rPr>
-        <w:t xml:space="preserve"> **Modeling / Experimental / Survey** </w:t>
-      </w:r>
-      <w:r>
-        <w:rPr>
-          <w:rFonts w:ascii="Segoe UI" w:eastAsia="宋体" w:hAnsi="Segoe UI" w:cs="Segoe UI" w:hint="eastAsia"/>
-          <w:color w:val="0F1115"/>
-          <w:sz w:val="24"/>
-          <w:szCs w:val="24"/>
-          <w:lang w:eastAsia="zh-CN"/>
-        </w:rPr>
-        <w:t>三种论文类型</w:t>
-      </w:r>
-      <w:r>
-        <w:rPr>
-          <w:rFonts w:ascii="Segoe UI" w:eastAsia="宋体" w:hAnsi="Segoe UI" w:cs="Segoe UI" w:hint="eastAsia"/>
-          <w:color w:val="0F1115"/>
-          <w:sz w:val="24"/>
-          <w:szCs w:val="24"/>
-          <w:lang w:eastAsia="zh-CN"/>
-        </w:rPr>
-        <w:t xml:space="preserve"> </w:t>
-      </w:r>
-      <w:r>
-        <w:rPr>
-          <w:rFonts w:ascii="Segoe UI" w:eastAsia="宋体" w:hAnsi="Segoe UI" w:cs="Segoe UI" w:hint="eastAsia"/>
-          <w:color w:val="0F1115"/>
-          <w:sz w:val="24"/>
-          <w:szCs w:val="24"/>
-          <w:lang w:eastAsia="zh-CN"/>
-        </w:rPr>
-        <w:t>（未完善）</w:t>
+          <w:rFonts w:ascii="Segoe UI" w:eastAsia="宋体" w:hAnsi="Segoe UI" w:cs="Segoe UI"/>
+          <w:color w:val="0F1115"/>
+          <w:sz w:val="24"/>
+          <w:szCs w:val="24"/>
+          <w:lang w:eastAsia="zh-CN"/>
+        </w:rPr>
+      </w:pPr>
+      <w:r>
+        <w:rPr>
+          <w:rFonts w:ascii="Segoe UI" w:eastAsia="宋体" w:hAnsi="Segoe UI" w:cs="Segoe UI"/>
+          <w:color w:val="0F1115"/>
+          <w:sz w:val="24"/>
+          <w:szCs w:val="24"/>
+          <w:lang w:eastAsia="zh-CN"/>
+        </w:rPr>
+        <w:t>---</w:t>
       </w:r>
     </w:p>
     <w:p>
@@ -2238,13 +2551,83 @@
       </w:r>
       <w:r>
         <w:rPr>
+          <w:rFonts w:ascii="Segoe UI Emoji" w:eastAsia="宋体" w:hAnsi="Segoe UI Emoji" w:cs="Segoe UI Emoji"/>
+          <w:color w:val="0F1115"/>
+          <w:sz w:val="24"/>
+          <w:szCs w:val="24"/>
+          <w:lang w:eastAsia="zh-CN"/>
+        </w:rPr>
+        <w:t>📌</w:t>
+      </w:r>
+      <w:r>
+        <w:rPr>
+          <w:rFonts w:ascii="Segoe UI" w:eastAsia="宋体" w:hAnsi="Segoe UI" w:cs="Segoe UI"/>
+          <w:color w:val="0F1115"/>
+          <w:sz w:val="24"/>
+          <w:szCs w:val="24"/>
+          <w:lang w:eastAsia="zh-CN"/>
+        </w:rPr>
+        <w:t xml:space="preserve"> </w:t>
+      </w:r>
+      <w:r>
+        <w:rPr>
           <w:rFonts w:ascii="Segoe UI" w:eastAsia="宋体" w:hAnsi="Segoe UI" w:cs="Segoe UI" w:hint="eastAsia"/>
           <w:color w:val="0F1115"/>
           <w:sz w:val="24"/>
           <w:szCs w:val="24"/>
           <w:lang w:eastAsia="zh-CN"/>
         </w:rPr>
-        <w:t>使用步骤</w:t>
+        <w:t>页面</w:t>
+      </w:r>
+      <w:r>
+        <w:rPr>
+          <w:rFonts w:ascii="Segoe UI" w:eastAsia="宋体" w:hAnsi="Segoe UI" w:cs="Segoe UI"/>
+          <w:color w:val="0F1115"/>
+          <w:sz w:val="24"/>
+          <w:szCs w:val="24"/>
+          <w:lang w:eastAsia="zh-CN"/>
+        </w:rPr>
+        <w:t xml:space="preserve"> </w:t>
+      </w:r>
+      <w:r>
+        <w:rPr>
+          <w:rFonts w:ascii="Segoe UI" w:eastAsia="宋体" w:hAnsi="Segoe UI" w:cs="Segoe UI" w:hint="eastAsia"/>
+          <w:color w:val="0F1115"/>
+          <w:sz w:val="24"/>
+          <w:szCs w:val="24"/>
+          <w:lang w:eastAsia="zh-CN"/>
+        </w:rPr>
+        <w:t>3</w:t>
+      </w:r>
+      <w:r>
+        <w:rPr>
+          <w:rFonts w:ascii="Segoe UI" w:eastAsia="宋体" w:hAnsi="Segoe UI" w:cs="Segoe UI" w:hint="eastAsia"/>
+          <w:color w:val="0F1115"/>
+          <w:sz w:val="24"/>
+          <w:szCs w:val="24"/>
+          <w:lang w:eastAsia="zh-CN"/>
+        </w:rPr>
+        <w:t>：论文框架设计</w:t>
+      </w:r>
+      <w:r>
+        <w:rPr>
+          <w:rFonts w:ascii="Segoe UI" w:eastAsia="宋体" w:hAnsi="Segoe UI" w:cs="Segoe UI" w:hint="eastAsia"/>
+          <w:color w:val="0F1115"/>
+          <w:sz w:val="24"/>
+          <w:szCs w:val="24"/>
+          <w:lang w:eastAsia="zh-CN"/>
+        </w:rPr>
+        <w:t xml:space="preserve"> </w:t>
+      </w:r>
+      <w:r>
+        <w:rPr>
+          <w:rFonts w:ascii="Segoe UI" w:eastAsia="宋体" w:hAnsi="Segoe UI" w:cs="Segoe UI"/>
+          <w:color w:val="0F1115"/>
+          <w:sz w:val="24"/>
+          <w:szCs w:val="24"/>
+          <w:lang w:eastAsia="zh-CN"/>
+        </w:rPr>
+        <w:t>Framework Architect</w:t>
       </w:r>
     </w:p>
     <w:p>
@@ -2270,83 +2653,23 @@
       </w:pPr>
       <w:r>
         <w:rPr>
+          <w:rFonts w:ascii="Segoe UI" w:eastAsia="宋体" w:hAnsi="Segoe UI" w:cs="Segoe UI"/>
+          <w:color w:val="0F1115"/>
+          <w:sz w:val="24"/>
+          <w:szCs w:val="24"/>
+          <w:lang w:eastAsia="zh-CN"/>
+        </w:rPr>
+        <w:t xml:space="preserve">### </w:t>
+      </w:r>
+      <w:r>
+        <w:rPr>
           <w:rFonts w:ascii="Segoe UI" w:eastAsia="宋体" w:hAnsi="Segoe UI" w:cs="Segoe UI" w:hint="eastAsia"/>
           <w:color w:val="0F1115"/>
           <w:sz w:val="24"/>
           <w:szCs w:val="24"/>
           <w:lang w:eastAsia="zh-CN"/>
         </w:rPr>
-        <w:t xml:space="preserve">1. </w:t>
-      </w:r>
-      <w:r>
-        <w:rPr>
-          <w:rFonts w:ascii="Segoe UI" w:eastAsia="宋体" w:hAnsi="Segoe UI" w:cs="Segoe UI" w:hint="eastAsia"/>
-          <w:color w:val="0F1115"/>
-          <w:sz w:val="24"/>
-          <w:szCs w:val="24"/>
-          <w:lang w:eastAsia="zh-CN"/>
-        </w:rPr>
-        <w:t>填写</w:t>
-      </w:r>
-      <w:r>
-        <w:rPr>
-          <w:rFonts w:ascii="Segoe UI" w:eastAsia="宋体" w:hAnsi="Segoe UI" w:cs="Segoe UI" w:hint="eastAsia"/>
-          <w:color w:val="0F1115"/>
-          <w:sz w:val="24"/>
-          <w:szCs w:val="24"/>
-          <w:lang w:eastAsia="zh-CN"/>
-        </w:rPr>
-        <w:t xml:space="preserve"> **</w:t>
-      </w:r>
-      <w:r>
-        <w:rPr>
-          <w:rFonts w:ascii="Segoe UI" w:eastAsia="宋体" w:hAnsi="Segoe UI" w:cs="Segoe UI" w:hint="eastAsia"/>
-          <w:color w:val="0F1115"/>
-          <w:sz w:val="24"/>
-          <w:szCs w:val="24"/>
-          <w:lang w:eastAsia="zh-CN"/>
-        </w:rPr>
-        <w:t>“</w:t>
-      </w:r>
-      <w:r>
-        <w:rPr>
-          <w:rFonts w:ascii="Segoe UI" w:eastAsia="宋体" w:hAnsi="Segoe UI" w:cs="Segoe UI" w:hint="eastAsia"/>
-          <w:color w:val="0F1115"/>
-          <w:sz w:val="24"/>
-          <w:szCs w:val="24"/>
-          <w:lang w:eastAsia="zh-CN"/>
-        </w:rPr>
-        <w:t>Paper Title</w:t>
-      </w:r>
-      <w:r>
-        <w:rPr>
-          <w:rFonts w:ascii="Segoe UI" w:eastAsia="宋体" w:hAnsi="Segoe UI" w:cs="Segoe UI" w:hint="eastAsia"/>
-          <w:color w:val="0F1115"/>
-          <w:sz w:val="24"/>
-          <w:szCs w:val="24"/>
-          <w:lang w:eastAsia="zh-CN"/>
-        </w:rPr>
-        <w:t>”</w:t>
-      </w:r>
-      <w:r>
-        <w:rPr>
-          <w:rFonts w:ascii="Segoe UI" w:eastAsia="宋体" w:hAnsi="Segoe UI" w:cs="Segoe UI" w:hint="eastAsia"/>
-          <w:color w:val="0F1115"/>
-          <w:sz w:val="24"/>
-          <w:szCs w:val="24"/>
-          <w:lang w:eastAsia="zh-CN"/>
-        </w:rPr>
-        <w:t>**</w:t>
-      </w:r>
-      <w:r>
-        <w:rPr>
-          <w:rFonts w:ascii="Segoe UI" w:eastAsia="宋体" w:hAnsi="Segoe UI" w:cs="Segoe UI" w:hint="eastAsia"/>
-          <w:color w:val="0F1115"/>
-          <w:sz w:val="24"/>
-          <w:szCs w:val="24"/>
-          <w:lang w:eastAsia="zh-CN"/>
-        </w:rPr>
-        <w:t>（必填）。</w:t>
+        <w:t>功能说明</w:t>
       </w:r>
     </w:p>
     <w:p>
@@ -2359,46 +2682,6 @@
           <w:lang w:eastAsia="zh-CN"/>
         </w:rPr>
       </w:pPr>
-      <w:r>
-        <w:rPr>
-          <w:rFonts w:ascii="Segoe UI" w:eastAsia="宋体" w:hAnsi="Segoe UI" w:cs="Segoe UI"/>
-          <w:color w:val="0F1115"/>
-          <w:sz w:val="24"/>
-          <w:szCs w:val="24"/>
-          <w:lang w:eastAsia="zh-CN"/>
-        </w:rPr>
-        <w:t xml:space="preserve">2. </w:t>
-      </w:r>
-      <w:r>
-        <w:rPr>
-          <w:rFonts w:ascii="Segoe UI" w:eastAsia="宋体" w:hAnsi="Segoe UI" w:cs="Segoe UI" w:hint="eastAsia"/>
-          <w:color w:val="0F1115"/>
-          <w:sz w:val="24"/>
-          <w:szCs w:val="24"/>
-          <w:lang w:eastAsia="zh-CN"/>
-        </w:rPr>
-        <w:t>可选填写</w:t>
-      </w:r>
-      <w:r>
-        <w:rPr>
-          <w:rFonts w:ascii="Segoe UI" w:eastAsia="宋体" w:hAnsi="Segoe UI" w:cs="Segoe UI"/>
-          <w:color w:val="0F1115"/>
-          <w:sz w:val="24"/>
-          <w:szCs w:val="24"/>
-          <w:lang w:eastAsia="zh-CN"/>
-        </w:rPr>
-        <w:t xml:space="preserve"> **“Brief Description”**</w:t>
-      </w:r>
-      <w:r>
-        <w:rPr>
-          <w:rFonts w:ascii="Segoe UI" w:eastAsia="宋体" w:hAnsi="Segoe UI" w:cs="Segoe UI" w:hint="eastAsia"/>
-          <w:color w:val="0F1115"/>
-          <w:sz w:val="24"/>
-          <w:szCs w:val="24"/>
-          <w:lang w:eastAsia="zh-CN"/>
-        </w:rPr>
-        <w:t>，补充研究方向或重点。</w:t>
-      </w:r>
     </w:p>
     <w:p>
       <w:pPr>
@@ -2412,43 +2695,13 @@
       </w:pPr>
       <w:r>
         <w:rPr>
-          <w:rFonts w:ascii="Segoe UI" w:eastAsia="宋体" w:hAnsi="Segoe UI" w:cs="Segoe UI"/>
-          <w:color w:val="0F1115"/>
-          <w:sz w:val="24"/>
-          <w:szCs w:val="24"/>
-          <w:lang w:eastAsia="zh-CN"/>
-        </w:rPr>
-        <w:t xml:space="preserve">3. </w:t>
-      </w:r>
-      <w:r>
-        <w:rPr>
           <w:rFonts w:ascii="Segoe UI" w:eastAsia="宋体" w:hAnsi="Segoe UI" w:cs="Segoe UI" w:hint="eastAsia"/>
           <w:color w:val="0F1115"/>
           <w:sz w:val="24"/>
           <w:szCs w:val="24"/>
           <w:lang w:eastAsia="zh-CN"/>
         </w:rPr>
-        <w:t>选择</w:t>
-      </w:r>
-      <w:r>
-        <w:rPr>
-          <w:rFonts w:ascii="Segoe UI" w:eastAsia="宋体" w:hAnsi="Segoe UI" w:cs="Segoe UI"/>
-          <w:color w:val="0F1115"/>
-          <w:sz w:val="24"/>
-          <w:szCs w:val="24"/>
-          <w:lang w:eastAsia="zh-CN"/>
-        </w:rPr>
-        <w:t xml:space="preserve"> **“Paper Type”**</w:t>
-      </w:r>
-      <w:r>
-        <w:rPr>
-          <w:rFonts w:ascii="Segoe UI" w:eastAsia="宋体" w:hAnsi="Segoe UI" w:cs="Segoe UI" w:hint="eastAsia"/>
-          <w:color w:val="0F1115"/>
-          <w:sz w:val="24"/>
-          <w:szCs w:val="24"/>
-          <w:lang w:eastAsia="zh-CN"/>
-        </w:rPr>
-        <w:t>（必填）。</w:t>
+        <w:t>根据论文标题、类型和简要描述，生成结构完整的学术论文大纲。大纲包含：</w:t>
       </w:r>
     </w:p>
     <w:p>
@@ -2461,66 +2714,6 @@
           <w:lang w:eastAsia="zh-CN"/>
         </w:rPr>
       </w:pPr>
-      <w:r>
-        <w:rPr>
-          <w:rFonts w:ascii="Segoe UI" w:eastAsia="宋体" w:hAnsi="Segoe UI" w:cs="Segoe UI"/>
-          <w:color w:val="0F1115"/>
-          <w:sz w:val="24"/>
-          <w:szCs w:val="24"/>
-          <w:lang w:eastAsia="zh-CN"/>
-        </w:rPr>
-        <w:t xml:space="preserve">4. </w:t>
-      </w:r>
-      <w:r>
-        <w:rPr>
-          <w:rFonts w:ascii="Segoe UI" w:eastAsia="宋体" w:hAnsi="Segoe UI" w:cs="Segoe UI" w:hint="eastAsia"/>
-          <w:color w:val="0F1115"/>
-          <w:sz w:val="24"/>
-          <w:szCs w:val="24"/>
-          <w:lang w:eastAsia="zh-CN"/>
-        </w:rPr>
-        <w:t>点击</w:t>
-      </w:r>
-      <w:r>
-        <w:rPr>
-          <w:rFonts w:ascii="Segoe UI" w:eastAsia="宋体" w:hAnsi="Segoe UI" w:cs="Segoe UI"/>
-          <w:color w:val="0F1115"/>
-          <w:sz w:val="24"/>
-          <w:szCs w:val="24"/>
-          <w:lang w:eastAsia="zh-CN"/>
-        </w:rPr>
-        <w:t xml:space="preserve"> **“Generate”** </w:t>
-      </w:r>
-      <w:r>
-        <w:rPr>
-          <w:rFonts w:ascii="Segoe UI" w:eastAsia="宋体" w:hAnsi="Segoe UI" w:cs="Segoe UI" w:hint="eastAsia"/>
-          <w:color w:val="0F1115"/>
-          <w:sz w:val="24"/>
-          <w:szCs w:val="24"/>
-          <w:lang w:eastAsia="zh-CN"/>
-        </w:rPr>
-        <w:t>→</w:t>
-      </w:r>
-      <w:r>
-        <w:rPr>
-          <w:rFonts w:ascii="Segoe UI" w:eastAsia="宋体" w:hAnsi="Segoe UI" w:cs="Segoe UI"/>
-          <w:color w:val="0F1115"/>
-          <w:sz w:val="24"/>
-          <w:szCs w:val="24"/>
-          <w:lang w:eastAsia="zh-CN"/>
-        </w:rPr>
-        <w:t xml:space="preserve"> </w:t>
-      </w:r>
-      <w:r>
-        <w:rPr>
-          <w:rFonts w:ascii="Segoe UI" w:eastAsia="宋体" w:hAnsi="Segoe UI" w:cs="Segoe UI" w:hint="eastAsia"/>
-          <w:color w:val="0F1115"/>
-          <w:sz w:val="24"/>
-          <w:szCs w:val="24"/>
-          <w:lang w:eastAsia="zh-CN"/>
-        </w:rPr>
-        <w:t>查看层级清晰的大纲输出。</w:t>
-      </w:r>
     </w:p>
     <w:p>
       <w:pPr>
@@ -2532,6 +2725,118 @@
           <w:lang w:eastAsia="zh-CN"/>
         </w:rPr>
       </w:pPr>
+      <w:r>
+        <w:rPr>
+          <w:rFonts w:ascii="Segoe UI" w:eastAsia="宋体" w:hAnsi="Segoe UI" w:cs="Segoe UI"/>
+          <w:color w:val="0F1115"/>
+          <w:sz w:val="24"/>
+          <w:szCs w:val="24"/>
+          <w:lang w:eastAsia="zh-CN"/>
+        </w:rPr>
+        <w:t xml:space="preserve">- </w:t>
+      </w:r>
+      <w:r>
+        <w:rPr>
+          <w:rFonts w:ascii="Segoe UI" w:eastAsia="宋体" w:hAnsi="Segoe UI" w:cs="Segoe UI" w:hint="eastAsia"/>
+          <w:color w:val="0F1115"/>
+          <w:sz w:val="24"/>
+          <w:szCs w:val="24"/>
+          <w:lang w:eastAsia="zh-CN"/>
+        </w:rPr>
+        <w:t>最多</w:t>
+      </w:r>
+      <w:r>
+        <w:rPr>
+          <w:rFonts w:ascii="Segoe UI" w:eastAsia="宋体" w:hAnsi="Segoe UI" w:cs="Segoe UI"/>
+          <w:color w:val="0F1115"/>
+          <w:sz w:val="24"/>
+          <w:szCs w:val="24"/>
+          <w:lang w:eastAsia="zh-CN"/>
+        </w:rPr>
+        <w:t xml:space="preserve"> 6 </w:t>
+      </w:r>
+      <w:proofErr w:type="gramStart"/>
+      <w:r>
+        <w:rPr>
+          <w:rFonts w:ascii="Segoe UI" w:eastAsia="宋体" w:hAnsi="Segoe UI" w:cs="Segoe UI" w:hint="eastAsia"/>
+          <w:color w:val="0F1115"/>
+          <w:sz w:val="24"/>
+          <w:szCs w:val="24"/>
+          <w:lang w:eastAsia="zh-CN"/>
+        </w:rPr>
+        <w:t>个</w:t>
+      </w:r>
+      <w:proofErr w:type="gramEnd"/>
+      <w:r>
+        <w:rPr>
+          <w:rFonts w:ascii="Segoe UI" w:eastAsia="宋体" w:hAnsi="Segoe UI" w:cs="Segoe UI" w:hint="eastAsia"/>
+          <w:color w:val="0F1115"/>
+          <w:sz w:val="24"/>
+          <w:szCs w:val="24"/>
+          <w:lang w:eastAsia="zh-CN"/>
+        </w:rPr>
+        <w:t>一级章节（如</w:t>
+      </w:r>
+      <w:r>
+        <w:rPr>
+          <w:rFonts w:ascii="Segoe UI" w:eastAsia="宋体" w:hAnsi="Segoe UI" w:cs="Segoe UI"/>
+          <w:color w:val="0F1115"/>
+          <w:sz w:val="24"/>
+          <w:szCs w:val="24"/>
+          <w:lang w:eastAsia="zh-CN"/>
+        </w:rPr>
+        <w:t xml:space="preserve"> Introduction</w:t>
+      </w:r>
+      <w:r>
+        <w:rPr>
+          <w:rFonts w:ascii="Segoe UI" w:eastAsia="宋体" w:hAnsi="Segoe UI" w:cs="Segoe UI" w:hint="eastAsia"/>
+          <w:color w:val="0F1115"/>
+          <w:sz w:val="24"/>
+          <w:szCs w:val="24"/>
+          <w:lang w:eastAsia="zh-CN"/>
+        </w:rPr>
+        <w:t>、</w:t>
+      </w:r>
+      <w:r>
+        <w:rPr>
+          <w:rFonts w:ascii="Segoe UI" w:eastAsia="宋体" w:hAnsi="Segoe UI" w:cs="Segoe UI"/>
+          <w:color w:val="0F1115"/>
+          <w:sz w:val="24"/>
+          <w:szCs w:val="24"/>
+          <w:lang w:eastAsia="zh-CN"/>
+        </w:rPr>
+        <w:t>Related Work</w:t>
+      </w:r>
+      <w:r>
+        <w:rPr>
+          <w:rFonts w:ascii="Segoe UI" w:eastAsia="宋体" w:hAnsi="Segoe UI" w:cs="Segoe UI" w:hint="eastAsia"/>
+          <w:color w:val="0F1115"/>
+          <w:sz w:val="24"/>
+          <w:szCs w:val="24"/>
+          <w:lang w:eastAsia="zh-CN"/>
+        </w:rPr>
+        <w:t>、</w:t>
+      </w:r>
+      <w:r>
+        <w:rPr>
+          <w:rFonts w:ascii="Segoe UI" w:eastAsia="宋体" w:hAnsi="Segoe UI" w:cs="Segoe UI"/>
+          <w:color w:val="0F1115"/>
+          <w:sz w:val="24"/>
+          <w:szCs w:val="24"/>
+          <w:lang w:eastAsia="zh-CN"/>
+        </w:rPr>
+        <w:t xml:space="preserve">Methodology </w:t>
+      </w:r>
+      <w:r>
+        <w:rPr>
+          <w:rFonts w:ascii="Segoe UI" w:eastAsia="宋体" w:hAnsi="Segoe UI" w:cs="Segoe UI" w:hint="eastAsia"/>
+          <w:color w:val="0F1115"/>
+          <w:sz w:val="24"/>
+          <w:szCs w:val="24"/>
+          <w:lang w:eastAsia="zh-CN"/>
+        </w:rPr>
+        <w:t>等）</w:t>
+      </w:r>
     </w:p>
     <w:p>
       <w:pPr>
@@ -2551,7 +2856,37 @@
           <w:szCs w:val="24"/>
           <w:lang w:eastAsia="zh-CN"/>
         </w:rPr>
-        <w:t>---</w:t>
+        <w:t xml:space="preserve">- </w:t>
+      </w:r>
+      <w:r>
+        <w:rPr>
+          <w:rFonts w:ascii="Segoe UI" w:eastAsia="宋体" w:hAnsi="Segoe UI" w:cs="Segoe UI" w:hint="eastAsia"/>
+          <w:color w:val="0F1115"/>
+          <w:sz w:val="24"/>
+          <w:szCs w:val="24"/>
+          <w:lang w:eastAsia="zh-CN"/>
+        </w:rPr>
+        <w:t>每个章节下设二级</w:t>
+      </w:r>
+      <w:r>
+        <w:rPr>
+          <w:rFonts w:ascii="Segoe UI" w:eastAsia="宋体" w:hAnsi="Segoe UI" w:cs="Segoe UI"/>
+          <w:color w:val="0F1115"/>
+          <w:sz w:val="24"/>
+          <w:szCs w:val="24"/>
+          <w:lang w:eastAsia="zh-CN"/>
+        </w:rPr>
+        <w:t xml:space="preserve"> / </w:t>
+      </w:r>
+      <w:r>
+        <w:rPr>
+          <w:rFonts w:ascii="Segoe UI" w:eastAsia="宋体" w:hAnsi="Segoe UI" w:cs="Segoe UI" w:hint="eastAsia"/>
+          <w:color w:val="0F1115"/>
+          <w:sz w:val="24"/>
+          <w:szCs w:val="24"/>
+          <w:lang w:eastAsia="zh-CN"/>
+        </w:rPr>
+        <w:t>三级子标题</w:t>
       </w:r>
     </w:p>
     <w:p>
@@ -2564,6 +2899,66 @@
           <w:lang w:eastAsia="zh-CN"/>
         </w:rPr>
       </w:pPr>
+      <w:r>
+        <w:rPr>
+          <w:rFonts w:ascii="Segoe UI" w:eastAsia="宋体" w:hAnsi="Segoe UI" w:cs="Segoe UI"/>
+          <w:color w:val="0F1115"/>
+          <w:sz w:val="24"/>
+          <w:szCs w:val="24"/>
+          <w:lang w:eastAsia="zh-CN"/>
+        </w:rPr>
+        <w:t xml:space="preserve">- </w:t>
+      </w:r>
+      <w:r>
+        <w:rPr>
+          <w:rFonts w:ascii="Segoe UI" w:eastAsia="宋体" w:hAnsi="Segoe UI" w:cs="Segoe UI" w:hint="eastAsia"/>
+          <w:color w:val="0F1115"/>
+          <w:sz w:val="24"/>
+          <w:szCs w:val="24"/>
+          <w:lang w:eastAsia="zh-CN"/>
+        </w:rPr>
+        <w:t>自动适配</w:t>
+      </w:r>
+      <w:r>
+        <w:rPr>
+          <w:rFonts w:ascii="Segoe UI" w:eastAsia="宋体" w:hAnsi="Segoe UI" w:cs="Segoe UI"/>
+          <w:color w:val="0F1115"/>
+          <w:sz w:val="24"/>
+          <w:szCs w:val="24"/>
+          <w:lang w:eastAsia="zh-CN"/>
+        </w:rPr>
+        <w:t xml:space="preserve"> **Modeling / Experimental / Survey** </w:t>
+      </w:r>
+      <w:r>
+        <w:rPr>
+          <w:rFonts w:ascii="Segoe UI" w:eastAsia="宋体" w:hAnsi="Segoe UI" w:cs="Segoe UI" w:hint="eastAsia"/>
+          <w:color w:val="0F1115"/>
+          <w:sz w:val="24"/>
+          <w:szCs w:val="24"/>
+          <w:lang w:eastAsia="zh-CN"/>
+        </w:rPr>
+        <w:t>三种论文类型</w:t>
+      </w:r>
+      <w:r>
+        <w:rPr>
+          <w:rFonts w:ascii="Segoe UI" w:eastAsia="宋体" w:hAnsi="Segoe UI" w:cs="Segoe UI" w:hint="eastAsia"/>
+          <w:color w:val="0F1115"/>
+          <w:sz w:val="24"/>
+          <w:szCs w:val="24"/>
+          <w:lang w:eastAsia="zh-CN"/>
+        </w:rPr>
+        <w:t xml:space="preserve"> </w:t>
+      </w:r>
+      <w:r>
+        <w:rPr>
+          <w:rFonts w:ascii="Segoe UI" w:eastAsia="宋体" w:hAnsi="Segoe UI" w:cs="Segoe UI" w:hint="eastAsia"/>
+          <w:color w:val="0F1115"/>
+          <w:sz w:val="24"/>
+          <w:szCs w:val="24"/>
+          <w:lang w:eastAsia="zh-CN"/>
+        </w:rPr>
+        <w:t>（未完善）</w:t>
+      </w:r>
     </w:p>
     <w:p>
       <w:pPr>
@@ -2575,86 +2970,6 @@
           <w:lang w:eastAsia="zh-CN"/>
         </w:rPr>
       </w:pPr>
-      <w:r>
-        <w:rPr>
-          <w:rFonts w:ascii="Segoe UI" w:eastAsia="宋体" w:hAnsi="Segoe UI" w:cs="Segoe UI"/>
-          <w:color w:val="0F1115"/>
-          <w:sz w:val="24"/>
-          <w:szCs w:val="24"/>
-          <w:lang w:eastAsia="zh-CN"/>
-        </w:rPr>
-        <w:t xml:space="preserve">### </w:t>
-      </w:r>
-      <w:r>
-        <w:rPr>
-          <w:rFonts w:ascii="Segoe UI Emoji" w:eastAsia="宋体" w:hAnsi="Segoe UI Emoji" w:cs="Segoe UI Emoji"/>
-          <w:color w:val="0F1115"/>
-          <w:sz w:val="24"/>
-          <w:szCs w:val="24"/>
-          <w:lang w:eastAsia="zh-CN"/>
-        </w:rPr>
-        <w:t>📌</w:t>
-      </w:r>
-      <w:r>
-        <w:rPr>
-          <w:rFonts w:ascii="Segoe UI" w:eastAsia="宋体" w:hAnsi="Segoe UI" w:cs="Segoe UI"/>
-          <w:color w:val="0F1115"/>
-          <w:sz w:val="24"/>
-          <w:szCs w:val="24"/>
-          <w:lang w:eastAsia="zh-CN"/>
-        </w:rPr>
-        <w:t xml:space="preserve"> </w:t>
-      </w:r>
-      <w:r>
-        <w:rPr>
-          <w:rFonts w:ascii="Segoe UI" w:eastAsia="宋体" w:hAnsi="Segoe UI" w:cs="Segoe UI" w:hint="eastAsia"/>
-          <w:color w:val="0F1115"/>
-          <w:sz w:val="24"/>
-          <w:szCs w:val="24"/>
-          <w:lang w:eastAsia="zh-CN"/>
-        </w:rPr>
-        <w:t>页面</w:t>
-      </w:r>
-      <w:r>
-        <w:rPr>
-          <w:rFonts w:ascii="Segoe UI" w:eastAsia="宋体" w:hAnsi="Segoe UI" w:cs="Segoe UI"/>
-          <w:color w:val="0F1115"/>
-          <w:sz w:val="24"/>
-          <w:szCs w:val="24"/>
-          <w:lang w:eastAsia="zh-CN"/>
-        </w:rPr>
-        <w:t xml:space="preserve"> 3</w:t>
-      </w:r>
-      <w:r>
-        <w:rPr>
-          <w:rFonts w:ascii="Segoe UI" w:eastAsia="宋体" w:hAnsi="Segoe UI" w:cs="Segoe UI" w:hint="eastAsia"/>
-          <w:color w:val="0F1115"/>
-          <w:sz w:val="24"/>
-          <w:szCs w:val="24"/>
-          <w:lang w:eastAsia="zh-CN"/>
-        </w:rPr>
-        <w:t>：引言生成器</w:t>
-      </w:r>
-      <w:r>
-        <w:rPr>
-          <w:rFonts w:ascii="Segoe UI" w:eastAsia="宋体" w:hAnsi="Segoe UI" w:cs="Segoe UI" w:hint="eastAsia"/>
-          <w:color w:val="0F1115"/>
-          <w:sz w:val="24"/>
-          <w:szCs w:val="24"/>
-          <w:lang w:eastAsia="zh-CN"/>
-        </w:rPr>
-        <w:t xml:space="preserve"> </w:t>
-      </w:r>
-      <w:r>
-        <w:rPr>
-          <w:rFonts w:ascii="Segoe UI" w:eastAsia="宋体" w:hAnsi="Segoe UI" w:cs="Segoe UI"/>
-          <w:color w:val="0F1115"/>
-          <w:sz w:val="24"/>
-          <w:szCs w:val="24"/>
-          <w:lang w:eastAsia="zh-CN"/>
-        </w:rPr>
-        <w:t>Introduction Generator</w:t>
-      </w:r>
     </w:p>
     <w:p>
       <w:pPr>
@@ -2666,6 +2981,26 @@
           <w:lang w:eastAsia="zh-CN"/>
         </w:rPr>
       </w:pPr>
+      <w:r>
+        <w:rPr>
+          <w:rFonts w:ascii="Segoe UI" w:eastAsia="宋体" w:hAnsi="Segoe UI" w:cs="Segoe UI"/>
+          <w:color w:val="0F1115"/>
+          <w:sz w:val="24"/>
+          <w:szCs w:val="24"/>
+          <w:lang w:eastAsia="zh-CN"/>
+        </w:rPr>
+        <w:t xml:space="preserve">### </w:t>
+      </w:r>
+      <w:r>
+        <w:rPr>
+          <w:rFonts w:ascii="Segoe UI" w:eastAsia="宋体" w:hAnsi="Segoe UI" w:cs="Segoe UI" w:hint="eastAsia"/>
+          <w:color w:val="0F1115"/>
+          <w:sz w:val="24"/>
+          <w:szCs w:val="24"/>
+          <w:lang w:eastAsia="zh-CN"/>
+        </w:rPr>
+        <w:t>使用步骤</w:t>
+      </w:r>
     </w:p>
     <w:p>
       <w:pPr>
@@ -2677,27 +3012,6 @@
           <w:lang w:eastAsia="zh-CN"/>
         </w:rPr>
       </w:pPr>
-      <w:r>
-        <w:rPr>
-          <w:rFonts w:ascii="Segoe UI" w:eastAsia="宋体" w:hAnsi="Segoe UI" w:cs="Segoe UI"/>
-          <w:color w:val="0F1115"/>
-          <w:sz w:val="24"/>
-          <w:szCs w:val="24"/>
-          <w:lang w:eastAsia="zh-CN"/>
-        </w:rPr>
-        <w:lastRenderedPageBreak/>
-        <w:t xml:space="preserve">### </w:t>
-      </w:r>
-      <w:r>
-        <w:rPr>
-          <w:rFonts w:ascii="Segoe UI" w:eastAsia="宋体" w:hAnsi="Segoe UI" w:cs="Segoe UI" w:hint="eastAsia"/>
-          <w:color w:val="0F1115"/>
-          <w:sz w:val="24"/>
-          <w:szCs w:val="24"/>
-          <w:lang w:eastAsia="zh-CN"/>
-        </w:rPr>
-        <w:t>功能说明</w:t>
-      </w:r>
     </w:p>
     <w:p>
       <w:pPr>
@@ -2709,6 +3023,86 @@
           <w:lang w:eastAsia="zh-CN"/>
         </w:rPr>
       </w:pPr>
+      <w:r>
+        <w:rPr>
+          <w:rFonts w:ascii="Segoe UI" w:eastAsia="宋体" w:hAnsi="Segoe UI" w:cs="Segoe UI" w:hint="eastAsia"/>
+          <w:color w:val="0F1115"/>
+          <w:sz w:val="24"/>
+          <w:szCs w:val="24"/>
+          <w:lang w:eastAsia="zh-CN"/>
+        </w:rPr>
+        <w:t xml:space="preserve">1. </w:t>
+      </w:r>
+      <w:r>
+        <w:rPr>
+          <w:rFonts w:ascii="Segoe UI" w:eastAsia="宋体" w:hAnsi="Segoe UI" w:cs="Segoe UI" w:hint="eastAsia"/>
+          <w:color w:val="0F1115"/>
+          <w:sz w:val="24"/>
+          <w:szCs w:val="24"/>
+          <w:lang w:eastAsia="zh-CN"/>
+        </w:rPr>
+        <w:t>填写</w:t>
+      </w:r>
+      <w:r>
+        <w:rPr>
+          <w:rFonts w:ascii="Segoe UI" w:eastAsia="宋体" w:hAnsi="Segoe UI" w:cs="Segoe UI" w:hint="eastAsia"/>
+          <w:color w:val="0F1115"/>
+          <w:sz w:val="24"/>
+          <w:szCs w:val="24"/>
+          <w:lang w:eastAsia="zh-CN"/>
+        </w:rPr>
+        <w:t xml:space="preserve"> **</w:t>
+      </w:r>
+      <w:r>
+        <w:rPr>
+          <w:rFonts w:ascii="Segoe UI" w:eastAsia="宋体" w:hAnsi="Segoe UI" w:cs="Segoe UI" w:hint="eastAsia"/>
+          <w:color w:val="0F1115"/>
+          <w:sz w:val="24"/>
+          <w:szCs w:val="24"/>
+          <w:lang w:eastAsia="zh-CN"/>
+        </w:rPr>
+        <w:t>“</w:t>
+      </w:r>
+      <w:r>
+        <w:rPr>
+          <w:rFonts w:ascii="Segoe UI" w:eastAsia="宋体" w:hAnsi="Segoe UI" w:cs="Segoe UI" w:hint="eastAsia"/>
+          <w:color w:val="0F1115"/>
+          <w:sz w:val="24"/>
+          <w:szCs w:val="24"/>
+          <w:lang w:eastAsia="zh-CN"/>
+        </w:rPr>
+        <w:t>Paper Title</w:t>
+      </w:r>
+      <w:r>
+        <w:rPr>
+          <w:rFonts w:ascii="Segoe UI" w:eastAsia="宋体" w:hAnsi="Segoe UI" w:cs="Segoe UI" w:hint="eastAsia"/>
+          <w:color w:val="0F1115"/>
+          <w:sz w:val="24"/>
+          <w:szCs w:val="24"/>
+          <w:lang w:eastAsia="zh-CN"/>
+        </w:rPr>
+        <w:t>”</w:t>
+      </w:r>
+      <w:r>
+        <w:rPr>
+          <w:rFonts w:ascii="Segoe UI" w:eastAsia="宋体" w:hAnsi="Segoe UI" w:cs="Segoe UI" w:hint="eastAsia"/>
+          <w:color w:val="0F1115"/>
+          <w:sz w:val="24"/>
+          <w:szCs w:val="24"/>
+          <w:lang w:eastAsia="zh-CN"/>
+        </w:rPr>
+        <w:t>**</w:t>
+      </w:r>
+      <w:r>
+        <w:rPr>
+          <w:rFonts w:ascii="Segoe UI" w:eastAsia="宋体" w:hAnsi="Segoe UI" w:cs="Segoe UI" w:hint="eastAsia"/>
+          <w:color w:val="0F1115"/>
+          <w:sz w:val="24"/>
+          <w:szCs w:val="24"/>
+          <w:lang w:eastAsia="zh-CN"/>
+        </w:rPr>
+        <w:t>（必填）。</w:t>
+      </w:r>
     </w:p>
     <w:p>
       <w:pPr>
@@ -2722,23 +3116,33 @@
       </w:pPr>
       <w:r>
         <w:rPr>
+          <w:rFonts w:ascii="Segoe UI" w:eastAsia="宋体" w:hAnsi="Segoe UI" w:cs="Segoe UI"/>
+          <w:color w:val="0F1115"/>
+          <w:sz w:val="24"/>
+          <w:szCs w:val="24"/>
+          <w:lang w:eastAsia="zh-CN"/>
+        </w:rPr>
+        <w:t xml:space="preserve">2. </w:t>
+      </w:r>
+      <w:r>
+        <w:rPr>
           <w:rFonts w:ascii="Segoe UI" w:eastAsia="宋体" w:hAnsi="Segoe UI" w:cs="Segoe UI" w:hint="eastAsia"/>
           <w:color w:val="0F1115"/>
           <w:sz w:val="24"/>
           <w:szCs w:val="24"/>
           <w:lang w:eastAsia="zh-CN"/>
         </w:rPr>
-        <w:t>基于您提供的主题描述，</w:t>
-      </w:r>
-      <w:r>
-        <w:rPr>
-          <w:rFonts w:ascii="Segoe UI" w:eastAsia="宋体" w:hAnsi="Segoe UI" w:cs="Segoe UI"/>
-          <w:color w:val="0F1115"/>
-          <w:sz w:val="24"/>
-          <w:szCs w:val="24"/>
-          <w:lang w:eastAsia="zh-CN"/>
-        </w:rPr>
-        <w:t xml:space="preserve">AI </w:t>
+        <w:t>可选填写</w:t>
+      </w:r>
+      <w:r>
+        <w:rPr>
+          <w:rFonts w:ascii="Segoe UI" w:eastAsia="宋体" w:hAnsi="Segoe UI" w:cs="Segoe UI"/>
+          <w:color w:val="0F1115"/>
+          <w:sz w:val="24"/>
+          <w:szCs w:val="24"/>
+          <w:lang w:eastAsia="zh-CN"/>
+        </w:rPr>
+        <w:t xml:space="preserve"> **“Brief Description”**</w:t>
       </w:r>
       <w:r>
         <w:rPr>
@@ -2748,7 +3152,7 @@
           <w:szCs w:val="24"/>
           <w:lang w:eastAsia="zh-CN"/>
         </w:rPr>
-        <w:t>将生成一篇结构完整的学术引言，主要分为四个段落：</w:t>
+        <w:t>，补充研究方向或重点。</w:t>
       </w:r>
     </w:p>
     <w:p>
@@ -2761,6 +3165,46 @@
           <w:lang w:eastAsia="zh-CN"/>
         </w:rPr>
       </w:pPr>
+      <w:r>
+        <w:rPr>
+          <w:rFonts w:ascii="Segoe UI" w:eastAsia="宋体" w:hAnsi="Segoe UI" w:cs="Segoe UI"/>
+          <w:color w:val="0F1115"/>
+          <w:sz w:val="24"/>
+          <w:szCs w:val="24"/>
+          <w:lang w:eastAsia="zh-CN"/>
+        </w:rPr>
+        <w:t xml:space="preserve">3. </w:t>
+      </w:r>
+      <w:r>
+        <w:rPr>
+          <w:rFonts w:ascii="Segoe UI" w:eastAsia="宋体" w:hAnsi="Segoe UI" w:cs="Segoe UI" w:hint="eastAsia"/>
+          <w:color w:val="0F1115"/>
+          <w:sz w:val="24"/>
+          <w:szCs w:val="24"/>
+          <w:lang w:eastAsia="zh-CN"/>
+        </w:rPr>
+        <w:t>选择</w:t>
+      </w:r>
+      <w:r>
+        <w:rPr>
+          <w:rFonts w:ascii="Segoe UI" w:eastAsia="宋体" w:hAnsi="Segoe UI" w:cs="Segoe UI"/>
+          <w:color w:val="0F1115"/>
+          <w:sz w:val="24"/>
+          <w:szCs w:val="24"/>
+          <w:lang w:eastAsia="zh-CN"/>
+        </w:rPr>
+        <w:t xml:space="preserve"> **“Paper Type”**</w:t>
+      </w:r>
+      <w:r>
+        <w:rPr>
+          <w:rFonts w:ascii="Segoe UI" w:eastAsia="宋体" w:hAnsi="Segoe UI" w:cs="Segoe UI" w:hint="eastAsia"/>
+          <w:color w:val="0F1115"/>
+          <w:sz w:val="24"/>
+          <w:szCs w:val="24"/>
+          <w:lang w:eastAsia="zh-CN"/>
+        </w:rPr>
+        <w:t>（必填）。</w:t>
+      </w:r>
     </w:p>
     <w:p>
       <w:pPr>
@@ -2780,7 +3224,7 @@
           <w:szCs w:val="24"/>
           <w:lang w:eastAsia="zh-CN"/>
         </w:rPr>
-        <w:t xml:space="preserve">- </w:t>
+        <w:t xml:space="preserve">4. </w:t>
       </w:r>
       <w:r>
         <w:rPr>
@@ -2790,7 +3234,47 @@
           <w:szCs w:val="24"/>
           <w:lang w:eastAsia="zh-CN"/>
         </w:rPr>
-        <w:t>背景与科学问题</w:t>
+        <w:t>点击</w:t>
+      </w:r>
+      <w:r>
+        <w:rPr>
+          <w:rFonts w:ascii="Segoe UI" w:eastAsia="宋体" w:hAnsi="Segoe UI" w:cs="Segoe UI"/>
+          <w:color w:val="0F1115"/>
+          <w:sz w:val="24"/>
+          <w:szCs w:val="24"/>
+          <w:lang w:eastAsia="zh-CN"/>
+        </w:rPr>
+        <w:t xml:space="preserve"> **“Generate”** </w:t>
+      </w:r>
+      <w:r>
+        <w:rPr>
+          <w:rFonts w:ascii="Segoe UI" w:eastAsia="宋体" w:hAnsi="Segoe UI" w:cs="Segoe UI" w:hint="eastAsia"/>
+          <w:color w:val="0F1115"/>
+          <w:sz w:val="24"/>
+          <w:szCs w:val="24"/>
+          <w:lang w:eastAsia="zh-CN"/>
+        </w:rPr>
+        <w:t>→</w:t>
+      </w:r>
+      <w:r>
+        <w:rPr>
+          <w:rFonts w:ascii="Segoe UI" w:eastAsia="宋体" w:hAnsi="Segoe UI" w:cs="Segoe UI"/>
+          <w:color w:val="0F1115"/>
+          <w:sz w:val="24"/>
+          <w:szCs w:val="24"/>
+          <w:lang w:eastAsia="zh-CN"/>
+        </w:rPr>
+        <w:t xml:space="preserve"> </w:t>
+      </w:r>
+      <w:r>
+        <w:rPr>
+          <w:rFonts w:ascii="Segoe UI" w:eastAsia="宋体" w:hAnsi="Segoe UI" w:cs="Segoe UI" w:hint="eastAsia"/>
+          <w:color w:val="0F1115"/>
+          <w:sz w:val="24"/>
+          <w:szCs w:val="24"/>
+          <w:lang w:eastAsia="zh-CN"/>
+        </w:rPr>
+        <w:t>查看层级清晰的大纲输出。</w:t>
       </w:r>
     </w:p>
     <w:p>
@@ -2803,26 +3287,6 @@
           <w:lang w:eastAsia="zh-CN"/>
         </w:rPr>
       </w:pPr>
-      <w:r>
-        <w:rPr>
-          <w:rFonts w:ascii="Segoe UI" w:eastAsia="宋体" w:hAnsi="Segoe UI" w:cs="Segoe UI"/>
-          <w:color w:val="0F1115"/>
-          <w:sz w:val="24"/>
-          <w:szCs w:val="24"/>
-          <w:lang w:eastAsia="zh-CN"/>
-        </w:rPr>
-        <w:t xml:space="preserve">- </w:t>
-      </w:r>
-      <w:r>
-        <w:rPr>
-          <w:rFonts w:ascii="Segoe UI" w:eastAsia="宋体" w:hAnsi="Segoe UI" w:cs="Segoe UI" w:hint="eastAsia"/>
-          <w:color w:val="0F1115"/>
-          <w:sz w:val="24"/>
-          <w:szCs w:val="24"/>
-          <w:lang w:eastAsia="zh-CN"/>
-        </w:rPr>
-        <w:t>现有研究综述</w:t>
-      </w:r>
     </w:p>
     <w:p>
       <w:pPr>
@@ -2842,17 +3306,7 @@
           <w:szCs w:val="24"/>
           <w:lang w:eastAsia="zh-CN"/>
         </w:rPr>
-        <w:t xml:space="preserve">- </w:t>
-      </w:r>
-      <w:r>
-        <w:rPr>
-          <w:rFonts w:ascii="Segoe UI" w:eastAsia="宋体" w:hAnsi="Segoe UI" w:cs="Segoe UI" w:hint="eastAsia"/>
-          <w:color w:val="0F1115"/>
-          <w:sz w:val="24"/>
-          <w:szCs w:val="24"/>
-          <w:lang w:eastAsia="zh-CN"/>
-        </w:rPr>
-        <w:t>现有方法局限性</w:t>
+        <w:t>---</w:t>
       </w:r>
     </w:p>
     <w:p>
@@ -2865,26 +3319,6 @@
           <w:lang w:eastAsia="zh-CN"/>
         </w:rPr>
       </w:pPr>
-      <w:r>
-        <w:rPr>
-          <w:rFonts w:ascii="Segoe UI" w:eastAsia="宋体" w:hAnsi="Segoe UI" w:cs="Segoe UI"/>
-          <w:color w:val="0F1115"/>
-          <w:sz w:val="24"/>
-          <w:szCs w:val="24"/>
-          <w:lang w:eastAsia="zh-CN"/>
-        </w:rPr>
-        <w:t xml:space="preserve">- </w:t>
-      </w:r>
-      <w:r>
-        <w:rPr>
-          <w:rFonts w:ascii="Segoe UI" w:eastAsia="宋体" w:hAnsi="Segoe UI" w:cs="Segoe UI" w:hint="eastAsia"/>
-          <w:color w:val="0F1115"/>
-          <w:sz w:val="24"/>
-          <w:szCs w:val="24"/>
-          <w:lang w:eastAsia="zh-CN"/>
-        </w:rPr>
-        <w:t>本研究的贡献与创新</w:t>
-      </w:r>
     </w:p>
     <w:p>
       <w:pPr>
@@ -2896,6 +3330,96 @@
           <w:lang w:eastAsia="zh-CN"/>
         </w:rPr>
       </w:pPr>
+      <w:r>
+        <w:rPr>
+          <w:rFonts w:ascii="Segoe UI" w:eastAsia="宋体" w:hAnsi="Segoe UI" w:cs="Segoe UI"/>
+          <w:color w:val="0F1115"/>
+          <w:sz w:val="24"/>
+          <w:szCs w:val="24"/>
+          <w:lang w:eastAsia="zh-CN"/>
+        </w:rPr>
+        <w:t xml:space="preserve">### </w:t>
+      </w:r>
+      <w:r>
+        <w:rPr>
+          <w:rFonts w:ascii="Segoe UI Emoji" w:eastAsia="宋体" w:hAnsi="Segoe UI Emoji" w:cs="Segoe UI Emoji"/>
+          <w:color w:val="0F1115"/>
+          <w:sz w:val="24"/>
+          <w:szCs w:val="24"/>
+          <w:lang w:eastAsia="zh-CN"/>
+        </w:rPr>
+        <w:t>📌</w:t>
+      </w:r>
+      <w:r>
+        <w:rPr>
+          <w:rFonts w:ascii="Segoe UI" w:eastAsia="宋体" w:hAnsi="Segoe UI" w:cs="Segoe UI"/>
+          <w:color w:val="0F1115"/>
+          <w:sz w:val="24"/>
+          <w:szCs w:val="24"/>
+          <w:lang w:eastAsia="zh-CN"/>
+        </w:rPr>
+        <w:t xml:space="preserve"> </w:t>
+      </w:r>
+      <w:r>
+        <w:rPr>
+          <w:rFonts w:ascii="Segoe UI" w:eastAsia="宋体" w:hAnsi="Segoe UI" w:cs="Segoe UI" w:hint="eastAsia"/>
+          <w:color w:val="0F1115"/>
+          <w:sz w:val="24"/>
+          <w:szCs w:val="24"/>
+          <w:lang w:eastAsia="zh-CN"/>
+        </w:rPr>
+        <w:t>页面</w:t>
+      </w:r>
+      <w:r>
+        <w:rPr>
+          <w:rFonts w:ascii="Segoe UI" w:eastAsia="宋体" w:hAnsi="Segoe UI" w:cs="Segoe UI"/>
+          <w:color w:val="0F1115"/>
+          <w:sz w:val="24"/>
+          <w:szCs w:val="24"/>
+          <w:lang w:eastAsia="zh-CN"/>
+        </w:rPr>
+        <w:t xml:space="preserve"> </w:t>
+      </w:r>
+      <w:r>
+        <w:rPr>
+          <w:rFonts w:ascii="Segoe UI" w:eastAsia="宋体" w:hAnsi="Segoe UI" w:cs="Segoe UI" w:hint="eastAsia"/>
+          <w:color w:val="0F1115"/>
+          <w:sz w:val="24"/>
+          <w:szCs w:val="24"/>
+          <w:lang w:eastAsia="zh-CN"/>
+        </w:rPr>
+        <w:t>4</w:t>
+      </w:r>
+      <w:r>
+        <w:rPr>
+          <w:rFonts w:ascii="Segoe UI" w:eastAsia="宋体" w:hAnsi="Segoe UI" w:cs="Segoe UI" w:hint="eastAsia"/>
+          <w:color w:val="0F1115"/>
+          <w:sz w:val="24"/>
+          <w:szCs w:val="24"/>
+          <w:lang w:eastAsia="zh-CN"/>
+        </w:rPr>
+        <w:t>：引言生成器</w:t>
+      </w:r>
+      <w:r>
+        <w:rPr>
+          <w:rFonts w:ascii="Segoe UI" w:eastAsia="宋体" w:hAnsi="Segoe UI" w:cs="Segoe UI" w:hint="eastAsia"/>
+          <w:color w:val="0F1115"/>
+          <w:sz w:val="24"/>
+          <w:szCs w:val="24"/>
+          <w:lang w:eastAsia="zh-CN"/>
+        </w:rPr>
+        <w:t xml:space="preserve"> </w:t>
+      </w:r>
+      <w:r>
+        <w:rPr>
+          <w:rFonts w:ascii="Segoe UI" w:eastAsia="宋体" w:hAnsi="Segoe UI" w:cs="Segoe UI"/>
+          <w:color w:val="0F1115"/>
+          <w:sz w:val="24"/>
+          <w:szCs w:val="24"/>
+          <w:lang w:eastAsia="zh-CN"/>
+        </w:rPr>
+        <w:t>Introduction Generator</w:t>
+      </w:r>
     </w:p>
     <w:p>
       <w:pPr>
@@ -2907,26 +3431,6 @@
           <w:lang w:eastAsia="zh-CN"/>
         </w:rPr>
       </w:pPr>
-      <w:r>
-        <w:rPr>
-          <w:rFonts w:ascii="Segoe UI" w:eastAsia="宋体" w:hAnsi="Segoe UI" w:cs="Segoe UI"/>
-          <w:color w:val="0F1115"/>
-          <w:sz w:val="24"/>
-          <w:szCs w:val="24"/>
-          <w:lang w:eastAsia="zh-CN"/>
-        </w:rPr>
-        <w:t xml:space="preserve">### </w:t>
-      </w:r>
-      <w:r>
-        <w:rPr>
-          <w:rFonts w:ascii="Segoe UI" w:eastAsia="宋体" w:hAnsi="Segoe UI" w:cs="Segoe UI" w:hint="eastAsia"/>
-          <w:color w:val="0F1115"/>
-          <w:sz w:val="24"/>
-          <w:szCs w:val="24"/>
-          <w:lang w:eastAsia="zh-CN"/>
-        </w:rPr>
-        <w:t>使用步骤</w:t>
-      </w:r>
     </w:p>
     <w:p>
       <w:pPr>
@@ -2938,6 +3442,26 @@
           <w:lang w:eastAsia="zh-CN"/>
         </w:rPr>
       </w:pPr>
+      <w:r>
+        <w:rPr>
+          <w:rFonts w:ascii="Segoe UI" w:eastAsia="宋体" w:hAnsi="Segoe UI" w:cs="Segoe UI"/>
+          <w:color w:val="0F1115"/>
+          <w:sz w:val="24"/>
+          <w:szCs w:val="24"/>
+          <w:lang w:eastAsia="zh-CN"/>
+        </w:rPr>
+        <w:t xml:space="preserve">### </w:t>
+      </w:r>
+      <w:r>
+        <w:rPr>
+          <w:rFonts w:ascii="Segoe UI" w:eastAsia="宋体" w:hAnsi="Segoe UI" w:cs="Segoe UI" w:hint="eastAsia"/>
+          <w:color w:val="0F1115"/>
+          <w:sz w:val="24"/>
+          <w:szCs w:val="24"/>
+          <w:lang w:eastAsia="zh-CN"/>
+        </w:rPr>
+        <w:t>功能说明</w:t>
+      </w:r>
     </w:p>
     <w:p>
       <w:pPr>
@@ -2949,46 +3473,6 @@
           <w:lang w:eastAsia="zh-CN"/>
         </w:rPr>
       </w:pPr>
-      <w:r>
-        <w:rPr>
-          <w:rFonts w:ascii="Segoe UI" w:eastAsia="宋体" w:hAnsi="Segoe UI" w:cs="Segoe UI"/>
-          <w:color w:val="0F1115"/>
-          <w:sz w:val="24"/>
-          <w:szCs w:val="24"/>
-          <w:lang w:eastAsia="zh-CN"/>
-        </w:rPr>
-        <w:t xml:space="preserve">1. </w:t>
-      </w:r>
-      <w:r>
-        <w:rPr>
-          <w:rFonts w:ascii="Segoe UI" w:eastAsia="宋体" w:hAnsi="Segoe UI" w:cs="Segoe UI" w:hint="eastAsia"/>
-          <w:color w:val="0F1115"/>
-          <w:sz w:val="24"/>
-          <w:szCs w:val="24"/>
-          <w:lang w:eastAsia="zh-CN"/>
-        </w:rPr>
-        <w:t>在</w:t>
-      </w:r>
-      <w:r>
-        <w:rPr>
-          <w:rFonts w:ascii="Segoe UI" w:eastAsia="宋体" w:hAnsi="Segoe UI" w:cs="Segoe UI"/>
-          <w:color w:val="0F1115"/>
-          <w:sz w:val="24"/>
-          <w:szCs w:val="24"/>
-          <w:lang w:eastAsia="zh-CN"/>
-        </w:rPr>
-        <w:t xml:space="preserve"> **“Research Topic Description”** </w:t>
-      </w:r>
-      <w:r>
-        <w:rPr>
-          <w:rFonts w:ascii="Segoe UI" w:eastAsia="宋体" w:hAnsi="Segoe UI" w:cs="Segoe UI" w:hint="eastAsia"/>
-          <w:color w:val="0F1115"/>
-          <w:sz w:val="24"/>
-          <w:szCs w:val="24"/>
-          <w:lang w:eastAsia="zh-CN"/>
-        </w:rPr>
-        <w:t>中详细描述您的研究主题、方法、贡献等。</w:t>
-      </w:r>
     </w:p>
     <w:p>
       <w:pPr>
@@ -3002,33 +3486,23 @@
       </w:pPr>
       <w:r>
         <w:rPr>
-          <w:rFonts w:ascii="Segoe UI" w:eastAsia="宋体" w:hAnsi="Segoe UI" w:cs="Segoe UI"/>
-          <w:color w:val="0F1115"/>
-          <w:sz w:val="24"/>
-          <w:szCs w:val="24"/>
-          <w:lang w:eastAsia="zh-CN"/>
-        </w:rPr>
-        <w:t xml:space="preserve">2. </w:t>
-      </w:r>
-      <w:r>
-        <w:rPr>
           <w:rFonts w:ascii="Segoe UI" w:eastAsia="宋体" w:hAnsi="Segoe UI" w:cs="Segoe UI" w:hint="eastAsia"/>
           <w:color w:val="0F1115"/>
           <w:sz w:val="24"/>
           <w:szCs w:val="24"/>
           <w:lang w:eastAsia="zh-CN"/>
         </w:rPr>
-        <w:t>点击</w:t>
-      </w:r>
-      <w:r>
-        <w:rPr>
-          <w:rFonts w:ascii="Segoe UI" w:eastAsia="宋体" w:hAnsi="Segoe UI" w:cs="Segoe UI"/>
-          <w:color w:val="0F1115"/>
-          <w:sz w:val="24"/>
-          <w:szCs w:val="24"/>
-          <w:lang w:eastAsia="zh-CN"/>
-        </w:rPr>
-        <w:t xml:space="preserve"> **“Generate”**</w:t>
+        <w:t>基于您提供的主题描述，</w:t>
+      </w:r>
+      <w:r>
+        <w:rPr>
+          <w:rFonts w:ascii="Segoe UI" w:eastAsia="宋体" w:hAnsi="Segoe UI" w:cs="Segoe UI"/>
+          <w:color w:val="0F1115"/>
+          <w:sz w:val="24"/>
+          <w:szCs w:val="24"/>
+          <w:lang w:eastAsia="zh-CN"/>
+        </w:rPr>
+        <w:t xml:space="preserve">AI </w:t>
       </w:r>
       <w:r>
         <w:rPr>
@@ -3038,12 +3512,329 @@
           <w:szCs w:val="24"/>
           <w:lang w:eastAsia="zh-CN"/>
         </w:rPr>
-        <w:t>。</w:t>
+        <w:t>将生成一篇结构完整的学术引言，主要分为四个段落：</w:t>
       </w:r>
     </w:p>
     <w:p>
       <w:pPr>
         <w:rPr>
+          <w:rFonts w:ascii="Segoe UI" w:eastAsia="宋体" w:hAnsi="Segoe UI" w:cs="Segoe UI"/>
+          <w:color w:val="0F1115"/>
+          <w:sz w:val="24"/>
+          <w:szCs w:val="24"/>
+          <w:lang w:eastAsia="zh-CN"/>
+        </w:rPr>
+      </w:pPr>
+    </w:p>
+    <w:p>
+      <w:pPr>
+        <w:rPr>
+          <w:rFonts w:ascii="Segoe UI" w:eastAsia="宋体" w:hAnsi="Segoe UI" w:cs="Segoe UI"/>
+          <w:color w:val="0F1115"/>
+          <w:sz w:val="24"/>
+          <w:szCs w:val="24"/>
+          <w:lang w:eastAsia="zh-CN"/>
+        </w:rPr>
+      </w:pPr>
+      <w:r>
+        <w:rPr>
+          <w:rFonts w:ascii="Segoe UI" w:eastAsia="宋体" w:hAnsi="Segoe UI" w:cs="Segoe UI"/>
+          <w:color w:val="0F1115"/>
+          <w:sz w:val="24"/>
+          <w:szCs w:val="24"/>
+          <w:lang w:eastAsia="zh-CN"/>
+        </w:rPr>
+        <w:t xml:space="preserve">- </w:t>
+      </w:r>
+      <w:r>
+        <w:rPr>
+          <w:rFonts w:ascii="Segoe UI" w:eastAsia="宋体" w:hAnsi="Segoe UI" w:cs="Segoe UI" w:hint="eastAsia"/>
+          <w:color w:val="0F1115"/>
+          <w:sz w:val="24"/>
+          <w:szCs w:val="24"/>
+          <w:lang w:eastAsia="zh-CN"/>
+        </w:rPr>
+        <w:t>背景与科学问题</w:t>
+      </w:r>
+    </w:p>
+    <w:p>
+      <w:pPr>
+        <w:rPr>
+          <w:rFonts w:ascii="Segoe UI" w:eastAsia="宋体" w:hAnsi="Segoe UI" w:cs="Segoe UI"/>
+          <w:color w:val="0F1115"/>
+          <w:sz w:val="24"/>
+          <w:szCs w:val="24"/>
+          <w:lang w:eastAsia="zh-CN"/>
+        </w:rPr>
+      </w:pPr>
+      <w:r>
+        <w:rPr>
+          <w:rFonts w:ascii="Segoe UI" w:eastAsia="宋体" w:hAnsi="Segoe UI" w:cs="Segoe UI"/>
+          <w:color w:val="0F1115"/>
+          <w:sz w:val="24"/>
+          <w:szCs w:val="24"/>
+          <w:lang w:eastAsia="zh-CN"/>
+        </w:rPr>
+        <w:t xml:space="preserve">- </w:t>
+      </w:r>
+      <w:r>
+        <w:rPr>
+          <w:rFonts w:ascii="Segoe UI" w:eastAsia="宋体" w:hAnsi="Segoe UI" w:cs="Segoe UI" w:hint="eastAsia"/>
+          <w:color w:val="0F1115"/>
+          <w:sz w:val="24"/>
+          <w:szCs w:val="24"/>
+          <w:lang w:eastAsia="zh-CN"/>
+        </w:rPr>
+        <w:t>现有研究综述</w:t>
+      </w:r>
+    </w:p>
+    <w:p>
+      <w:pPr>
+        <w:rPr>
+          <w:rFonts w:ascii="Segoe UI" w:eastAsia="宋体" w:hAnsi="Segoe UI" w:cs="Segoe UI"/>
+          <w:color w:val="0F1115"/>
+          <w:sz w:val="24"/>
+          <w:szCs w:val="24"/>
+          <w:lang w:eastAsia="zh-CN"/>
+        </w:rPr>
+      </w:pPr>
+      <w:r>
+        <w:rPr>
+          <w:rFonts w:ascii="Segoe UI" w:eastAsia="宋体" w:hAnsi="Segoe UI" w:cs="Segoe UI"/>
+          <w:color w:val="0F1115"/>
+          <w:sz w:val="24"/>
+          <w:szCs w:val="24"/>
+          <w:lang w:eastAsia="zh-CN"/>
+        </w:rPr>
+        <w:t xml:space="preserve">- </w:t>
+      </w:r>
+      <w:r>
+        <w:rPr>
+          <w:rFonts w:ascii="Segoe UI" w:eastAsia="宋体" w:hAnsi="Segoe UI" w:cs="Segoe UI" w:hint="eastAsia"/>
+          <w:color w:val="0F1115"/>
+          <w:sz w:val="24"/>
+          <w:szCs w:val="24"/>
+          <w:lang w:eastAsia="zh-CN"/>
+        </w:rPr>
+        <w:t>现有方法局限性</w:t>
+      </w:r>
+    </w:p>
+    <w:p>
+      <w:pPr>
+        <w:rPr>
+          <w:rFonts w:ascii="Segoe UI" w:eastAsia="宋体" w:hAnsi="Segoe UI" w:cs="Segoe UI"/>
+          <w:color w:val="0F1115"/>
+          <w:sz w:val="24"/>
+          <w:szCs w:val="24"/>
+          <w:lang w:eastAsia="zh-CN"/>
+        </w:rPr>
+      </w:pPr>
+      <w:r>
+        <w:rPr>
+          <w:rFonts w:ascii="Segoe UI" w:eastAsia="宋体" w:hAnsi="Segoe UI" w:cs="Segoe UI"/>
+          <w:color w:val="0F1115"/>
+          <w:sz w:val="24"/>
+          <w:szCs w:val="24"/>
+          <w:lang w:eastAsia="zh-CN"/>
+        </w:rPr>
+        <w:t xml:space="preserve">- </w:t>
+      </w:r>
+      <w:r>
+        <w:rPr>
+          <w:rFonts w:ascii="Segoe UI" w:eastAsia="宋体" w:hAnsi="Segoe UI" w:cs="Segoe UI" w:hint="eastAsia"/>
+          <w:color w:val="0F1115"/>
+          <w:sz w:val="24"/>
+          <w:szCs w:val="24"/>
+          <w:lang w:eastAsia="zh-CN"/>
+        </w:rPr>
+        <w:t>本研究的贡献与创新</w:t>
+      </w:r>
+    </w:p>
+    <w:p>
+      <w:pPr>
+        <w:rPr>
+          <w:rFonts w:ascii="Segoe UI" w:eastAsia="宋体" w:hAnsi="Segoe UI" w:cs="Segoe UI"/>
+          <w:color w:val="0F1115"/>
+          <w:sz w:val="24"/>
+          <w:szCs w:val="24"/>
+          <w:lang w:eastAsia="zh-CN"/>
+        </w:rPr>
+      </w:pPr>
+    </w:p>
+    <w:p>
+      <w:pPr>
+        <w:rPr>
+          <w:rFonts w:ascii="Segoe UI" w:eastAsia="宋体" w:hAnsi="Segoe UI" w:cs="Segoe UI"/>
+          <w:color w:val="0F1115"/>
+          <w:sz w:val="24"/>
+          <w:szCs w:val="24"/>
+          <w:lang w:eastAsia="zh-CN"/>
+        </w:rPr>
+      </w:pPr>
+      <w:r>
+        <w:rPr>
+          <w:rFonts w:ascii="Segoe UI" w:eastAsia="宋体" w:hAnsi="Segoe UI" w:cs="Segoe UI"/>
+          <w:color w:val="0F1115"/>
+          <w:sz w:val="24"/>
+          <w:szCs w:val="24"/>
+          <w:lang w:eastAsia="zh-CN"/>
+        </w:rPr>
+        <w:t xml:space="preserve">### </w:t>
+      </w:r>
+      <w:r>
+        <w:rPr>
+          <w:rFonts w:ascii="Segoe UI" w:eastAsia="宋体" w:hAnsi="Segoe UI" w:cs="Segoe UI" w:hint="eastAsia"/>
+          <w:color w:val="0F1115"/>
+          <w:sz w:val="24"/>
+          <w:szCs w:val="24"/>
+          <w:lang w:eastAsia="zh-CN"/>
+        </w:rPr>
+        <w:t>使用步骤</w:t>
+      </w:r>
+    </w:p>
+    <w:p>
+      <w:pPr>
+        <w:rPr>
+          <w:rFonts w:ascii="Segoe UI" w:eastAsia="宋体" w:hAnsi="Segoe UI" w:cs="Segoe UI"/>
+          <w:color w:val="0F1115"/>
+          <w:sz w:val="24"/>
+          <w:szCs w:val="24"/>
+          <w:lang w:eastAsia="zh-CN"/>
+        </w:rPr>
+      </w:pPr>
+    </w:p>
+    <w:p>
+      <w:pPr>
+        <w:rPr>
+          <w:rFonts w:ascii="Segoe UI" w:eastAsia="宋体" w:hAnsi="Segoe UI" w:cs="Segoe UI"/>
+          <w:color w:val="0F1115"/>
+          <w:sz w:val="24"/>
+          <w:szCs w:val="24"/>
+          <w:lang w:eastAsia="zh-CN"/>
+        </w:rPr>
+      </w:pPr>
+      <w:r>
+        <w:rPr>
+          <w:rFonts w:ascii="Segoe UI" w:eastAsia="宋体" w:hAnsi="Segoe UI" w:cs="Segoe UI"/>
+          <w:color w:val="0F1115"/>
+          <w:sz w:val="24"/>
+          <w:szCs w:val="24"/>
+          <w:lang w:eastAsia="zh-CN"/>
+        </w:rPr>
+        <w:lastRenderedPageBreak/>
+        <w:t xml:space="preserve">1. </w:t>
+      </w:r>
+      <w:r>
+        <w:rPr>
+          <w:rFonts w:ascii="Segoe UI" w:eastAsia="宋体" w:hAnsi="Segoe UI" w:cs="Segoe UI" w:hint="eastAsia"/>
+          <w:color w:val="0F1115"/>
+          <w:sz w:val="24"/>
+          <w:szCs w:val="24"/>
+          <w:lang w:eastAsia="zh-CN"/>
+        </w:rPr>
+        <w:t>在</w:t>
+      </w:r>
+      <w:r>
+        <w:rPr>
+          <w:rFonts w:ascii="Segoe UI" w:eastAsia="宋体" w:hAnsi="Segoe UI" w:cs="Segoe UI"/>
+          <w:color w:val="0F1115"/>
+          <w:sz w:val="24"/>
+          <w:szCs w:val="24"/>
+          <w:lang w:eastAsia="zh-CN"/>
+        </w:rPr>
+        <w:t xml:space="preserve"> **“Research Topic Description”** </w:t>
+      </w:r>
+      <w:r>
+        <w:rPr>
+          <w:rFonts w:ascii="Segoe UI" w:eastAsia="宋体" w:hAnsi="Segoe UI" w:cs="Segoe UI" w:hint="eastAsia"/>
+          <w:color w:val="0F1115"/>
+          <w:sz w:val="24"/>
+          <w:szCs w:val="24"/>
+          <w:lang w:eastAsia="zh-CN"/>
+        </w:rPr>
+        <w:t>中详细</w:t>
+      </w:r>
+      <w:proofErr w:type="gramStart"/>
+      <w:r>
+        <w:rPr>
+          <w:rFonts w:ascii="Segoe UI" w:eastAsia="宋体" w:hAnsi="Segoe UI" w:cs="Segoe UI" w:hint="eastAsia"/>
+          <w:color w:val="0F1115"/>
+          <w:sz w:val="24"/>
+          <w:szCs w:val="24"/>
+          <w:lang w:eastAsia="zh-CN"/>
+        </w:rPr>
+        <w:t>描述您</w:t>
+      </w:r>
+      <w:proofErr w:type="gramEnd"/>
+      <w:r>
+        <w:rPr>
+          <w:rFonts w:ascii="Segoe UI" w:eastAsia="宋体" w:hAnsi="Segoe UI" w:cs="Segoe UI" w:hint="eastAsia"/>
+          <w:color w:val="0F1115"/>
+          <w:sz w:val="24"/>
+          <w:szCs w:val="24"/>
+          <w:lang w:eastAsia="zh-CN"/>
+        </w:rPr>
+        <w:t>的研究主题、方法、贡献等。</w:t>
+      </w:r>
+    </w:p>
+    <w:p>
+      <w:pPr>
+        <w:rPr>
+          <w:rFonts w:ascii="Segoe UI" w:eastAsia="宋体" w:hAnsi="Segoe UI" w:cs="Segoe UI"/>
+          <w:color w:val="0F1115"/>
+          <w:sz w:val="24"/>
+          <w:szCs w:val="24"/>
+          <w:lang w:eastAsia="zh-CN"/>
+        </w:rPr>
+      </w:pPr>
+      <w:r>
+        <w:rPr>
+          <w:rFonts w:ascii="Segoe UI" w:eastAsia="宋体" w:hAnsi="Segoe UI" w:cs="Segoe UI"/>
+          <w:color w:val="0F1115"/>
+          <w:sz w:val="24"/>
+          <w:szCs w:val="24"/>
+          <w:lang w:eastAsia="zh-CN"/>
+        </w:rPr>
+        <w:t xml:space="preserve">2. </w:t>
+      </w:r>
+      <w:r>
+        <w:rPr>
+          <w:rFonts w:ascii="Segoe UI" w:eastAsia="宋体" w:hAnsi="Segoe UI" w:cs="Segoe UI" w:hint="eastAsia"/>
+          <w:color w:val="0F1115"/>
+          <w:sz w:val="24"/>
+          <w:szCs w:val="24"/>
+          <w:lang w:eastAsia="zh-CN"/>
+        </w:rPr>
+        <w:t>点击</w:t>
+      </w:r>
+      <w:r>
+        <w:rPr>
+          <w:rFonts w:ascii="Segoe UI" w:eastAsia="宋体" w:hAnsi="Segoe UI" w:cs="Segoe UI"/>
+          <w:color w:val="0F1115"/>
+          <w:sz w:val="24"/>
+          <w:szCs w:val="24"/>
+          <w:lang w:eastAsia="zh-CN"/>
+        </w:rPr>
+        <w:t xml:space="preserve"> **“Generate”**</w:t>
+      </w:r>
+      <w:r>
+        <w:rPr>
+          <w:rFonts w:ascii="Segoe UI" w:eastAsia="宋体" w:hAnsi="Segoe UI" w:cs="Segoe UI" w:hint="eastAsia"/>
+          <w:color w:val="0F1115"/>
+          <w:sz w:val="24"/>
+          <w:szCs w:val="24"/>
+          <w:lang w:eastAsia="zh-CN"/>
+        </w:rPr>
+        <w:t>。</w:t>
+      </w:r>
+    </w:p>
+    <w:p>
+      <w:pPr>
+        <w:rPr>
+          <w:rFonts w:ascii="Segoe UI" w:eastAsia="宋体" w:hAnsi="Segoe UI" w:cs="Segoe UI"/>
+          <w:color w:val="0F1115"/>
+          <w:sz w:val="24"/>
+          <w:szCs w:val="24"/>
           <w:lang w:eastAsia="zh-CN"/>
         </w:rPr>
       </w:pPr>
@@ -3106,6 +3897,95 @@
           <w:lang w:eastAsia="zh-CN"/>
         </w:rPr>
         <w:t>。</w:t>
+      </w:r>
+    </w:p>
+    <w:p>
+      <w:pPr>
+        <w:rPr>
+          <w:rFonts w:ascii="Segoe UI" w:eastAsia="宋体" w:hAnsi="Segoe UI" w:cs="Segoe UI"/>
+          <w:color w:val="0F1115"/>
+          <w:sz w:val="24"/>
+          <w:szCs w:val="24"/>
+          <w:lang w:eastAsia="zh-CN"/>
+        </w:rPr>
+      </w:pPr>
+    </w:p>
+    <w:p>
+      <w:pPr>
+        <w:rPr>
+          <w:rFonts w:ascii="Segoe UI" w:eastAsia="宋体" w:hAnsi="Segoe UI" w:cs="Segoe UI"/>
+          <w:color w:val="0F1115"/>
+          <w:sz w:val="24"/>
+          <w:szCs w:val="24"/>
+          <w:lang w:eastAsia="zh-CN"/>
+        </w:rPr>
+      </w:pPr>
+    </w:p>
+    <w:p>
+      <w:pPr>
+        <w:rPr>
+          <w:rFonts w:hint="eastAsia"/>
+          <w:lang w:eastAsia="zh-CN"/>
+        </w:rPr>
+      </w:pPr>
+      <w:r>
+        <w:rPr>
+          <w:noProof/>
+          <w:lang w:eastAsia="zh-CN"/>
+        </w:rPr>
+        <w:drawing>
+          <wp:inline distT="0" distB="0" distL="0" distR="0" wp14:anchorId="75A4721B" wp14:editId="279CB4E8">
+            <wp:extent cx="2919549" cy="2604135"/>
+            <wp:effectExtent l="0" t="0" r="0" b="5715"/>
+            <wp:docPr id="512593359" name="图片 1"/>
+            <wp:cNvGraphicFramePr>
+              <a:graphicFrameLocks xmlns:a="http://schemas.openxmlformats.org/drawingml/2006/main" noChangeAspect="1"/>
+            </wp:cNvGraphicFramePr>
+            <a:graphic xmlns:a="http://schemas.openxmlformats.org/drawingml/2006/main">
+              <a:graphicData uri="http://schemas.openxmlformats.org/drawingml/2006/picture">
+                <pic:pic xmlns:pic="http://schemas.openxmlformats.org/drawingml/2006/picture">
+                  <pic:nvPicPr>
+                    <pic:cNvPr id="0" name="Picture 1"/>
+                    <pic:cNvPicPr>
+                      <a:picLocks noChangeAspect="1" noChangeArrowheads="1"/>
+                    </pic:cNvPicPr>
+                  </pic:nvPicPr>
+                  <pic:blipFill rotWithShape="1">
+                    <a:blip r:embed="rId8">
+                      <a:extLst>
+                        <a:ext uri="{28A0092B-C50C-407E-A947-70E740481C1C}">
+                          <a14:useLocalDpi xmlns:a14="http://schemas.microsoft.com/office/drawing/2010/main" val="0"/>
+                        </a:ext>
+                      </a:extLst>
+                    </a:blip>
+                    <a:srcRect l="13773" t="12952" r="12928" b="21668"/>
+                    <a:stretch>
+                      <a:fillRect/>
+                    </a:stretch>
+                  </pic:blipFill>
+                  <pic:spPr bwMode="auto">
+                    <a:xfrm>
+                      <a:off x="0" y="0"/>
+                      <a:ext cx="2922527" cy="2606791"/>
+                    </a:xfrm>
+                    <a:prstGeom prst="rect">
+                      <a:avLst/>
+                    </a:prstGeom>
+                    <a:noFill/>
+                    <a:ln>
+                      <a:noFill/>
+                    </a:ln>
+                    <a:extLst>
+                      <a:ext uri="{53640926-AAD7-44D8-BBD7-CCE9431645EC}">
+                        <a14:shadowObscured xmlns:a14="http://schemas.microsoft.com/office/drawing/2010/main"/>
+                      </a:ext>
+                    </a:extLst>
+                  </pic:spPr>
+                </pic:pic>
+              </a:graphicData>
+            </a:graphic>
+          </wp:inline>
+        </w:drawing>
       </w:r>
     </w:p>
     <w:sectPr>
